--- a/server/templates/docxtemplater/PLANTILLA_PUNTO_SECO_DOCXTEMPLATER.docx
+++ b/server/templates/docxtemplater/PLANTILLA_PUNTO_SECO_DOCXTEMPLATER.docx
@@ -28,6 +28,8 @@
         </w:rPr>
         <w:t xml:space="preserve">INFORME TÉCNICO DE ESTUDIO DE </w:t>
       </w:r>
+      <w:commentRangeStart w:id="1"/>
+      <w:commentRangeStart w:id="2"/>
       <w:r>
         <w:rPr>
           <w:rFonts w:ascii="Avenir Next LT Pro" w:eastAsia="Times New Roman" w:hAnsi="Avenir Next LT Pro" w:cs="Calibri"/>
@@ -39,6 +41,7 @@
         </w:rPr>
         <w:t>CARACTERIZACIÓN</w:t>
       </w:r>
+      <w:commentRangeEnd w:id="1"/>
       <w:r>
         <w:rPr>
           <w:rStyle w:val="Refdecomentario"/>
@@ -46,7 +49,9 @@
           <w:szCs w:val="20"/>
           <w:lang w:val="es-MX" w:eastAsia="es-MX"/>
         </w:rPr>
-      </w:r>
+        <w:commentReference w:id="1"/>
+      </w:r>
+      <w:commentRangeEnd w:id="2"/>
       <w:r>
         <w:rPr>
           <w:rStyle w:val="Refdecomentario"/>
@@ -54,6 +59,7 @@
           <w:szCs w:val="20"/>
           <w:lang w:val="es-MX" w:eastAsia="es-MX"/>
         </w:rPr>
+        <w:commentReference w:id="2"/>
       </w:r>
       <w:r>
         <w:rPr>
@@ -73,6 +79,7 @@
           <w:color w:val="303030"/>
           <w:sz w:val="32"/>
           <w:szCs w:val="32"/>
+          <w:highlight w:val="cyan"/>
           <w:lang w:val="es-CO"/>
         </w:rPr>
         <w:t>(</w:t>
@@ -84,9 +91,10 @@
           <w:color w:val="303030"/>
           <w:sz w:val="32"/>
           <w:szCs w:val="32"/>
-          <w:lang w:val="es-CO"/>
-        </w:rPr>
-        <w:t>MATRÍZ</w:t>
+          <w:highlight w:val="cyan"/>
+          <w:lang w:val="es-CO"/>
+        </w:rPr>
+        <w:t>{matriz_tipo}</w:t>
       </w:r>
       <w:r>
         <w:rPr>
@@ -95,6 +103,7 @@
           <w:color w:val="303030"/>
           <w:sz w:val="32"/>
           <w:szCs w:val="32"/>
+          <w:highlight w:val="cyan"/>
           <w:lang w:val="es-CO"/>
         </w:rPr>
         <w:t>)</w:t>
@@ -196,8 +205,9 @@
           <w:color w:val="303030"/>
           <w:sz w:val="56"/>
           <w:szCs w:val="56"/>
-        </w:rPr>
-        <w:t>{cliente_nombre}</w:t>
+          <w:highlight w:val="cyan"/>
+        </w:rPr>
+        <w:t>{nombre_cliente}</w:t>
       </w:r>
     </w:p>
     <w:p>
@@ -318,6 +328,7 @@
           <w:color w:val="303030"/>
           <w:sz w:val="28"/>
           <w:szCs w:val="28"/>
+          <w:highlight w:val="cyan"/>
           <w:lang w:val="es-CO"/>
         </w:rPr>
         <w:t>fisicoquímica</w:t>
@@ -330,10 +341,12 @@
           <w:color w:val="303030"/>
           <w:sz w:val="28"/>
           <w:szCs w:val="28"/>
+          <w:highlight w:val="cyan"/>
           <w:lang w:val="es-CO"/>
         </w:rPr>
         <w:t xml:space="preserve"> y </w:t>
       </w:r>
+      <w:commentRangeStart w:id="3"/>
       <w:r>
         <w:rPr>
           <w:rFonts w:ascii="Avenir Next LT Pro" w:eastAsia="Times New Roman" w:hAnsi="Avenir Next LT Pro" w:cs="Calibri"/>
@@ -342,10 +355,12 @@
           <w:color w:val="303030"/>
           <w:sz w:val="28"/>
           <w:szCs w:val="28"/>
+          <w:highlight w:val="cyan"/>
           <w:lang w:val="es-CO"/>
         </w:rPr>
         <w:t>microbiológica</w:t>
       </w:r>
+      <w:commentRangeEnd w:id="3"/>
       <w:r>
         <w:rPr>
           <w:rStyle w:val="Refdecomentario"/>
@@ -354,6 +369,7 @@
           <w:szCs w:val="28"/>
           <w:lang w:val="es-MX" w:eastAsia="es-MX"/>
         </w:rPr>
+        <w:commentReference w:id="3"/>
       </w:r>
       <w:r>
         <w:rPr>
@@ -399,6 +415,7 @@
           <w:color w:val="303030"/>
           <w:sz w:val="28"/>
           <w:szCs w:val="28"/>
+          <w:highlight w:val="cyan"/>
           <w:lang w:val="es-CO"/>
         </w:rPr>
         <w:t>(</w:t>
@@ -411,9 +428,10 @@
           <w:color w:val="303030"/>
           <w:sz w:val="28"/>
           <w:szCs w:val="28"/>
-          <w:lang w:val="es-CO"/>
-        </w:rPr>
-        <w:t>matriz)</w:t>
+          <w:highlight w:val="cyan"/>
+          <w:lang w:val="es-CO"/>
+        </w:rPr>
+        <w:t>{matriz_parentesis}</w:t>
       </w:r>
       <w:r>
         <w:rPr>
@@ -459,9 +477,10 @@
           <w:color w:val="303030"/>
           <w:sz w:val="28"/>
           <w:szCs w:val="28"/>
-          <w:lang w:val="es-CO"/>
-        </w:rPr>
-        <w:t>XX</w:t>
+          <w:highlight w:val="cyan"/>
+          <w:lang w:val="es-CO"/>
+        </w:rPr>
+        <w:t>{dia}</w:t>
       </w:r>
       <w:r>
         <w:rPr>
@@ -483,9 +502,10 @@
           <w:color w:val="303030"/>
           <w:sz w:val="28"/>
           <w:szCs w:val="28"/>
-          <w:lang w:val="es-CO"/>
-        </w:rPr>
-        <w:t>mes</w:t>
+          <w:highlight w:val="cyan"/>
+          <w:lang w:val="es-CO"/>
+        </w:rPr>
+        <w:t>{mes_realizacion}</w:t>
       </w:r>
       <w:r>
         <w:rPr>
@@ -519,9 +539,10 @@
           <w:color w:val="303030"/>
           <w:sz w:val="28"/>
           <w:szCs w:val="28"/>
-          <w:lang w:val="es-CO"/>
-        </w:rPr>
-        <w:t>X</w:t>
+          <w:highlight w:val="cyan"/>
+          <w:lang w:val="es-CO"/>
+        </w:rPr>
+        <w:t>{ano_parcial}</w:t>
       </w:r>
       <w:r>
         <w:rPr>
@@ -531,9 +552,10 @@
           <w:color w:val="303030"/>
           <w:sz w:val="28"/>
           <w:szCs w:val="28"/>
-          <w:lang w:val="es-CO"/>
-        </w:rPr>
-        <w:t>XXX</w:t>
+          <w:highlight w:val="cyan"/>
+          <w:lang w:val="es-CO"/>
+        </w:rPr>
+        <w:t>{numero_informe}</w:t>
       </w:r>
       <w:r>
         <w:rPr>
@@ -543,6 +565,7 @@
           <w:color w:val="303030"/>
           <w:sz w:val="28"/>
           <w:szCs w:val="28"/>
+          <w:highlight w:val="cyan"/>
           <w:lang w:val="es-CO"/>
         </w:rPr>
         <w:t>.</w:t>
@@ -569,6 +592,7 @@
           <w:color w:val="303030"/>
           <w:sz w:val="22"/>
           <w:szCs w:val="20"/>
+          <w:highlight w:val="yellow"/>
         </w:rPr>
       </w:pPr>
     </w:p>
@@ -581,6 +605,7 @@
           <w:color w:val="303030"/>
           <w:sz w:val="22"/>
           <w:szCs w:val="20"/>
+          <w:highlight w:val="yellow"/>
           <w:lang w:val="es-CO"/>
         </w:rPr>
       </w:pPr>
@@ -594,6 +619,7 @@
           <w:color w:val="303030"/>
           <w:sz w:val="22"/>
           <w:szCs w:val="20"/>
+          <w:highlight w:val="yellow"/>
           <w:lang w:val="es-CO"/>
         </w:rPr>
       </w:pPr>
@@ -607,6 +633,7 @@
           <w:color w:val="303030"/>
           <w:sz w:val="22"/>
           <w:szCs w:val="20"/>
+          <w:highlight w:val="yellow"/>
           <w:lang w:val="es-CO"/>
         </w:rPr>
       </w:pPr>
@@ -620,6 +647,7 @@
           <w:color w:val="303030"/>
           <w:sz w:val="22"/>
           <w:szCs w:val="20"/>
+          <w:highlight w:val="yellow"/>
           <w:lang w:val="es-CO"/>
         </w:rPr>
       </w:pPr>
@@ -633,6 +661,7 @@
           <w:color w:val="303030"/>
           <w:sz w:val="22"/>
           <w:szCs w:val="20"/>
+          <w:highlight w:val="yellow"/>
           <w:lang w:val="es-CO"/>
         </w:rPr>
       </w:pPr>
@@ -646,6 +675,7 @@
           <w:color w:val="303030"/>
           <w:sz w:val="22"/>
           <w:szCs w:val="20"/>
+          <w:highlight w:val="yellow"/>
           <w:lang w:val="es-CO"/>
         </w:rPr>
       </w:pPr>
@@ -724,6 +754,7 @@
           <w:color w:val="303030"/>
           <w:sz w:val="22"/>
           <w:szCs w:val="20"/>
+          <w:highlight w:val="cyan"/>
           <w:lang w:val="es-CO"/>
         </w:rPr>
       </w:pPr>
@@ -734,6 +765,7 @@
           <w:color w:val="303030"/>
           <w:sz w:val="22"/>
           <w:szCs w:val="20"/>
+          <w:highlight w:val="cyan"/>
           <w:lang w:val="es-CO"/>
         </w:rPr>
         <w:t>CIUDAD</w:t>
@@ -745,10 +777,12 @@
           <w:color w:val="303030"/>
           <w:sz w:val="22"/>
           <w:szCs w:val="20"/>
+          <w:highlight w:val="cyan"/>
           <w:lang w:val="es-CO"/>
         </w:rPr>
         <w:t xml:space="preserve">, </w:t>
       </w:r>
+      <w:commentRangeStart w:id="4"/>
       <w:r>
         <w:rPr>
           <w:rFonts w:ascii="Avenir Next LT Pro" w:eastAsia="Times New Roman" w:hAnsi="Avenir Next LT Pro" w:cs="Calibri"/>
@@ -756,17 +790,21 @@
           <w:color w:val="303030"/>
           <w:sz w:val="22"/>
           <w:szCs w:val="20"/>
+          <w:highlight w:val="cyan"/>
           <w:lang w:val="es-CO"/>
         </w:rPr>
         <w:t>DEPARTAMENTO</w:t>
       </w:r>
+      <w:commentRangeEnd w:id="4"/>
       <w:r>
         <w:rPr>
           <w:rStyle w:val="Refdecomentario"/>
           <w:rFonts w:ascii="Tahoma" w:eastAsia="Times New Roman" w:hAnsi="Tahoma"/>
           <w:szCs w:val="20"/>
+          <w:highlight w:val="cyan"/>
           <w:lang w:val="es-MX" w:eastAsia="es-MX"/>
         </w:rPr>
+        <w:commentReference w:id="4"/>
       </w:r>
     </w:p>
     <w:p>
@@ -778,6 +816,7 @@
           <w:b/>
           <w:color w:val="303030"/>
           <w:sz w:val="22"/>
+          <w:highlight w:val="yellow"/>
           <w:lang w:val="es-CO"/>
         </w:rPr>
       </w:pPr>
@@ -787,6 +826,7 @@
           <w:b/>
           <w:color w:val="303030"/>
           <w:sz w:val="22"/>
+          <w:highlight w:val="yellow"/>
           <w:lang w:val="es-CO"/>
         </w:rPr>
         <w:br w:type="page"/>
@@ -815,8 +855,11 @@
           <w:szCs w:val="32"/>
           <w:lang w:val="es-CO"/>
         </w:rPr>
+        <w:lastRenderedPageBreak/>
         <w:t xml:space="preserve">TABLA DE </w:t>
       </w:r>
+      <w:commentRangeStart w:id="5"/>
+      <w:commentRangeStart w:id="6"/>
       <w:r>
         <w:rPr>
           <w:rFonts w:ascii="Avenir Next LT Pro" w:hAnsi="Avenir Next LT Pro" w:cs="Calibri"/>
@@ -828,6 +871,7 @@
         </w:rPr>
         <w:t>CONTENIDO</w:t>
       </w:r>
+      <w:commentRangeEnd w:id="5"/>
       <w:r>
         <w:rPr>
           <w:rStyle w:val="Refdecomentario"/>
@@ -835,7 +879,9 @@
           <w:szCs w:val="20"/>
           <w:lang w:val="es-MX" w:eastAsia="es-MX"/>
         </w:rPr>
-      </w:r>
+        <w:commentReference w:id="5"/>
+      </w:r>
+      <w:commentRangeEnd w:id="6"/>
       <w:r>
         <w:rPr>
           <w:rStyle w:val="Refdecomentario"/>
@@ -843,6 +889,7 @@
           <w:szCs w:val="20"/>
           <w:lang w:val="es-MX" w:eastAsia="es-MX"/>
         </w:rPr>
+        <w:commentReference w:id="6"/>
       </w:r>
       <w:r>
         <w:rPr>
@@ -883,6 +930,7 @@
           <w:noProof/>
           <w:color w:val="303030"/>
           <w:szCs w:val="22"/>
+          <w:highlight w:val="yellow"/>
           <w:lang w:eastAsia="es-MX"/>
         </w:rPr>
         <w:fldChar w:fldCharType="begin"/>
@@ -893,6 +941,7 @@
           <w:noProof/>
           <w:color w:val="303030"/>
           <w:szCs w:val="22"/>
+          <w:highlight w:val="yellow"/>
           <w:lang w:eastAsia="es-MX"/>
         </w:rPr>
         <w:instrText xml:space="preserve"> TOC \o "1-3" \h \z \u </w:instrText>
@@ -903,6 +952,7 @@
           <w:noProof/>
           <w:color w:val="303030"/>
           <w:szCs w:val="22"/>
+          <w:highlight w:val="yellow"/>
           <w:lang w:eastAsia="es-MX"/>
         </w:rPr>
         <w:fldChar w:fldCharType="separate"/>
@@ -1584,7 +1634,7 @@
             <w:sz w:val="22"/>
             <w:szCs w:val="22"/>
           </w:rPr>
-          <w:t>{empresa_responsable_estudio}</w:t>
+          <w:t>Empresa responsable del estudio</w:t>
         </w:r>
         <w:r>
           <w:rPr>
@@ -2682,6 +2732,7 @@
           <w:caps w:val="0"/>
           <w:color w:val="303030"/>
           <w:szCs w:val="22"/>
+          <w:highlight w:val="yellow"/>
         </w:rPr>
       </w:pPr>
       <w:r>
@@ -2690,6 +2741,7 @@
           <w:noProof/>
           <w:color w:val="303030"/>
           <w:szCs w:val="22"/>
+          <w:highlight w:val="yellow"/>
           <w:lang w:eastAsia="es-MX"/>
         </w:rPr>
         <w:fldChar w:fldCharType="end"/>
@@ -2699,6 +2751,7 @@
           <w:rFonts w:eastAsia="Arial Unicode MS"/>
           <w:color w:val="303030"/>
           <w:szCs w:val="22"/>
+          <w:highlight w:val="yellow"/>
         </w:rPr>
         <w:br w:type="page"/>
       </w:r>
@@ -2724,8 +2777,10 @@
           <w:sz w:val="32"/>
           <w:szCs w:val="32"/>
         </w:rPr>
+        <w:lastRenderedPageBreak/>
         <w:t xml:space="preserve">ÍNDICE DE </w:t>
       </w:r>
+      <w:commentRangeStart w:id="7"/>
       <w:r>
         <w:rPr>
           <w:color w:val="303030"/>
@@ -2734,6 +2789,7 @@
         </w:rPr>
         <w:t>TABLAS</w:t>
       </w:r>
+      <w:commentRangeEnd w:id="7"/>
       <w:r>
         <w:rPr>
           <w:rStyle w:val="Refdecomentario"/>
@@ -2743,6 +2799,7 @@
           <w:caps w:val="0"/>
           <w:lang w:val="es-MX" w:eastAsia="es-MX"/>
         </w:rPr>
+        <w:commentReference w:id="7"/>
       </w:r>
       <w:r>
         <w:rPr>
@@ -2776,6 +2833,7 @@
           <w:noProof/>
           <w:color w:val="303030"/>
           <w:szCs w:val="20"/>
+          <w:highlight w:val="yellow"/>
           <w:lang w:val="es-CO"/>
         </w:rPr>
         <w:fldChar w:fldCharType="begin"/>
@@ -2787,6 +2845,7 @@
           <w:noProof/>
           <w:color w:val="303030"/>
           <w:szCs w:val="20"/>
+          <w:highlight w:val="yellow"/>
           <w:lang w:val="es-CO"/>
         </w:rPr>
         <w:instrText xml:space="preserve"> TOC \h \z \c "Tabla" </w:instrText>
@@ -2798,6 +2857,7 @@
           <w:noProof/>
           <w:color w:val="303030"/>
           <w:szCs w:val="20"/>
+          <w:highlight w:val="yellow"/>
           <w:lang w:val="es-CO"/>
         </w:rPr>
         <w:fldChar w:fldCharType="separate"/>
@@ -3484,6 +3544,7 @@
           <w:noProof/>
           <w:color w:val="303030"/>
           <w:szCs w:val="20"/>
+          <w:highlight w:val="yellow"/>
           <w:lang w:val="es-CO"/>
         </w:rPr>
       </w:pPr>
@@ -3494,6 +3555,7 @@
           <w:noProof/>
           <w:color w:val="303030"/>
           <w:szCs w:val="20"/>
+          <w:highlight w:val="yellow"/>
           <w:lang w:val="es-CO"/>
         </w:rPr>
         <w:fldChar w:fldCharType="end"/>
@@ -3505,6 +3567,7 @@
           <w:noProof/>
           <w:color w:val="303030"/>
           <w:szCs w:val="20"/>
+          <w:highlight w:val="yellow"/>
           <w:lang w:val="es-CO"/>
         </w:rPr>
         <w:br w:type="page"/>
@@ -3535,8 +3598,10 @@
           <w:szCs w:val="32"/>
           <w:lang w:val="es-CO"/>
         </w:rPr>
+        <w:lastRenderedPageBreak/>
         <w:t xml:space="preserve">ÍNDICE DE </w:t>
       </w:r>
+      <w:commentRangeStart w:id="8"/>
       <w:r>
         <w:rPr>
           <w:rFonts w:cs="Calibri"/>
@@ -3548,12 +3613,14 @@
         </w:rPr>
         <w:t>FOTOGRAFÍAS</w:t>
       </w:r>
+      <w:commentRangeEnd w:id="8"/>
       <w:r>
         <w:rPr>
           <w:rStyle w:val="Refdecomentario"/>
           <w:rFonts w:ascii="Tahoma" w:hAnsi="Tahoma"/>
           <w:szCs w:val="20"/>
         </w:rPr>
+        <w:commentReference w:id="8"/>
       </w:r>
       <w:r>
         <w:rPr>
@@ -3590,6 +3657,7 @@
           <w:noProof/>
           <w:color w:val="303030"/>
           <w:szCs w:val="20"/>
+          <w:highlight w:val="yellow"/>
           <w:lang w:val="es-CO"/>
         </w:rPr>
         <w:fldChar w:fldCharType="begin"/>
@@ -3601,6 +3669,7 @@
           <w:noProof/>
           <w:color w:val="303030"/>
           <w:szCs w:val="20"/>
+          <w:highlight w:val="yellow"/>
           <w:lang w:val="es-CO"/>
         </w:rPr>
         <w:instrText xml:space="preserve"> TOC \h \z \c "Fotografía" </w:instrText>
@@ -3612,6 +3681,7 @@
           <w:noProof/>
           <w:color w:val="303030"/>
           <w:szCs w:val="20"/>
+          <w:highlight w:val="yellow"/>
           <w:lang w:val="es-CO"/>
         </w:rPr>
         <w:fldChar w:fldCharType="separate"/>
@@ -3779,6 +3849,7 @@
           <w:color w:val="303030"/>
           <w:sz w:val="20"/>
           <w:szCs w:val="20"/>
+          <w:highlight w:val="yellow"/>
           <w:lang w:val="es-CO" w:eastAsia="es-MX"/>
         </w:rPr>
       </w:pPr>
@@ -3790,6 +3861,7 @@
           <w:color w:val="303030"/>
           <w:sz w:val="20"/>
           <w:szCs w:val="20"/>
+          <w:highlight w:val="yellow"/>
           <w:lang w:val="es-CO" w:eastAsia="es-MX"/>
         </w:rPr>
         <w:fldChar w:fldCharType="end"/>
@@ -3802,6 +3874,7 @@
           <w:color w:val="303030"/>
           <w:sz w:val="20"/>
           <w:szCs w:val="20"/>
+          <w:highlight w:val="yellow"/>
           <w:lang w:val="es-CO" w:eastAsia="es-MX"/>
         </w:rPr>
         <w:br w:type="page"/>
@@ -3827,6 +3900,7 @@
           <w:szCs w:val="32"/>
           <w:lang w:val="es-CO"/>
         </w:rPr>
+        <w:lastRenderedPageBreak/>
         <w:t>Í</w:t>
       </w:r>
       <w:r>
@@ -3840,6 +3914,7 @@
         </w:rPr>
         <w:t xml:space="preserve">NDICE DE </w:t>
       </w:r>
+      <w:commentRangeStart w:id="9"/>
       <w:r>
         <w:rPr>
           <w:rFonts w:ascii="Avenir Next LT Pro" w:hAnsi="Avenir Next LT Pro" w:cs="Calibri"/>
@@ -3851,6 +3926,7 @@
         </w:rPr>
         <w:t>FIGURAS</w:t>
       </w:r>
+      <w:commentRangeEnd w:id="9"/>
       <w:r>
         <w:rPr>
           <w:rStyle w:val="Refdecomentario"/>
@@ -3858,6 +3934,7 @@
           <w:szCs w:val="20"/>
           <w:lang w:val="es-MX" w:eastAsia="es-MX"/>
         </w:rPr>
+        <w:commentReference w:id="9"/>
       </w:r>
     </w:p>
     <w:p>
@@ -3883,6 +3960,7 @@
           <w:rFonts w:cs="Calibri"/>
           <w:color w:val="303030"/>
           <w:szCs w:val="20"/>
+          <w:highlight w:val="yellow"/>
           <w:lang w:val="es-CO"/>
         </w:rPr>
         <w:fldChar w:fldCharType="begin"/>
@@ -3892,6 +3970,7 @@
           <w:rFonts w:cs="Calibri"/>
           <w:color w:val="303030"/>
           <w:szCs w:val="20"/>
+          <w:highlight w:val="yellow"/>
           <w:lang w:val="es-CO"/>
         </w:rPr>
         <w:instrText xml:space="preserve"> TOC \h \z \c "Figura" </w:instrText>
@@ -3901,6 +3980,7 @@
           <w:rFonts w:cs="Calibri"/>
           <w:color w:val="303030"/>
           <w:szCs w:val="20"/>
+          <w:highlight w:val="yellow"/>
           <w:lang w:val="es-CO"/>
         </w:rPr>
         <w:fldChar w:fldCharType="separate"/>
@@ -3922,6 +4002,7 @@
             <w:rFonts w:cs="Calibri"/>
             <w:noProof/>
             <w:color w:val="303030"/>
+            <w:highlight w:val="cyan"/>
             <w:lang w:val="es-CO"/>
           </w:rPr>
           <w:t>del punto</w:t>
@@ -4002,6 +4083,7 @@
           <w:color w:val="303030"/>
           <w:sz w:val="20"/>
           <w:szCs w:val="20"/>
+          <w:highlight w:val="yellow"/>
           <w:lang w:val="es-CO"/>
         </w:rPr>
       </w:pPr>
@@ -4011,6 +4093,7 @@
           <w:color w:val="303030"/>
           <w:sz w:val="20"/>
           <w:szCs w:val="20"/>
+          <w:highlight w:val="yellow"/>
           <w:lang w:val="es-CO"/>
         </w:rPr>
         <w:fldChar w:fldCharType="end"/>
@@ -4021,6 +4104,7 @@
           <w:color w:val="303030"/>
           <w:sz w:val="20"/>
           <w:szCs w:val="20"/>
+          <w:highlight w:val="yellow"/>
           <w:lang w:val="es-CO"/>
         </w:rPr>
         <w:br w:type="page"/>
@@ -4033,6 +4117,7 @@
       <w:bookmarkStart w:id="10" w:name="_Toc479192739"/>
       <w:bookmarkStart w:id="11" w:name="_Toc214355436"/>
       <w:r>
+        <w:lastRenderedPageBreak/>
         <w:t>OBJETIVOS</w:t>
       </w:r>
       <w:bookmarkEnd w:id="10"/>
@@ -4101,25 +4186,31 @@
           <w:color w:val="303030"/>
           <w:sz w:val="22"/>
           <w:szCs w:val="22"/>
+          <w:highlight w:val="yellow"/>
         </w:rPr>
         <w:t>de los punto</w:t>
       </w:r>
+      <w:commentRangeStart w:id="29"/>
       <w:r>
         <w:rPr>
           <w:rFonts w:ascii="Avenir Next LT Pro" w:hAnsi="Avenir Next LT Pro" w:cs="Calibri"/>
           <w:color w:val="303030"/>
           <w:sz w:val="22"/>
           <w:szCs w:val="22"/>
+          <w:highlight w:val="yellow"/>
         </w:rPr>
         <w:t>s</w:t>
       </w:r>
+      <w:commentRangeEnd w:id="29"/>
       <w:r>
         <w:rPr>
           <w:rStyle w:val="Refdecomentario"/>
           <w:rFonts w:ascii="Tahoma" w:eastAsia="Times New Roman" w:hAnsi="Tahoma"/>
           <w:szCs w:val="20"/>
+          <w:highlight w:val="yellow"/>
           <w:lang w:val="es-MX" w:eastAsia="es-MX"/>
         </w:rPr>
+        <w:commentReference w:id="29"/>
       </w:r>
       <w:r>
         <w:rPr>
@@ -4136,6 +4227,7 @@
           <w:color w:val="303030"/>
           <w:sz w:val="22"/>
           <w:szCs w:val="22"/>
+          <w:highlight w:val="yellow"/>
         </w:rPr>
         <w:t>establecidos</w:t>
       </w:r>
@@ -4174,8 +4266,9 @@
           <w:color w:val="303030"/>
           <w:sz w:val="22"/>
           <w:szCs w:val="22"/>
-        </w:rPr>
-        <w:t>{cliente_nombre}</w:t>
+          <w:highlight w:val="cyan"/>
+        </w:rPr>
+        <w:t>{nombre_cliente}</w:t>
       </w:r>
       <w:r>
         <w:rPr>
@@ -4306,6 +4399,7 @@
           <w:color w:val="303030"/>
           <w:sz w:val="22"/>
           <w:szCs w:val="22"/>
+          <w:highlight w:val="cyan"/>
         </w:rPr>
       </w:pPr>
     </w:p>
@@ -4318,6 +4412,7 @@
           <w:color w:val="303030"/>
           <w:sz w:val="22"/>
           <w:szCs w:val="22"/>
+          <w:highlight w:val="yellow"/>
           <w:lang w:val="es-CO"/>
         </w:rPr>
       </w:pPr>
@@ -4346,6 +4441,7 @@
           <w:color w:val="303030"/>
           <w:sz w:val="48"/>
           <w:szCs w:val="20"/>
+          <w:highlight w:val="yellow"/>
           <w:lang w:val="es-CO" w:eastAsia="es-MX"/>
         </w:rPr>
       </w:pPr>
@@ -4356,6 +4452,7 @@
           <w:bCs/>
           <w:color w:val="303030"/>
           <w:sz w:val="48"/>
+          <w:highlight w:val="yellow"/>
           <w:lang w:val="es-CO" w:eastAsia="es-MX"/>
         </w:rPr>
         <w:br w:type="page"/>
@@ -4373,6 +4470,7 @@
       <w:bookmarkEnd w:id="34"/>
       <w:bookmarkEnd w:id="35"/>
       <w:r>
+        <w:lastRenderedPageBreak/>
         <w:t xml:space="preserve">CONDICIONES </w:t>
       </w:r>
       <w:r>
@@ -4390,10 +4488,12 @@
       <w:r>
         <w:t xml:space="preserve">Información de la </w:t>
       </w:r>
+      <w:commentRangeStart w:id="40"/>
       <w:r>
         <w:t>empresa</w:t>
       </w:r>
       <w:bookmarkEnd w:id="38"/>
+      <w:commentRangeEnd w:id="40"/>
       <w:r>
         <w:rPr>
           <w:rStyle w:val="Refdecomentario"/>
@@ -4404,6 +4504,7 @@
           <w:szCs w:val="20"/>
           <w:lang w:val="es-MX" w:eastAsia="es-MX"/>
         </w:rPr>
+        <w:commentReference w:id="40"/>
       </w:r>
       <w:bookmarkEnd w:id="39"/>
     </w:p>
@@ -4450,6 +4551,7 @@
             <w:bookmarkStart w:id="46" w:name="_Toc332481874"/>
             <w:bookmarkStart w:id="47" w:name="_Toc332481958"/>
             <w:bookmarkStart w:id="48" w:name="_Toc479192744"/>
+            <w:commentRangeStart w:id="49"/>
             <w:r>
               <w:rPr>
                 <w:rFonts w:ascii="Avenir Next LT Pro" w:hAnsi="Avenir Next LT Pro" w:cs="Calibri"/>
@@ -4461,6 +4563,7 @@
               </w:rPr>
               <w:t>Razón</w:t>
             </w:r>
+            <w:commentRangeEnd w:id="49"/>
             <w:r>
               <w:rPr>
                 <w:rStyle w:val="Refdecomentario"/>
@@ -4469,6 +4572,7 @@
                 <w:szCs w:val="22"/>
                 <w:lang w:val="es-MX" w:eastAsia="es-MX"/>
               </w:rPr>
+              <w:commentReference w:id="49"/>
             </w:r>
             <w:r>
               <w:rPr>
@@ -4505,7 +4609,7 @@
                 <w:sz w:val="22"/>
                 <w:szCs w:val="22"/>
               </w:rPr>
-              <w:t>Razón social completa</w:t>
+              <w:t>Razón social completa{razon_social}</w:t>
             </w:r>
           </w:p>
         </w:tc>
@@ -4564,62 +4668,8 @@
               </w:rPr>
               <w:t>Relacionado en la OIT</w:t>
             </w:r>
-          </w:p>
-        </w:tc>
-      </w:tr>
-      <w:tr>
-        <w:tc>
-          <w:tcPr>
-            <w:tcW w:w="3256" w:type="dxa"/>
-          </w:tcPr>
-          <w:p>
-            <w:pPr>
-              <w:spacing w:line="360" w:lineRule="auto"/>
-              <w:rPr>
-                <w:rFonts w:ascii="Avenir Next LT Pro" w:hAnsi="Avenir Next LT Pro" w:cs="Calibri"/>
-                <w:b/>
-                <w:color w:val="303030"/>
-                <w:sz w:val="22"/>
-                <w:szCs w:val="22"/>
-                <w:lang w:val="es-CO"/>
-              </w:rPr>
-            </w:pPr>
             <w:r>
-              <w:rPr>
-                <w:rFonts w:ascii="Avenir Next LT Pro" w:hAnsi="Avenir Next LT Pro" w:cs="Calibri"/>
-                <w:b/>
-                <w:color w:val="303030"/>
-                <w:sz w:val="22"/>
-                <w:szCs w:val="22"/>
-                <w:lang w:val="es-CO"/>
-              </w:rPr>
-              <w:t>Nombre del cliente</w:t>
-            </w:r>
-          </w:p>
-        </w:tc>
-        <w:tc>
-          <w:tcPr>
-            <w:tcW w:w="5572" w:type="dxa"/>
-          </w:tcPr>
-          <w:p>
-            <w:pPr>
-              <w:spacing w:line="360" w:lineRule="auto"/>
-              <w:rPr>
-                <w:rFonts w:ascii="Avenir Next LT Pro" w:hAnsi="Avenir Next LT Pro" w:cs="Calibri"/>
-                <w:b/>
-                <w:color w:val="303030"/>
-                <w:sz w:val="22"/>
-                <w:szCs w:val="22"/>
-                <w:lang w:val="es-CO"/>
-              </w:rPr>
-            </w:pPr>
-            <w:r>
-              <w:rPr>
-                <w:rFonts w:ascii="Avenir Next LT Pro" w:hAnsi="Avenir Next LT Pro"/>
-                <w:sz w:val="22"/>
-                <w:szCs w:val="22"/>
-              </w:rPr>
-              <w:t>{cliente_representante_nombre}</w:t>
+              <w:t>{correo_contacto}</w:t>
             </w:r>
           </w:p>
         </w:tc>
@@ -4650,7 +4700,7 @@
                 <w:szCs w:val="22"/>
                 <w:lang w:val="es-CO"/>
               </w:rPr>
-              <w:t xml:space="preserve">Teléfono: </w:t>
+              <w:t>Nombre del cliente</w:t>
             </w:r>
           </w:p>
         </w:tc>
@@ -4676,7 +4726,7 @@
                 <w:sz w:val="22"/>
                 <w:szCs w:val="22"/>
               </w:rPr>
-              <w:t>{cliente_representante_telefono}</w:t>
+              <w:t>Nombre del representante del cliente{nombre_representante_cliente}</w:t>
             </w:r>
           </w:p>
         </w:tc>
@@ -4707,7 +4757,7 @@
                 <w:szCs w:val="22"/>
                 <w:lang w:val="es-CO"/>
               </w:rPr>
-              <w:t>Dirección:</w:t>
+              <w:t xml:space="preserve">Teléfono: </w:t>
             </w:r>
           </w:p>
         </w:tc>
@@ -4733,7 +4783,7 @@
                 <w:sz w:val="22"/>
                 <w:szCs w:val="22"/>
               </w:rPr>
-              <w:t>{cliente_direccion}</w:t>
+              <w:t>Teléfono del representante del cliente{telefono_representante}</w:t>
             </w:r>
           </w:p>
         </w:tc>
@@ -4764,7 +4814,7 @@
                 <w:szCs w:val="22"/>
                 <w:lang w:val="es-CO"/>
               </w:rPr>
-              <w:t>Departamento:</w:t>
+              <w:t>Dirección:</w:t>
             </w:r>
           </w:p>
         </w:tc>
@@ -4790,7 +4840,7 @@
                 <w:sz w:val="22"/>
                 <w:szCs w:val="22"/>
               </w:rPr>
-              <w:t>{monitoreo_departamento}</w:t>
+              <w:t>Dirección donde se ubica la sede del cliente u oficinas principales{direccion_completa}</w:t>
             </w:r>
           </w:p>
         </w:tc>
@@ -4821,28 +4871,7 @@
                 <w:szCs w:val="22"/>
                 <w:lang w:val="es-CO"/>
               </w:rPr>
-              <w:t>Ciudad o m</w:t>
-            </w:r>
-            <w:r>
-              <w:rPr>
-                <w:rFonts w:ascii="Avenir Next LT Pro" w:hAnsi="Avenir Next LT Pro" w:cs="Calibri"/>
-                <w:b/>
-                <w:color w:val="303030"/>
-                <w:sz w:val="22"/>
-                <w:szCs w:val="22"/>
-                <w:lang w:val="es-CO"/>
-              </w:rPr>
-              <w:t xml:space="preserve">unicipio: </w:t>
-            </w:r>
-            <w:r>
-              <w:rPr>
-                <w:rFonts w:ascii="Avenir Next LT Pro" w:hAnsi="Avenir Next LT Pro" w:cs="Calibri"/>
-                <w:color w:val="303030"/>
-                <w:sz w:val="22"/>
-                <w:szCs w:val="22"/>
-                <w:lang w:val="es-CO"/>
-              </w:rPr>
-              <w:tab/>
+              <w:t>Departamento:</w:t>
             </w:r>
           </w:p>
         </w:tc>
@@ -4868,7 +4897,7 @@
                 <w:sz w:val="22"/>
                 <w:szCs w:val="22"/>
               </w:rPr>
-              <w:t>{monitoreo_ciudad}</w:t>
+              <w:t>Departamento donde se ejecutó el monitoreo{departamento_monitoreo}</w:t>
             </w:r>
           </w:p>
         </w:tc>
@@ -4899,6 +4928,84 @@
                 <w:szCs w:val="22"/>
                 <w:lang w:val="es-CO"/>
               </w:rPr>
+              <w:t>Ciudad o m</w:t>
+            </w:r>
+            <w:r>
+              <w:rPr>
+                <w:rFonts w:ascii="Avenir Next LT Pro" w:hAnsi="Avenir Next LT Pro" w:cs="Calibri"/>
+                <w:b/>
+                <w:color w:val="303030"/>
+                <w:sz w:val="22"/>
+                <w:szCs w:val="22"/>
+                <w:lang w:val="es-CO"/>
+              </w:rPr>
+              <w:t xml:space="preserve">unicipio: </w:t>
+            </w:r>
+            <w:r>
+              <w:rPr>
+                <w:rFonts w:ascii="Avenir Next LT Pro" w:hAnsi="Avenir Next LT Pro" w:cs="Calibri"/>
+                <w:color w:val="303030"/>
+                <w:sz w:val="22"/>
+                <w:szCs w:val="22"/>
+                <w:lang w:val="es-CO"/>
+              </w:rPr>
+              <w:tab/>
+            </w:r>
+          </w:p>
+        </w:tc>
+        <w:tc>
+          <w:tcPr>
+            <w:tcW w:w="5572" w:type="dxa"/>
+          </w:tcPr>
+          <w:p>
+            <w:pPr>
+              <w:spacing w:line="360" w:lineRule="auto"/>
+              <w:rPr>
+                <w:rFonts w:ascii="Avenir Next LT Pro" w:hAnsi="Avenir Next LT Pro" w:cs="Calibri"/>
+                <w:b/>
+                <w:color w:val="303030"/>
+                <w:sz w:val="22"/>
+                <w:szCs w:val="22"/>
+                <w:lang w:val="es-CO"/>
+              </w:rPr>
+            </w:pPr>
+            <w:r>
+              <w:rPr>
+                <w:rFonts w:ascii="Avenir Next LT Pro" w:hAnsi="Avenir Next LT Pro"/>
+                <w:sz w:val="22"/>
+                <w:szCs w:val="22"/>
+              </w:rPr>
+              <w:t>Municipio/ciudad donde se ejecutó el monitoreo{municipio_monitoreo}</w:t>
+            </w:r>
+          </w:p>
+        </w:tc>
+      </w:tr>
+      <w:tr>
+        <w:tc>
+          <w:tcPr>
+            <w:tcW w:w="3256" w:type="dxa"/>
+          </w:tcPr>
+          <w:p>
+            <w:pPr>
+              <w:spacing w:line="360" w:lineRule="auto"/>
+              <w:rPr>
+                <w:rFonts w:ascii="Avenir Next LT Pro" w:hAnsi="Avenir Next LT Pro" w:cs="Calibri"/>
+                <w:b/>
+                <w:color w:val="303030"/>
+                <w:sz w:val="22"/>
+                <w:szCs w:val="22"/>
+                <w:lang w:val="es-CO"/>
+              </w:rPr>
+            </w:pPr>
+            <w:r>
+              <w:rPr>
+                <w:rFonts w:ascii="Avenir Next LT Pro" w:hAnsi="Avenir Next LT Pro" w:cs="Calibri"/>
+                <w:b/>
+                <w:color w:val="303030"/>
+                <w:sz w:val="22"/>
+                <w:szCs w:val="22"/>
+                <w:lang w:val="es-CO"/>
+              </w:rPr>
               <w:t>Actividad económica:</w:t>
             </w:r>
           </w:p>
@@ -4925,7 +5032,10 @@
                 <w:sz w:val="22"/>
                 <w:szCs w:val="22"/>
               </w:rPr>
-              <w:t xml:space="preserve">{cliente_web} </w:t>
+              <w:t xml:space="preserve">Se obtiene del RUES o la página web del cliente </w:t>
+            </w:r>
+            <w:r>
+              <w:t>{actividad_economica}</w:t>
             </w:r>
           </w:p>
         </w:tc>
@@ -5281,11 +5391,6 @@
           <w:lang w:val="es-CO"/>
         </w:rPr>
         <w:t xml:space="preserve"> </w:t>
-      </w:r>
-    </w:p>
-    <w:p>
-      <w:r>
-        <w:t xml:space="preserve">{#tiene_laboratorios_parametros}</w:t>
       </w:r>
     </w:p>
     <w:tbl>
@@ -5321,6 +5426,7 @@
           <w:tcPr>
             <w:tcW w:w="1518" w:type="pct"/>
             <w:vMerge w:val="restart"/>
+            <w:shd w:val="clear" w:color="auto" w:fill="004CAB"/>
             <w:noWrap/>
             <w:vAlign w:val="center"/>
             <w:hideMark/>
@@ -5356,6 +5462,7 @@
           <w:tcPr>
             <w:tcW w:w="1771" w:type="pct"/>
             <w:vMerge w:val="restart"/>
+            <w:shd w:val="clear" w:color="auto" w:fill="004CAB"/>
             <w:vAlign w:val="center"/>
             <w:hideMark/>
           </w:tcPr>
@@ -5390,6 +5497,7 @@
           <w:tcPr>
             <w:tcW w:w="1711" w:type="pct"/>
             <w:vMerge w:val="restart"/>
+            <w:shd w:val="clear" w:color="auto" w:fill="004CAB"/>
             <w:vAlign w:val="center"/>
             <w:hideMark/>
           </w:tcPr>
@@ -5431,6 +5539,7 @@
           <w:tcPr>
             <w:tcW w:w="1518" w:type="pct"/>
             <w:vMerge/>
+            <w:shd w:val="clear" w:color="auto" w:fill="004CAB"/>
             <w:vAlign w:val="center"/>
             <w:hideMark/>
           </w:tcPr>
@@ -5453,6 +5562,7 @@
           <w:tcPr>
             <w:tcW w:w="1771" w:type="pct"/>
             <w:vMerge/>
+            <w:shd w:val="clear" w:color="auto" w:fill="004CAB"/>
             <w:vAlign w:val="center"/>
             <w:hideMark/>
           </w:tcPr>
@@ -5475,6 +5585,7 @@
           <w:tcPr>
             <w:tcW w:w="1711" w:type="pct"/>
             <w:vMerge/>
+            <w:shd w:val="clear" w:color="auto" w:fill="004CAB"/>
             <w:vAlign w:val="center"/>
             <w:hideMark/>
           </w:tcPr>
@@ -5502,6 +5613,7 @@
         <w:tc>
           <w:tcPr>
             <w:tcW w:w="1518" w:type="pct"/>
+            <w:shd w:val="clear" w:color="auto" w:fill="auto"/>
             <w:noWrap/>
             <w:vAlign w:val="center"/>
             <w:hideMark/>
@@ -5518,14 +5630,21 @@
               </w:rPr>
             </w:pPr>
             <w:r>
-              <w:t xml:space="preserve">{#laboratorios_parametros}
-{laboratorio_nombre}</w:t>
+              <w:rPr>
+                <w:rFonts w:ascii="Avenir Next LT Pro" w:hAnsi="Avenir Next LT Pro" w:cs="Calibri"/>
+                <w:color w:val="303030"/>
+                <w:sz w:val="20"/>
+                <w:szCs w:val="20"/>
+                <w:lang w:val="es-CO" w:eastAsia="es-CO"/>
+              </w:rPr>
+              <w:t>Nombre Laboratorio</w:t>
             </w:r>
           </w:p>
         </w:tc>
         <w:tc>
           <w:tcPr>
             <w:tcW w:w="1771" w:type="pct"/>
+            <w:shd w:val="clear" w:color="auto" w:fill="auto"/>
             <w:noWrap/>
             <w:vAlign w:val="center"/>
           </w:tcPr>
@@ -5541,13 +5660,21 @@
               </w:rPr>
             </w:pPr>
             <w:r>
-              <w:t xml:space="preserve">{parametro_nombre}</w:t>
+              <w:rPr>
+                <w:rFonts w:ascii="Avenir Next LT Pro" w:hAnsi="Avenir Next LT Pro" w:cs="Calibri"/>
+                <w:color w:val="303030"/>
+                <w:sz w:val="20"/>
+                <w:szCs w:val="20"/>
+                <w:lang w:val="es-CO" w:eastAsia="es-CO"/>
+              </w:rPr>
+              <w:t xml:space="preserve">Nombre parámetro </w:t>
             </w:r>
           </w:p>
         </w:tc>
         <w:tc>
           <w:tcPr>
             <w:tcW w:w="1711" w:type="pct"/>
+            <w:shd w:val="clear" w:color="auto" w:fill="auto"/>
             <w:noWrap/>
             <w:vAlign w:val="center"/>
             <w:hideMark/>
@@ -5564,19 +5691,48 @@
               </w:rPr>
             </w:pPr>
             <w:r>
-              <w:t xml:space="preserve">{resolucion_numero_fecha}
-{/laboratorios_parametros}</w:t>
+              <w:rPr>
+                <w:rFonts w:ascii="Avenir Next LT Pro" w:hAnsi="Avenir Next LT Pro" w:cstheme="majorHAnsi"/>
+                <w:color w:val="303030"/>
+                <w:sz w:val="20"/>
+                <w:szCs w:val="20"/>
+              </w:rPr>
+              <w:t xml:space="preserve">Número y </w:t>
+            </w:r>
+            <w:commentRangeStart w:id="56"/>
+            <w:r>
+              <w:rPr>
+                <w:rFonts w:ascii="Avenir Next LT Pro" w:hAnsi="Avenir Next LT Pro" w:cstheme="majorHAnsi"/>
+                <w:color w:val="303030"/>
+                <w:sz w:val="20"/>
+                <w:szCs w:val="20"/>
+              </w:rPr>
+              <w:t>fecha</w:t>
+            </w:r>
+            <w:commentRangeEnd w:id="56"/>
+            <w:r>
+              <w:rPr>
+                <w:rStyle w:val="Refdecomentario"/>
+                <w:rFonts w:ascii="Tahoma" w:eastAsia="Times New Roman" w:hAnsi="Tahoma"/>
+                <w:szCs w:val="20"/>
+                <w:lang w:val="es-MX" w:eastAsia="es-MX"/>
+              </w:rPr>
+              <w:commentReference w:id="56"/>
+            </w:r>
+            <w:r>
+              <w:rPr>
+                <w:rFonts w:ascii="Avenir Next LT Pro" w:hAnsi="Avenir Next LT Pro" w:cstheme="majorHAnsi"/>
+                <w:color w:val="303030"/>
+                <w:sz w:val="20"/>
+                <w:szCs w:val="20"/>
+              </w:rPr>
+              <w:t xml:space="preserve"> de Resolución</w:t>
             </w:r>
           </w:p>
         </w:tc>
       </w:tr>
     </w:tbl>
     <w:p>
-      <w:r>
-        <w:t xml:space="preserve">{/tiene_laboratorios_parametros}</w:t>
-      </w:r>
-    </w:p>
-    <w:p>
       <w:pPr>
         <w:pStyle w:val="Sinespaciado"/>
         <w:spacing w:after="240"/>
@@ -5599,6 +5755,7 @@
         </w:rPr>
         <w:t xml:space="preserve">Fuente: </w:t>
       </w:r>
+      <w:commentRangeStart w:id="57"/>
       <w:r>
         <w:rPr>
           <w:rFonts w:ascii="Avenir Next LT Pro" w:hAnsi="Avenir Next LT Pro"/>
@@ -5609,6 +5766,7 @@
         </w:rPr>
         <w:t>SERAMBIENTE S.A.S</w:t>
       </w:r>
+      <w:commentRangeEnd w:id="57"/>
       <w:r>
         <w:rPr>
           <w:rStyle w:val="Refdecomentario"/>
@@ -5616,6 +5774,7 @@
           <w:szCs w:val="20"/>
           <w:lang w:val="es-MX" w:eastAsia="es-MX"/>
         </w:rPr>
+        <w:commentReference w:id="57"/>
       </w:r>
       <w:r>
         <w:rPr>
@@ -5627,6 +5786,7 @@
         </w:rPr>
         <w:t xml:space="preserve">., </w:t>
       </w:r>
+      <w:commentRangeStart w:id="58"/>
       <w:r>
         <w:rPr>
           <w:rFonts w:ascii="Avenir Next LT Pro" w:hAnsi="Avenir Next LT Pro"/>
@@ -5635,8 +5795,9 @@
           <w:sz w:val="20"/>
           <w:lang w:val="es-CO"/>
         </w:rPr>
-        <w:t>XXXX.</w:t>
-      </w:r>
+        <w:t>{fuente_anio}</w:t>
+      </w:r>
+      <w:commentRangeEnd w:id="58"/>
       <w:r>
         <w:rPr>
           <w:rStyle w:val="Refdecomentario"/>
@@ -5644,6 +5805,7 @@
           <w:szCs w:val="20"/>
           <w:lang w:val="es-MX" w:eastAsia="es-MX"/>
         </w:rPr>
+        <w:commentReference w:id="58"/>
       </w:r>
     </w:p>
     <w:p>
@@ -5655,6 +5817,7 @@
           <w:color w:val="303030"/>
           <w:sz w:val="22"/>
           <w:szCs w:val="22"/>
+          <w:highlight w:val="magenta"/>
           <w:lang w:val="es-CO"/>
         </w:rPr>
       </w:pPr>
@@ -5664,6 +5827,7 @@
           <w:color w:val="303030"/>
           <w:sz w:val="22"/>
           <w:szCs w:val="22"/>
+          <w:highlight w:val="magenta"/>
           <w:lang w:val="es-CO"/>
         </w:rPr>
         <w:t xml:space="preserve">Asimismo, la </w:t>
@@ -5676,6 +5840,7 @@
           <w:color w:val="303030"/>
           <w:sz w:val="22"/>
           <w:szCs w:val="22"/>
+          <w:highlight w:val="magenta"/>
           <w:lang w:val="es-CO"/>
         </w:rPr>
         <w:fldChar w:fldCharType="begin"/>
@@ -5688,6 +5853,7 @@
           <w:color w:val="303030"/>
           <w:sz w:val="22"/>
           <w:szCs w:val="22"/>
+          <w:highlight w:val="magenta"/>
           <w:lang w:val="es-CO"/>
         </w:rPr>
         <w:instrText xml:space="preserve"> REF _Ref210901510 \h  \* MERGEFORMAT </w:instrText>
@@ -5700,6 +5866,7 @@
           <w:color w:val="303030"/>
           <w:sz w:val="22"/>
           <w:szCs w:val="22"/>
+          <w:highlight w:val="magenta"/>
           <w:lang w:val="es-CO"/>
         </w:rPr>
       </w:r>
@@ -5711,6 +5878,7 @@
           <w:color w:val="303030"/>
           <w:sz w:val="22"/>
           <w:szCs w:val="22"/>
+          <w:highlight w:val="magenta"/>
           <w:lang w:val="es-CO"/>
         </w:rPr>
         <w:fldChar w:fldCharType="separate"/>
@@ -5723,6 +5891,7 @@
           <w:color w:val="303030"/>
           <w:sz w:val="22"/>
           <w:szCs w:val="22"/>
+          <w:highlight w:val="magenta"/>
         </w:rPr>
         <w:t xml:space="preserve">Tabla </w:t>
       </w:r>
@@ -5735,6 +5904,7 @@
           <w:color w:val="303030"/>
           <w:sz w:val="22"/>
           <w:szCs w:val="22"/>
+          <w:highlight w:val="magenta"/>
         </w:rPr>
         <w:t>2</w:t>
       </w:r>
@@ -5746,6 +5916,7 @@
           <w:color w:val="303030"/>
           <w:sz w:val="22"/>
           <w:szCs w:val="22"/>
+          <w:highlight w:val="magenta"/>
           <w:lang w:val="es-CO"/>
         </w:rPr>
         <w:fldChar w:fldCharType="end"/>
@@ -5758,6 +5929,7 @@
           <w:color w:val="303030"/>
           <w:sz w:val="22"/>
           <w:szCs w:val="22"/>
+          <w:highlight w:val="magenta"/>
           <w:lang w:val="es-CO"/>
         </w:rPr>
         <w:t>,</w:t>
@@ -5768,6 +5940,7 @@
           <w:color w:val="303030"/>
           <w:sz w:val="22"/>
           <w:szCs w:val="22"/>
+          <w:highlight w:val="magenta"/>
           <w:lang w:val="es-CO"/>
         </w:rPr>
         <w:t xml:space="preserve"> </w:t>
@@ -5778,18 +5951,22 @@
           <w:color w:val="303030"/>
           <w:sz w:val="22"/>
           <w:szCs w:val="22"/>
+          <w:highlight w:val="magenta"/>
         </w:rPr>
         <w:t xml:space="preserve">se presentan aquel parámetro que no se encuentra acreditado, pero que fue analizado por el </w:t>
       </w:r>
+      <w:commentRangeStart w:id="59"/>
       <w:r>
         <w:rPr>
           <w:rFonts w:ascii="Avenir Next LT Pro" w:hAnsi="Avenir Next LT Pro" w:cs="Calibri"/>
           <w:color w:val="303030"/>
           <w:sz w:val="22"/>
           <w:szCs w:val="22"/>
+          <w:highlight w:val="magenta"/>
         </w:rPr>
         <w:t>laboratorio</w:t>
       </w:r>
+      <w:commentRangeEnd w:id="59"/>
       <w:r>
         <w:rPr>
           <w:rStyle w:val="Refdecomentario"/>
@@ -5797,6 +5974,7 @@
           <w:szCs w:val="20"/>
           <w:lang w:val="es-MX" w:eastAsia="es-MX"/>
         </w:rPr>
+        <w:commentReference w:id="59"/>
       </w:r>
       <w:r>
         <w:rPr>
@@ -5804,6 +5982,7 @@
           <w:color w:val="303030"/>
           <w:sz w:val="22"/>
           <w:szCs w:val="22"/>
+          <w:highlight w:val="magenta"/>
           <w:lang w:val="es-CO"/>
         </w:rPr>
         <w:t xml:space="preserve">. </w:t>
@@ -5818,6 +5997,7 @@
         <w:rPr>
           <w:rFonts w:ascii="Avenir Next LT Pro" w:hAnsi="Avenir Next LT Pro"/>
           <w:color w:val="303030"/>
+          <w:highlight w:val="magenta"/>
         </w:rPr>
       </w:pPr>
       <w:bookmarkStart w:id="60" w:name="_Ref210901510"/>
@@ -5828,6 +6008,7 @@
         <w:rPr>
           <w:rFonts w:ascii="Avenir Next LT Pro" w:hAnsi="Avenir Next LT Pro"/>
           <w:color w:val="303030"/>
+          <w:highlight w:val="magenta"/>
         </w:rPr>
         <w:t xml:space="preserve">Tabla </w:t>
       </w:r>
@@ -5835,6 +6016,7 @@
         <w:rPr>
           <w:rFonts w:ascii="Avenir Next LT Pro" w:hAnsi="Avenir Next LT Pro"/>
           <w:color w:val="303030"/>
+          <w:highlight w:val="magenta"/>
         </w:rPr>
         <w:fldChar w:fldCharType="begin"/>
       </w:r>
@@ -5842,6 +6024,7 @@
         <w:rPr>
           <w:rFonts w:ascii="Avenir Next LT Pro" w:hAnsi="Avenir Next LT Pro"/>
           <w:color w:val="303030"/>
+          <w:highlight w:val="magenta"/>
         </w:rPr>
         <w:instrText xml:space="preserve"> SEQ Tabla \* ARABIC </w:instrText>
       </w:r>
@@ -5849,6 +6032,7 @@
         <w:rPr>
           <w:rFonts w:ascii="Avenir Next LT Pro" w:hAnsi="Avenir Next LT Pro"/>
           <w:color w:val="303030"/>
+          <w:highlight w:val="magenta"/>
         </w:rPr>
         <w:fldChar w:fldCharType="separate"/>
       </w:r>
@@ -5857,6 +6041,7 @@
           <w:rFonts w:ascii="Avenir Next LT Pro" w:hAnsi="Avenir Next LT Pro"/>
           <w:noProof/>
           <w:color w:val="303030"/>
+          <w:highlight w:val="magenta"/>
         </w:rPr>
         <w:t>2</w:t>
       </w:r>
@@ -5864,6 +6049,7 @@
         <w:rPr>
           <w:rFonts w:ascii="Avenir Next LT Pro" w:hAnsi="Avenir Next LT Pro"/>
           <w:color w:val="303030"/>
+          <w:highlight w:val="magenta"/>
         </w:rPr>
         <w:fldChar w:fldCharType="end"/>
       </w:r>
@@ -5872,6 +6058,7 @@
         <w:rPr>
           <w:rFonts w:ascii="Avenir Next LT Pro" w:hAnsi="Avenir Next LT Pro"/>
           <w:color w:val="303030"/>
+          <w:highlight w:val="magenta"/>
         </w:rPr>
         <w:t xml:space="preserve">. </w:t>
       </w:r>
@@ -5880,6 +6067,7 @@
         <w:rPr>
           <w:rFonts w:ascii="Avenir Next LT Pro" w:hAnsi="Avenir Next LT Pro" w:cstheme="majorHAnsi"/>
           <w:color w:val="303030"/>
+          <w:highlight w:val="magenta"/>
         </w:rPr>
         <w:t>Laboratorio responsable del análisis no acreditado.</w:t>
       </w:r>
@@ -5917,6 +6105,7 @@
         <w:tc>
           <w:tcPr>
             <w:tcW w:w="1708" w:type="pct"/>
+            <w:shd w:val="clear" w:color="auto" w:fill="004CAB"/>
             <w:vAlign w:val="center"/>
             <w:hideMark/>
           </w:tcPr>
@@ -5931,6 +6120,7 @@
                 <w:color w:val="FFFFFF" w:themeColor="background1"/>
                 <w:sz w:val="20"/>
                 <w:szCs w:val="20"/>
+                <w:highlight w:val="magenta"/>
                 <w:lang w:val="es-CO"/>
               </w:rPr>
             </w:pPr>
@@ -5942,6 +6132,7 @@
                 <w:color w:val="FFFFFF" w:themeColor="background1"/>
                 <w:sz w:val="20"/>
                 <w:szCs w:val="20"/>
+                <w:highlight w:val="magenta"/>
                 <w:lang w:val="es-CO"/>
               </w:rPr>
               <w:t>Laboratorio</w:t>
@@ -5951,6 +6142,7 @@
         <w:tc>
           <w:tcPr>
             <w:tcW w:w="3292" w:type="pct"/>
+            <w:shd w:val="clear" w:color="auto" w:fill="004CAB"/>
             <w:vAlign w:val="center"/>
             <w:hideMark/>
           </w:tcPr>
@@ -5965,6 +6157,7 @@
                 <w:color w:val="FFFFFF" w:themeColor="background1"/>
                 <w:sz w:val="20"/>
                 <w:szCs w:val="20"/>
+                <w:highlight w:val="magenta"/>
                 <w:lang w:val="es-CO"/>
               </w:rPr>
             </w:pPr>
@@ -5976,6 +6169,7 @@
                 <w:color w:val="FFFFFF" w:themeColor="background1"/>
                 <w:sz w:val="20"/>
                 <w:szCs w:val="20"/>
+                <w:highlight w:val="magenta"/>
                 <w:lang w:val="es-CO"/>
               </w:rPr>
               <w:t>Parámetro</w:t>
@@ -5990,6 +6184,7 @@
         <w:tc>
           <w:tcPr>
             <w:tcW w:w="1708" w:type="pct"/>
+            <w:shd w:val="clear" w:color="auto" w:fill="auto"/>
             <w:vAlign w:val="center"/>
           </w:tcPr>
           <w:p>
@@ -6001,6 +6196,7 @@
                 <w:color w:val="303030"/>
                 <w:sz w:val="20"/>
                 <w:szCs w:val="20"/>
+                <w:highlight w:val="magenta"/>
                 <w:lang w:val="es-CO"/>
               </w:rPr>
             </w:pPr>
@@ -6015,6 +6211,7 @@
               <w:bottom w:val="single" w:sz="4" w:space="0" w:color="808080"/>
               <w:right w:val="single" w:sz="4" w:space="0" w:color="808080"/>
             </w:tcBorders>
+            <w:shd w:val="clear" w:color="auto" w:fill="auto"/>
             <w:noWrap/>
             <w:vAlign w:val="center"/>
           </w:tcPr>
@@ -6027,6 +6224,7 @@
                 <w:color w:val="303030"/>
                 <w:sz w:val="20"/>
                 <w:szCs w:val="20"/>
+                <w:highlight w:val="magenta"/>
                 <w:lang w:val="es-CO"/>
               </w:rPr>
             </w:pPr>
@@ -6060,6 +6258,7 @@
           <w:color w:val="303030"/>
           <w:sz w:val="20"/>
           <w:szCs w:val="20"/>
+          <w:highlight w:val="magenta"/>
           <w:lang w:val="es-CO"/>
         </w:rPr>
         <w:t>Fuente: SERAMBIENTE S.A.S., 202</w:t>
@@ -6074,9 +6273,10 @@
           <w:color w:val="303030"/>
           <w:sz w:val="20"/>
           <w:szCs w:val="20"/>
-          <w:lang w:val="es-CO"/>
-        </w:rPr>
-        <w:t>X</w:t>
+          <w:highlight w:val="magenta"/>
+          <w:lang w:val="es-CO"/>
+        </w:rPr>
+        <w:t>{fuente_anio_digito}</w:t>
       </w:r>
       <w:r>
         <w:rPr>
@@ -6088,6 +6288,7 @@
           <w:color w:val="303030"/>
           <w:sz w:val="20"/>
           <w:szCs w:val="20"/>
+          <w:highlight w:val="magenta"/>
           <w:lang w:val="es-CO"/>
         </w:rPr>
         <w:t>.</w:t>
@@ -6296,6 +6497,7 @@
           <w:szCs w:val="20"/>
           <w:lang w:val="es-CO"/>
         </w:rPr>
+        <w:lastRenderedPageBreak/>
         <w:t xml:space="preserve">Tabla </w:t>
       </w:r>
       <w:r>
@@ -6423,6 +6625,7 @@
         <w:tc>
           <w:tcPr>
             <w:tcW w:w="1868" w:type="pct"/>
+            <w:shd w:val="clear" w:color="auto" w:fill="004CAB"/>
             <w:noWrap/>
             <w:vAlign w:val="center"/>
           </w:tcPr>
@@ -6456,6 +6659,7 @@
         <w:tc>
           <w:tcPr>
             <w:tcW w:w="3132" w:type="pct"/>
+            <w:shd w:val="clear" w:color="auto" w:fill="auto"/>
             <w:noWrap/>
             <w:vAlign w:val="center"/>
           </w:tcPr>
@@ -6470,113 +6674,8 @@
                 <w:lang w:val="es-CO" w:eastAsia="es-CO"/>
               </w:rPr>
             </w:pPr>
-          </w:p>
-        </w:tc>
-      </w:tr>
-      <w:tr>
-        <w:trPr>
-          <w:jc w:val="center"/>
-        </w:trPr>
-        <w:tc>
-          <w:tcPr>
-            <w:tcW w:w="1868" w:type="pct"/>
-            <w:noWrap/>
-            <w:vAlign w:val="center"/>
-          </w:tcPr>
-          <w:p>
-            <w:pPr>
-              <w:jc w:val="center"/>
-              <w:rPr>
-                <w:rFonts w:ascii="Avenir Next LT Pro" w:hAnsi="Avenir Next LT Pro" w:cs="Calibri"/>
-                <w:b/>
-                <w:bCs/>
-                <w:color w:val="FFFFFF" w:themeColor="background1"/>
-                <w:sz w:val="20"/>
-                <w:szCs w:val="20"/>
-                <w:lang w:val="es-CO" w:eastAsia="es-CO"/>
-              </w:rPr>
-            </w:pPr>
             <w:r>
-              <w:rPr>
-                <w:rFonts w:ascii="Avenir Next LT Pro" w:hAnsi="Avenir Next LT Pro" w:cs="Calibri"/>
-                <w:b/>
-                <w:bCs/>
-                <w:color w:val="FFFFFF" w:themeColor="background1"/>
-                <w:sz w:val="20"/>
-                <w:szCs w:val="20"/>
-                <w:lang w:val="es-CO" w:eastAsia="es-CO"/>
-              </w:rPr>
-              <w:t>Lugar de monitoreo</w:t>
-            </w:r>
-          </w:p>
-        </w:tc>
-        <w:tc>
-          <w:tcPr>
-            <w:tcW w:w="3132" w:type="pct"/>
-            <w:noWrap/>
-            <w:vAlign w:val="center"/>
-          </w:tcPr>
-          <w:p>
-            <w:pPr>
-              <w:jc w:val="center"/>
-              <w:rPr>
-                <w:rFonts w:ascii="Avenir Next LT Pro" w:hAnsi="Avenir Next LT Pro" w:cs="Calibri"/>
-                <w:color w:val="303030"/>
-                <w:sz w:val="20"/>
-                <w:szCs w:val="20"/>
-                <w:lang w:val="es-CO" w:eastAsia="es-CO"/>
-              </w:rPr>
-            </w:pPr>
-          </w:p>
-        </w:tc>
-      </w:tr>
-      <w:tr>
-        <w:trPr>
-          <w:jc w:val="center"/>
-        </w:trPr>
-        <w:tc>
-          <w:tcPr>
-            <w:tcW w:w="1868" w:type="pct"/>
-            <w:noWrap/>
-            <w:vAlign w:val="center"/>
-          </w:tcPr>
-          <w:p>
-            <w:pPr>
-              <w:jc w:val="center"/>
-              <w:rPr>
-                <w:rFonts w:ascii="Avenir Next LT Pro" w:hAnsi="Avenir Next LT Pro" w:cs="Calibri"/>
-                <w:b/>
-                <w:bCs/>
-                <w:color w:val="FFFFFF" w:themeColor="background1"/>
-                <w:sz w:val="20"/>
-                <w:szCs w:val="20"/>
-                <w:lang w:val="es-CO" w:eastAsia="es-CO"/>
-              </w:rPr>
-            </w:pPr>
-            <w:r>
-              <w:t xml:space="preserve">{muestra_fecha}</w:t>
-            </w:r>
-          </w:p>
-        </w:tc>
-        <w:tc>
-          <w:tcPr>
-            <w:tcW w:w="3132" w:type="pct"/>
-            <w:noWrap/>
-            <w:vAlign w:val="center"/>
-          </w:tcPr>
-          <w:p>
-            <w:pPr>
-              <w:jc w:val="center"/>
-              <w:rPr>
-                <w:rFonts w:ascii="Avenir Next LT Pro" w:hAnsi="Avenir Next LT Pro" w:cs="Calibri"/>
-                <w:color w:val="303030"/>
-                <w:sz w:val="20"/>
-                <w:szCs w:val="20"/>
-                <w:lang w:val="es-CO" w:eastAsia="es-CO"/>
-              </w:rPr>
-            </w:pPr>
-            <w:r>
-              <w:t xml:space="preserve">{monitoreo_ubicacion}</w:t>
+              <w:t>{fecha_monitoreo}</w:t>
             </w:r>
           </w:p>
         </w:tc>
@@ -6588,6 +6687,7 @@
         <w:tc>
           <w:tcPr>
             <w:tcW w:w="1868" w:type="pct"/>
+            <w:shd w:val="clear" w:color="auto" w:fill="004CAB"/>
             <w:noWrap/>
             <w:vAlign w:val="center"/>
           </w:tcPr>
@@ -6614,25 +6714,31 @@
                 <w:szCs w:val="20"/>
                 <w:lang w:val="es-CO" w:eastAsia="es-CO"/>
               </w:rPr>
-              <w:t>Puntos de monitoreo</w:t>
+              <w:t>Lugar de monitoreo</w:t>
             </w:r>
           </w:p>
         </w:tc>
         <w:tc>
           <w:tcPr>
             <w:tcW w:w="3132" w:type="pct"/>
+            <w:shd w:val="clear" w:color="auto" w:fill="auto"/>
             <w:noWrap/>
             <w:vAlign w:val="center"/>
           </w:tcPr>
           <w:p>
             <w:pPr>
-              <w:jc w:val="both"/>
+              <w:jc w:val="center"/>
               <w:rPr>
                 <w:rFonts w:ascii="Avenir Next LT Pro" w:hAnsi="Avenir Next LT Pro" w:cs="Calibri"/>
                 <w:color w:val="303030"/>
-                <w:lang w:eastAsia="es-CO"/>
+                <w:sz w:val="20"/>
+                <w:szCs w:val="20"/>
+                <w:lang w:val="es-CO" w:eastAsia="es-CO"/>
               </w:rPr>
             </w:pPr>
+            <w:r>
+              <w:t>{lugar_monitoreo}</w:t>
+            </w:r>
           </w:p>
         </w:tc>
       </w:tr>
@@ -6643,6 +6749,7 @@
         <w:tc>
           <w:tcPr>
             <w:tcW w:w="1868" w:type="pct"/>
+            <w:shd w:val="clear" w:color="auto" w:fill="004CAB"/>
             <w:noWrap/>
             <w:vAlign w:val="center"/>
           </w:tcPr>
@@ -6669,33 +6776,14 @@
                 <w:szCs w:val="20"/>
                 <w:lang w:val="es-CO" w:eastAsia="es-CO"/>
               </w:rPr>
-              <w:t>Tipo de estud</w:t>
-            </w:r>
-            <w:r>
-              <w:rPr>
-                <w:rFonts w:ascii="Avenir Next LT Pro" w:hAnsi="Avenir Next LT Pro" w:cs="Calibri"/>
-                <w:b/>
-                <w:bCs/>
-                <w:color w:val="FFFFFF" w:themeColor="background1"/>
-                <w:sz w:val="20"/>
-                <w:szCs w:val="20"/>
-                <w:lang w:val="es-CO" w:eastAsia="es-CO"/>
-              </w:rPr>
-              <w:t>io</w:t>
-            </w:r>
-            <w:r>
-              <w:rPr>
-                <w:rStyle w:val="Refdecomentario"/>
-                <w:rFonts w:ascii="Tahoma" w:eastAsia="Times New Roman" w:hAnsi="Tahoma"/>
-                <w:szCs w:val="20"/>
-                <w:lang w:val="es-MX" w:eastAsia="es-MX"/>
-              </w:rPr>
+              <w:t>Duración del muestreo</w:t>
             </w:r>
           </w:p>
         </w:tc>
         <w:tc>
           <w:tcPr>
             <w:tcW w:w="3132" w:type="pct"/>
+            <w:shd w:val="clear" w:color="auto" w:fill="auto"/>
             <w:noWrap/>
             <w:vAlign w:val="center"/>
           </w:tcPr>
@@ -6710,6 +6798,154 @@
                 <w:lang w:val="es-CO" w:eastAsia="es-CO"/>
               </w:rPr>
             </w:pPr>
+            <w:r>
+              <w:t>{duracion_muestreo}</w:t>
+            </w:r>
+          </w:p>
+        </w:tc>
+      </w:tr>
+      <w:tr>
+        <w:trPr>
+          <w:jc w:val="center"/>
+        </w:trPr>
+        <w:tc>
+          <w:tcPr>
+            <w:tcW w:w="1868" w:type="pct"/>
+            <w:shd w:val="clear" w:color="auto" w:fill="004CAB"/>
+            <w:noWrap/>
+            <w:vAlign w:val="center"/>
+          </w:tcPr>
+          <w:p>
+            <w:pPr>
+              <w:jc w:val="center"/>
+              <w:rPr>
+                <w:rFonts w:ascii="Avenir Next LT Pro" w:hAnsi="Avenir Next LT Pro" w:cs="Calibri"/>
+                <w:b/>
+                <w:bCs/>
+                <w:color w:val="FFFFFF" w:themeColor="background1"/>
+                <w:sz w:val="20"/>
+                <w:szCs w:val="20"/>
+                <w:lang w:val="es-CO" w:eastAsia="es-CO"/>
+              </w:rPr>
+            </w:pPr>
+            <w:r>
+              <w:rPr>
+                <w:rFonts w:ascii="Avenir Next LT Pro" w:hAnsi="Avenir Next LT Pro" w:cs="Calibri"/>
+                <w:b/>
+                <w:bCs/>
+                <w:color w:val="FFFFFF" w:themeColor="background1"/>
+                <w:sz w:val="20"/>
+                <w:szCs w:val="20"/>
+                <w:lang w:val="es-CO" w:eastAsia="es-CO"/>
+              </w:rPr>
+              <w:t>Puntos de monitoreo</w:t>
+            </w:r>
+          </w:p>
+        </w:tc>
+        <w:tc>
+          <w:tcPr>
+            <w:tcW w:w="3132" w:type="pct"/>
+            <w:shd w:val="clear" w:color="auto" w:fill="auto"/>
+            <w:noWrap/>
+            <w:vAlign w:val="center"/>
+          </w:tcPr>
+          <w:p>
+            <w:pPr>
+              <w:jc w:val="both"/>
+              <w:rPr>
+                <w:rFonts w:ascii="Avenir Next LT Pro" w:hAnsi="Avenir Next LT Pro" w:cs="Calibri"/>
+                <w:color w:val="303030"/>
+                <w:lang w:eastAsia="es-CO"/>
+              </w:rPr>
+            </w:pPr>
+            <w:r>
+              <w:t>{puntos_monitoreo}</w:t>
+            </w:r>
+          </w:p>
+        </w:tc>
+      </w:tr>
+      <w:tr>
+        <w:trPr>
+          <w:jc w:val="center"/>
+        </w:trPr>
+        <w:tc>
+          <w:tcPr>
+            <w:tcW w:w="1868" w:type="pct"/>
+            <w:shd w:val="clear" w:color="auto" w:fill="004CAB"/>
+            <w:noWrap/>
+            <w:vAlign w:val="center"/>
+          </w:tcPr>
+          <w:p>
+            <w:pPr>
+              <w:jc w:val="center"/>
+              <w:rPr>
+                <w:rFonts w:ascii="Avenir Next LT Pro" w:hAnsi="Avenir Next LT Pro" w:cs="Calibri"/>
+                <w:b/>
+                <w:bCs/>
+                <w:color w:val="FFFFFF" w:themeColor="background1"/>
+                <w:sz w:val="20"/>
+                <w:szCs w:val="20"/>
+                <w:lang w:val="es-CO" w:eastAsia="es-CO"/>
+              </w:rPr>
+            </w:pPr>
+            <w:r>
+              <w:rPr>
+                <w:rFonts w:ascii="Avenir Next LT Pro" w:hAnsi="Avenir Next LT Pro" w:cs="Calibri"/>
+                <w:b/>
+                <w:bCs/>
+                <w:color w:val="FFFFFF" w:themeColor="background1"/>
+                <w:sz w:val="20"/>
+                <w:szCs w:val="20"/>
+                <w:lang w:val="es-CO" w:eastAsia="es-CO"/>
+              </w:rPr>
+              <w:t>Tipo de estud</w:t>
+            </w:r>
+            <w:commentRangeStart w:id="69"/>
+            <w:r>
+              <w:rPr>
+                <w:rFonts w:ascii="Avenir Next LT Pro" w:hAnsi="Avenir Next LT Pro" w:cs="Calibri"/>
+                <w:b/>
+                <w:bCs/>
+                <w:color w:val="FFFFFF" w:themeColor="background1"/>
+                <w:sz w:val="20"/>
+                <w:szCs w:val="20"/>
+                <w:lang w:val="es-CO" w:eastAsia="es-CO"/>
+              </w:rPr>
+              <w:t>io</w:t>
+            </w:r>
+            <w:commentRangeEnd w:id="69"/>
+            <w:r>
+              <w:rPr>
+                <w:rStyle w:val="Refdecomentario"/>
+                <w:rFonts w:ascii="Tahoma" w:eastAsia="Times New Roman" w:hAnsi="Tahoma"/>
+                <w:szCs w:val="20"/>
+                <w:lang w:val="es-MX" w:eastAsia="es-MX"/>
+              </w:rPr>
+              <w:commentReference w:id="69"/>
+            </w:r>
+          </w:p>
+        </w:tc>
+        <w:tc>
+          <w:tcPr>
+            <w:tcW w:w="3132" w:type="pct"/>
+            <w:shd w:val="clear" w:color="auto" w:fill="auto"/>
+            <w:noWrap/>
+            <w:vAlign w:val="center"/>
+          </w:tcPr>
+          <w:p>
+            <w:pPr>
+              <w:jc w:val="center"/>
+              <w:rPr>
+                <w:rFonts w:ascii="Avenir Next LT Pro" w:hAnsi="Avenir Next LT Pro" w:cs="Calibri"/>
+                <w:color w:val="303030"/>
+                <w:sz w:val="20"/>
+                <w:szCs w:val="20"/>
+                <w:lang w:val="es-CO" w:eastAsia="es-CO"/>
+              </w:rPr>
+            </w:pPr>
+            <w:r>
+              <w:t>{tipo_estudio}</w:t>
+            </w:r>
           </w:p>
         </w:tc>
       </w:tr>
@@ -6737,6 +6973,7 @@
         </w:rPr>
         <w:t xml:space="preserve">Fuente: </w:t>
       </w:r>
+      <w:commentRangeStart w:id="70"/>
       <w:r>
         <w:rPr>
           <w:rFonts w:ascii="Avenir Next LT Pro" w:hAnsi="Avenir Next LT Pro"/>
@@ -6747,6 +6984,7 @@
         </w:rPr>
         <w:t>SERAMBIENTE S.A.S</w:t>
       </w:r>
+      <w:commentRangeEnd w:id="70"/>
       <w:r>
         <w:rPr>
           <w:rStyle w:val="Refdecomentario"/>
@@ -6754,6 +6992,7 @@
           <w:szCs w:val="20"/>
           <w:lang w:val="es-MX" w:eastAsia="es-MX"/>
         </w:rPr>
+        <w:commentReference w:id="70"/>
       </w:r>
       <w:r>
         <w:rPr>
@@ -6765,6 +7004,7 @@
         </w:rPr>
         <w:t xml:space="preserve">., </w:t>
       </w:r>
+      <w:commentRangeStart w:id="71"/>
       <w:r>
         <w:rPr>
           <w:rFonts w:ascii="Avenir Next LT Pro" w:hAnsi="Avenir Next LT Pro"/>
@@ -6773,7 +7013,7 @@
           <w:sz w:val="20"/>
           <w:lang w:val="es-CO"/>
         </w:rPr>
-        <w:t>XXXX</w:t>
+        <w:t>{codigo_lugar}</w:t>
       </w:r>
       <w:r>
         <w:rPr>
@@ -6786,6 +7026,7 @@
         <w:t>.</w:t>
       </w:r>
       <w:bookmarkStart w:id="72" w:name="_Hlk101859364"/>
+      <w:commentRangeEnd w:id="71"/>
       <w:r>
         <w:rPr>
           <w:rStyle w:val="Refdecomentario"/>
@@ -6793,6 +7034,7 @@
           <w:szCs w:val="20"/>
           <w:lang w:val="es-MX" w:eastAsia="es-MX"/>
         </w:rPr>
+        <w:commentReference w:id="71"/>
       </w:r>
     </w:p>
     <w:p>
@@ -6832,6 +7074,7 @@
       <w:bookmarkEnd w:id="75"/>
       <w:bookmarkEnd w:id="76"/>
       <w:r>
+        <w:lastRenderedPageBreak/>
         <w:t>METODOLOGÍA</w:t>
       </w:r>
       <w:r>
@@ -6886,7 +7129,7 @@
           <w:szCs w:val="22"/>
           <w:lang w:val="es-CO" w:eastAsia="es-CO"/>
         </w:rPr>
-        <w:t>{cliente_nombre}</w:t>
+        <w:t>{nombre_cliente}</w:t>
       </w:r>
       <w:r>
         <w:rPr>
@@ -6904,9 +7147,10 @@
           <w:color w:val="303030"/>
           <w:sz w:val="22"/>
           <w:szCs w:val="22"/>
+          <w:highlight w:val="cyan"/>
           <w:lang w:val="es-CO" w:eastAsia="es-CO"/>
         </w:rPr>
-        <w:t>(matriz)</w:t>
+        <w:t>{matriz_tipo}</w:t>
       </w:r>
       <w:r>
         <w:rPr>
@@ -6934,6 +7178,7 @@
           <w:color w:val="303030"/>
           <w:sz w:val="22"/>
           <w:szCs w:val="22"/>
+          <w:highlight w:val="cyan"/>
           <w:lang w:val="es-CO" w:eastAsia="es-CO"/>
         </w:rPr>
         <w:t>y microbiológicas</w:t>
@@ -6954,6 +7199,7 @@
           <w:color w:val="303030"/>
           <w:sz w:val="22"/>
           <w:szCs w:val="22"/>
+          <w:highlight w:val="cyan"/>
           <w:lang w:val="es-CO" w:eastAsia="es-CO"/>
         </w:rPr>
         <w:t>día del mes de año</w:t>
@@ -6974,6 +7220,7 @@
           <w:color w:val="303030"/>
           <w:sz w:val="22"/>
           <w:szCs w:val="22"/>
+          <w:highlight w:val="cyan"/>
           <w:lang w:val="es-CO" w:eastAsia="es-CO"/>
         </w:rPr>
         <w:t>encontraban secos</w:t>
@@ -7211,6 +7458,7 @@
         <w:tc>
           <w:tcPr>
             <w:tcW w:w="1121" w:type="pct"/>
+            <w:shd w:val="clear" w:color="auto" w:fill="004CAB"/>
             <w:tcMar>
               <w:top w:w="15" w:type="dxa"/>
               <w:left w:w="15" w:type="dxa"/>
@@ -7248,6 +7496,7 @@
         <w:tc>
           <w:tcPr>
             <w:tcW w:w="1151" w:type="pct"/>
+            <w:shd w:val="clear" w:color="auto" w:fill="004CAB"/>
             <w:vAlign w:val="center"/>
           </w:tcPr>
           <w:p>
@@ -7278,6 +7527,7 @@
         <w:tc>
           <w:tcPr>
             <w:tcW w:w="2728" w:type="pct"/>
+            <w:shd w:val="clear" w:color="auto" w:fill="004CAB"/>
             <w:tcMar>
               <w:top w:w="15" w:type="dxa"/>
               <w:left w:w="15" w:type="dxa"/>
@@ -7320,6 +7570,7 @@
         <w:tc>
           <w:tcPr>
             <w:tcW w:w="1121" w:type="pct"/>
+            <w:shd w:val="clear" w:color="auto" w:fill="auto"/>
             <w:tcMar>
               <w:top w:w="15" w:type="dxa"/>
               <w:left w:w="15" w:type="dxa"/>
@@ -7361,6 +7612,7 @@
         <w:tc>
           <w:tcPr>
             <w:tcW w:w="2728" w:type="pct"/>
+            <w:shd w:val="clear" w:color="auto" w:fill="auto"/>
             <w:tcMar>
               <w:top w:w="15" w:type="dxa"/>
               <w:left w:w="15" w:type="dxa"/>
@@ -7402,6 +7654,7 @@
           <w:i/>
           <w:color w:val="303030"/>
           <w:sz w:val="20"/>
+          <w:highlight w:val="cyan"/>
           <w:lang w:val="es-CO"/>
         </w:rPr>
         <w:t>Fuente: SERAMBIENTE S.A.S</w:t>
@@ -7412,6 +7665,7 @@
           <w:color w:val="303030"/>
           <w:sz w:val="20"/>
           <w:szCs w:val="20"/>
+          <w:highlight w:val="cyan"/>
           <w:lang w:val="es-CO" w:eastAsia="es-CO"/>
         </w:rPr>
         <w:t xml:space="preserve">., </w:t>
@@ -7422,6 +7676,7 @@
           <w:i/>
           <w:color w:val="303030"/>
           <w:sz w:val="20"/>
+          <w:highlight w:val="cyan"/>
           <w:lang w:val="es-CO"/>
         </w:rPr>
         <w:t>202</w:t>
@@ -7432,6 +7687,7 @@
           <w:i/>
           <w:color w:val="303030"/>
           <w:sz w:val="20"/>
+          <w:highlight w:val="cyan"/>
           <w:lang w:val="es-CO"/>
         </w:rPr>
         <w:t>X</w:t>
@@ -7442,6 +7698,7 @@
           <w:i/>
           <w:color w:val="303030"/>
           <w:sz w:val="20"/>
+          <w:highlight w:val="cyan"/>
           <w:lang w:val="es-CO"/>
         </w:rPr>
         <w:t>.</w:t>
@@ -7458,6 +7715,7 @@
       <w:r>
         <w:t xml:space="preserve">Descripción </w:t>
       </w:r>
+      <w:commentRangeStart w:id="87"/>
       <w:r>
         <w:t>de</w:t>
       </w:r>
@@ -7467,7 +7725,10 @@
       <w:r>
         <w:t xml:space="preserve"> punto de </w:t>
       </w:r>
-      <w:r/>
+      <w:commentRangeEnd w:id="87"/>
+      <w:r>
+        <w:commentReference w:id="87"/>
+      </w:r>
       <w:r>
         <w:t>muestreo</w:t>
       </w:r>
@@ -7504,6 +7765,7 @@
           <w:rFonts w:ascii="Avenir Next LT Pro" w:hAnsi="Avenir Next LT Pro" w:cstheme="majorHAnsi"/>
           <w:color w:val="303030"/>
           <w:sz w:val="22"/>
+          <w:highlight w:val="yellow"/>
           <w:lang w:val="es-CO"/>
         </w:rPr>
         <w:t>del</w:t>
@@ -7513,6 +7775,7 @@
           <w:rFonts w:ascii="Avenir Next LT Pro" w:hAnsi="Avenir Next LT Pro" w:cstheme="majorHAnsi"/>
           <w:color w:val="303030"/>
           <w:sz w:val="22"/>
+          <w:highlight w:val="yellow"/>
           <w:lang w:val="es-CO"/>
         </w:rPr>
         <w:t xml:space="preserve"> punto de monitoreo, </w:t>
@@ -7522,6 +7785,7 @@
           <w:rFonts w:ascii="Avenir Next LT Pro" w:hAnsi="Avenir Next LT Pro" w:cstheme="majorHAnsi"/>
           <w:color w:val="303030"/>
           <w:sz w:val="22"/>
+          <w:highlight w:val="yellow"/>
           <w:lang w:val="es-CO"/>
         </w:rPr>
         <w:t>el cual se encuentra</w:t>
@@ -7531,6 +7795,7 @@
           <w:rFonts w:ascii="Avenir Next LT Pro" w:hAnsi="Avenir Next LT Pro" w:cstheme="majorHAnsi"/>
           <w:color w:val="303030"/>
           <w:sz w:val="22"/>
+          <w:highlight w:val="yellow"/>
           <w:lang w:val="es-CO"/>
         </w:rPr>
         <w:t xml:space="preserve"> relacionado</w:t>
@@ -7588,6 +7853,7 @@
           <w:i/>
           <w:color w:val="303030"/>
           <w:sz w:val="22"/>
+          <w:highlight w:val="cyan"/>
           <w:lang w:val="es-CO"/>
         </w:rPr>
         <w:t xml:space="preserve">lan </w:t>
@@ -7598,6 +7864,7 @@
           <w:i/>
           <w:color w:val="303030"/>
           <w:sz w:val="22"/>
+          <w:highlight w:val="cyan"/>
           <w:lang w:val="es-CO"/>
         </w:rPr>
         <w:t>de monitoreo</w:t>
@@ -7608,6 +7875,7 @@
           <w:i/>
           <w:color w:val="303030"/>
           <w:sz w:val="22"/>
+          <w:highlight w:val="cyan"/>
           <w:lang w:val="es-CO"/>
         </w:rPr>
         <w:t xml:space="preserve"> de gua </w:t>
@@ -7618,6 +7886,7 @@
           <w:i/>
           <w:color w:val="303030"/>
           <w:sz w:val="22"/>
+          <w:highlight w:val="cyan"/>
           <w:lang w:val="es-CO"/>
         </w:rPr>
         <w:t>– FO-PO-PSM-72-13</w:t>
@@ -7628,16 +7897,19 @@
           <w:i/>
           <w:color w:val="303030"/>
           <w:sz w:val="22"/>
+          <w:highlight w:val="cyan"/>
           <w:lang w:val="es-CO"/>
         </w:rPr>
         <w:t xml:space="preserve"> y </w:t>
       </w:r>
+      <w:commentRangeStart w:id="91"/>
       <w:r>
         <w:rPr>
           <w:rFonts w:ascii="Avenir Next LT Pro" w:hAnsi="Avenir Next LT Pro" w:cstheme="majorHAnsi"/>
           <w:i/>
           <w:color w:val="303030"/>
           <w:sz w:val="22"/>
+          <w:highlight w:val="cyan"/>
           <w:lang w:val="es-CO"/>
         </w:rPr>
         <w:t>planillas de campo</w:t>
@@ -7648,6 +7920,7 @@
           <w:i/>
           <w:color w:val="303030"/>
           <w:sz w:val="22"/>
+          <w:highlight w:val="cyan"/>
           <w:lang w:val="es-CO"/>
         </w:rPr>
         <w:t xml:space="preserve"> muestreo simple</w:t>
@@ -7658,6 +7931,7 @@
           <w:i/>
           <w:color w:val="303030"/>
           <w:sz w:val="22"/>
+          <w:highlight w:val="cyan"/>
           <w:lang w:val="es-CO"/>
         </w:rPr>
         <w:t xml:space="preserve"> – FO-PO-PSM-45-01</w:t>
@@ -7682,6 +7956,7 @@
         </w:rPr>
         <w:t xml:space="preserve"> </w:t>
       </w:r>
+      <w:commentRangeEnd w:id="91"/>
       <w:r>
         <w:rPr>
           <w:rStyle w:val="Refdecomentario"/>
@@ -7689,6 +7964,7 @@
           <w:szCs w:val="20"/>
           <w:lang w:val="es-MX" w:eastAsia="es-MX"/>
         </w:rPr>
+        <w:commentReference w:id="91"/>
       </w:r>
       <w:r>
         <w:rPr>
@@ -7800,6 +8076,7 @@
         </w:rPr>
         <w:t xml:space="preserve">. Descripción </w:t>
       </w:r>
+      <w:commentRangeStart w:id="96"/>
       <w:r>
         <w:rPr>
           <w:rFonts w:ascii="Avenir Next LT Pro" w:eastAsia="Times New Roman" w:hAnsi="Avenir Next LT Pro" w:cs="Calibri"/>
@@ -7860,6 +8137,7 @@
         </w:rPr>
         <w:t xml:space="preserve"> </w:t>
       </w:r>
+      <w:commentRangeEnd w:id="96"/>
       <w:r>
         <w:rPr>
           <w:rStyle w:val="Refdecomentario"/>
@@ -7867,6 +8145,7 @@
           <w:szCs w:val="20"/>
           <w:lang w:val="es-MX" w:eastAsia="es-MX"/>
         </w:rPr>
+        <w:commentReference w:id="96"/>
       </w:r>
       <w:r>
         <w:rPr>
@@ -7929,6 +8208,7 @@
           <w:tcPr>
             <w:tcW w:w="5000" w:type="pct"/>
             <w:gridSpan w:val="3"/>
+            <w:shd w:val="clear" w:color="auto" w:fill="004CAB"/>
             <w:vAlign w:val="center"/>
             <w:hideMark/>
           </w:tcPr>
@@ -7953,6 +8233,7 @@
                 <w:color w:val="FFFFFF" w:themeColor="background1"/>
                 <w:sz w:val="20"/>
                 <w:szCs w:val="20"/>
+                <w:highlight w:val="cyan"/>
                 <w:lang w:val="es-CO" w:eastAsia="es-CO"/>
               </w:rPr>
               <w:t>Agua (matriz)</w:t>
@@ -7969,6 +8250,7 @@
         <w:tc>
           <w:tcPr>
             <w:tcW w:w="245" w:type="pct"/>
+            <w:shd w:val="clear" w:color="auto" w:fill="004CAB"/>
             <w:textDirection w:val="btLr"/>
             <w:vAlign w:val="center"/>
             <w:hideMark/>
@@ -8004,6 +8286,7 @@
           <w:tcPr>
             <w:tcW w:w="4755" w:type="pct"/>
             <w:gridSpan w:val="2"/>
+            <w:shd w:val="clear" w:color="auto" w:fill="auto"/>
             <w:vAlign w:val="center"/>
             <w:hideMark/>
           </w:tcPr>
@@ -8029,8 +8312,9 @@
                 <w:b/>
                 <w:bCs/>
                 <w:color w:val="303030"/>
-              </w:rPr>
-              <w:t>XX</w:t>
+                <w:highlight w:val="cyan"/>
+              </w:rPr>
+              <w:t>{descripcion_codigo}</w:t>
             </w:r>
             <w:r>
               <w:rPr>
@@ -8038,6 +8322,7 @@
                 <w:b/>
                 <w:bCs/>
                 <w:color w:val="303030"/>
+                <w:highlight w:val="cyan"/>
               </w:rPr>
               <w:t>:</w:t>
             </w:r>
@@ -8045,6 +8330,7 @@
               <w:rPr>
                 <w:rFonts w:ascii="Avenir Next LT Pro" w:hAnsi="Avenir Next LT Pro" w:cs="Calibri"/>
                 <w:color w:val="303030"/>
+                <w:highlight w:val="cyan"/>
               </w:rPr>
               <w:t xml:space="preserve"> </w:t>
             </w:r>
@@ -8052,6 +8338,7 @@
               <w:rPr>
                 <w:rFonts w:ascii="Avenir Next LT Pro" w:hAnsi="Avenir Next LT Pro" w:cs="Calibri"/>
                 <w:color w:val="303030"/>
+                <w:highlight w:val="cyan"/>
               </w:rPr>
               <w:t>Aquí se relacionado toda la descripción del punto de monitoreo</w:t>
             </w:r>
@@ -8068,6 +8355,7 @@
           <w:tcPr>
             <w:tcW w:w="245" w:type="pct"/>
             <w:vMerge w:val="restart"/>
+            <w:shd w:val="clear" w:color="auto" w:fill="004CAB"/>
             <w:textDirection w:val="btLr"/>
             <w:vAlign w:val="center"/>
           </w:tcPr>
@@ -8101,6 +8389,7 @@
         <w:tc>
           <w:tcPr>
             <w:tcW w:w="2387" w:type="pct"/>
+            <w:shd w:val="clear" w:color="auto" w:fill="auto"/>
             <w:vAlign w:val="center"/>
           </w:tcPr>
           <w:p>
@@ -8133,6 +8422,7 @@
                 <w:b/>
                 <w:bCs/>
                 <w:color w:val="303030"/>
+                <w:highlight w:val="cyan"/>
               </w:rPr>
             </w:pPr>
           </w:p>
@@ -8140,6 +8430,7 @@
         <w:tc>
           <w:tcPr>
             <w:tcW w:w="2368" w:type="pct"/>
+            <w:shd w:val="clear" w:color="auto" w:fill="auto"/>
             <w:vAlign w:val="center"/>
           </w:tcPr>
           <w:p>
@@ -8172,6 +8463,7 @@
                 <w:b/>
                 <w:bCs/>
                 <w:color w:val="303030"/>
+                <w:highlight w:val="cyan"/>
               </w:rPr>
             </w:pPr>
           </w:p>
@@ -8187,6 +8479,7 @@
           <w:tcPr>
             <w:tcW w:w="245" w:type="pct"/>
             <w:vMerge/>
+            <w:shd w:val="clear" w:color="auto" w:fill="004CAB"/>
             <w:textDirection w:val="btLr"/>
             <w:vAlign w:val="center"/>
             <w:hideMark/>
@@ -8209,6 +8502,7 @@
         <w:tc>
           <w:tcPr>
             <w:tcW w:w="2387" w:type="pct"/>
+            <w:shd w:val="clear" w:color="auto" w:fill="auto"/>
             <w:hideMark/>
           </w:tcPr>
           <w:p>
@@ -8322,7 +8616,7 @@
                 <w:szCs w:val="20"/>
                 <w:lang w:val="es-CO"/>
               </w:rPr>
-              <w:t>XXXX</w:t>
+              <w:t>{figura1_caption}</w:t>
             </w:r>
             <w:bookmarkEnd w:id="97"/>
           </w:p>
@@ -8330,6 +8624,7 @@
         <w:tc>
           <w:tcPr>
             <w:tcW w:w="2368" w:type="pct"/>
+            <w:shd w:val="clear" w:color="auto" w:fill="auto"/>
           </w:tcPr>
           <w:p>
             <w:pPr>
@@ -8432,6 +8727,7 @@
               </w:rPr>
               <w:t xml:space="preserve">. </w:t>
             </w:r>
+            <w:commentRangeStart w:id="99"/>
             <w:r>
               <w:rPr>
                 <w:rFonts w:ascii="Avenir Next LT Pro" w:hAnsi="Avenir Next LT Pro" w:cs="Calibri"/>
@@ -8442,8 +8738,9 @@
                 <w:szCs w:val="20"/>
                 <w:lang w:val="es-CO"/>
               </w:rPr>
-              <w:t>XXXX</w:t>
+              <w:t>{figura2_caption}</w:t>
             </w:r>
+            <w:commentRangeEnd w:id="99"/>
             <w:r>
               <w:rPr>
                 <w:rStyle w:val="Refdecomentario"/>
@@ -8451,6 +8748,7 @@
                 <w:szCs w:val="20"/>
                 <w:lang w:val="es-MX" w:eastAsia="es-MX"/>
               </w:rPr>
+              <w:commentReference w:id="99"/>
             </w:r>
             <w:bookmarkEnd w:id="98"/>
           </w:p>
@@ -8480,6 +8778,7 @@
         </w:rPr>
         <w:t xml:space="preserve">Fuente: SERAMBIENTE S.A.S., </w:t>
       </w:r>
+      <w:commentRangeStart w:id="100"/>
       <w:r>
         <w:rPr>
           <w:rFonts w:ascii="Avenir Next LT Pro" w:eastAsia="Times New Roman" w:hAnsi="Avenir Next LT Pro" w:cs="Calibri"/>
@@ -8489,8 +8788,9 @@
           <w:szCs w:val="20"/>
           <w:lang w:val="es-CO"/>
         </w:rPr>
-        <w:t>XXXX</w:t>
-      </w:r>
+        <w:t>{fuente_anio}</w:t>
+      </w:r>
+      <w:commentRangeEnd w:id="100"/>
       <w:r>
         <w:rPr>
           <w:rStyle w:val="Refdecomentario"/>
@@ -8498,6 +8798,7 @@
           <w:szCs w:val="20"/>
           <w:lang w:val="es-MX" w:eastAsia="es-MX"/>
         </w:rPr>
+        <w:commentReference w:id="100"/>
       </w:r>
       <w:r>
         <w:rPr>
@@ -8519,6 +8820,7 @@
           <w:color w:val="303030"/>
           <w:sz w:val="20"/>
           <w:szCs w:val="20"/>
+          <w:highlight w:val="yellow"/>
           <w:lang w:val="es-CO"/>
         </w:rPr>
       </w:pPr>
@@ -8529,6 +8831,7 @@
           <w:color w:val="303030"/>
           <w:sz w:val="20"/>
           <w:szCs w:val="20"/>
+          <w:highlight w:val="yellow"/>
           <w:lang w:val="es-CO"/>
         </w:rPr>
         <w:br w:type="page"/>
@@ -8546,8 +8849,10 @@
         <w:rPr>
           <w:lang w:eastAsia="es-MX"/>
         </w:rPr>
+        <w:lastRenderedPageBreak/>
         <w:t xml:space="preserve">Ubicación </w:t>
       </w:r>
+      <w:commentRangeStart w:id="102"/>
       <w:r>
         <w:rPr>
           <w:lang w:eastAsia="es-MX"/>
@@ -8566,6 +8871,7 @@
         </w:rPr>
         <w:t xml:space="preserve"> punto de </w:t>
       </w:r>
+      <w:commentRangeEnd w:id="102"/>
       <w:r>
         <w:rPr>
           <w:rStyle w:val="Refdecomentario"/>
@@ -8576,6 +8882,7 @@
           <w:szCs w:val="20"/>
           <w:lang w:val="es-MX" w:eastAsia="es-MX"/>
         </w:rPr>
+        <w:commentReference w:id="102"/>
       </w:r>
       <w:r>
         <w:rPr>
@@ -8676,6 +8983,7 @@
           <w:color w:val="303030"/>
           <w:sz w:val="22"/>
           <w:szCs w:val="22"/>
+          <w:highlight w:val="cyan"/>
           <w:lang w:val="es-CO"/>
         </w:rPr>
         <w:t xml:space="preserve">municipio de </w:t>
@@ -8686,9 +8994,10 @@
           <w:color w:val="303030"/>
           <w:sz w:val="22"/>
           <w:szCs w:val="22"/>
-          <w:lang w:val="es-CO"/>
-        </w:rPr>
-        <w:t>XX</w:t>
+          <w:highlight w:val="cyan"/>
+          <w:lang w:val="es-CO"/>
+        </w:rPr>
+        <w:t>{ciudad}</w:t>
       </w:r>
       <w:r>
         <w:rPr>
@@ -8696,6 +9005,7 @@
           <w:color w:val="303030"/>
           <w:sz w:val="22"/>
           <w:szCs w:val="22"/>
+          <w:highlight w:val="cyan"/>
           <w:lang w:val="es-CO"/>
         </w:rPr>
         <w:t xml:space="preserve">, departamento del </w:t>
@@ -8706,9 +9016,10 @@
           <w:color w:val="303030"/>
           <w:sz w:val="22"/>
           <w:szCs w:val="22"/>
-          <w:lang w:val="es-CO"/>
-        </w:rPr>
-        <w:t>XX</w:t>
+          <w:highlight w:val="cyan"/>
+          <w:lang w:val="es-CO"/>
+        </w:rPr>
+        <w:t>{departamento}</w:t>
       </w:r>
       <w:r>
         <w:rPr>
@@ -8717,6 +9028,7 @@
           <w:color w:val="303030"/>
           <w:sz w:val="22"/>
           <w:szCs w:val="22"/>
+          <w:highlight w:val="cyan"/>
           <w:lang w:val="es-CO"/>
         </w:rPr>
         <w:t>.</w:t>
@@ -8750,6 +9062,7 @@
           <w:color w:val="303030"/>
           <w:sz w:val="22"/>
           <w:szCs w:val="22"/>
+          <w:highlight w:val="cyan"/>
         </w:rPr>
         <w:t xml:space="preserve">En este párrafo se deben relacionar la información sobre las condiciones climáticas </w:t>
       </w:r>
@@ -8759,6 +9072,7 @@
           <w:color w:val="303030"/>
           <w:sz w:val="22"/>
           <w:szCs w:val="22"/>
+          <w:highlight w:val="cyan"/>
         </w:rPr>
         <w:t>de</w:t>
       </w:r>
@@ -8768,6 +9082,7 @@
           <w:color w:val="303030"/>
           <w:sz w:val="22"/>
           <w:szCs w:val="22"/>
+          <w:highlight w:val="cyan"/>
         </w:rPr>
         <w:t xml:space="preserve"> la zona de estudio, se debe citar la fuente de referencia y relacionarla dentro del capítulo de referencias bibliográficas</w:t>
       </w:r>
@@ -9205,6 +9520,7 @@
         </w:rPr>
         <w:t xml:space="preserve">. Ubicación geográfica </w:t>
       </w:r>
+      <w:commentRangeStart w:id="107"/>
       <w:r>
         <w:rPr>
           <w:rFonts w:ascii="Avenir Next LT Pro" w:eastAsia="Times New Roman" w:hAnsi="Avenir Next LT Pro" w:cs="Calibri"/>
@@ -9241,6 +9557,7 @@
         </w:rPr>
         <w:t xml:space="preserve"> punto</w:t>
       </w:r>
+      <w:commentRangeEnd w:id="107"/>
       <w:r>
         <w:rPr>
           <w:rStyle w:val="Refdecomentario"/>
@@ -9248,6 +9565,7 @@
           <w:szCs w:val="20"/>
           <w:lang w:val="es-MX" w:eastAsia="es-MX"/>
         </w:rPr>
+        <w:commentReference w:id="107"/>
       </w:r>
       <w:r>
         <w:rPr>
@@ -9276,11 +9594,6 @@
       <w:bookmarkEnd w:id="104"/>
       <w:bookmarkEnd w:id="105"/>
       <w:bookmarkEnd w:id="106"/>
-    </w:p>
-    <w:p>
-      <w:r>
-        <w:t xml:space="preserve">{#tiene_puntos_monitoreo}</w:t>
-      </w:r>
     </w:p>
     <w:tbl>
       <w:tblPr>
@@ -9316,6 +9629,7 @@
           <w:tcPr>
             <w:tcW w:w="2968" w:type="pct"/>
             <w:gridSpan w:val="4"/>
+            <w:shd w:val="clear" w:color="auto" w:fill="004CAB"/>
             <w:noWrap/>
             <w:vAlign w:val="center"/>
             <w:hideMark/>
@@ -9351,6 +9665,7 @@
           <w:tcPr>
             <w:tcW w:w="2032" w:type="pct"/>
             <w:gridSpan w:val="2"/>
+            <w:shd w:val="clear" w:color="auto" w:fill="004CAB"/>
             <w:noWrap/>
             <w:vAlign w:val="center"/>
             <w:hideMark/>
@@ -9390,6 +9705,7 @@
         <w:tc>
           <w:tcPr>
             <w:tcW w:w="1040" w:type="pct"/>
+            <w:shd w:val="clear" w:color="auto" w:fill="004CAB"/>
             <w:vAlign w:val="center"/>
             <w:hideMark/>
           </w:tcPr>
@@ -9423,6 +9739,7 @@
         <w:tc>
           <w:tcPr>
             <w:tcW w:w="642" w:type="pct"/>
+            <w:shd w:val="clear" w:color="auto" w:fill="004CAB"/>
             <w:vAlign w:val="center"/>
             <w:hideMark/>
           </w:tcPr>
@@ -9456,6 +9773,7 @@
         <w:tc>
           <w:tcPr>
             <w:tcW w:w="690" w:type="pct"/>
+            <w:shd w:val="clear" w:color="auto" w:fill="004CAB"/>
             <w:vAlign w:val="center"/>
             <w:hideMark/>
           </w:tcPr>
@@ -9495,7 +9813,7 @@
                 <w:szCs w:val="20"/>
                 <w:lang w:val="es-CO" w:eastAsia="es-CO"/>
               </w:rPr>
-              <w:t>hh:mm</w:t>
+              <w:t>{hora_formato}</w:t>
             </w:r>
             <w:proofErr w:type="spellEnd"/>
             <w:r>
@@ -9515,6 +9833,7 @@
         <w:tc>
           <w:tcPr>
             <w:tcW w:w="595" w:type="pct"/>
+            <w:shd w:val="clear" w:color="auto" w:fill="004CAB"/>
             <w:vAlign w:val="center"/>
             <w:hideMark/>
           </w:tcPr>
@@ -9572,6 +9891,7 @@
         <w:tc>
           <w:tcPr>
             <w:tcW w:w="1044" w:type="pct"/>
+            <w:shd w:val="clear" w:color="auto" w:fill="004CAB"/>
             <w:vAlign w:val="center"/>
             <w:hideMark/>
           </w:tcPr>
@@ -9605,6 +9925,7 @@
         <w:tc>
           <w:tcPr>
             <w:tcW w:w="988" w:type="pct"/>
+            <w:shd w:val="clear" w:color="auto" w:fill="004CAB"/>
             <w:vAlign w:val="center"/>
             <w:hideMark/>
           </w:tcPr>
@@ -9656,6 +9977,7 @@
           <w:tcPr>
             <w:tcW w:w="1040" w:type="pct"/>
             <w:vMerge w:val="restart"/>
+            <w:shd w:val="clear" w:color="auto" w:fill="auto"/>
             <w:vAlign w:val="center"/>
             <w:hideMark/>
           </w:tcPr>
@@ -9667,12 +9989,29 @@
                 <w:color w:val="303030"/>
                 <w:sz w:val="20"/>
                 <w:szCs w:val="20"/>
+                <w:highlight w:val="cyan"/>
                 <w:lang w:val="es-CO" w:eastAsia="es-CO"/>
               </w:rPr>
             </w:pPr>
             <w:r>
-              <w:t xml:space="preserve">{#puntos_monitoreo}
-{punto_nombre}</w:t>
+              <w:rPr>
+                <w:rFonts w:ascii="Avenir Next LT Pro" w:hAnsi="Avenir Next LT Pro" w:cs="Calibri"/>
+                <w:color w:val="303030"/>
+                <w:sz w:val="20"/>
+                <w:highlight w:val="cyan"/>
+                <w:lang w:val="es-CO"/>
+              </w:rPr>
+              <w:t>N</w:t>
+            </w:r>
+            <w:r>
+              <w:rPr>
+                <w:rFonts w:ascii="Avenir Next LT Pro" w:hAnsi="Avenir Next LT Pro" w:cs="Calibri"/>
+                <w:color w:val="303030"/>
+                <w:sz w:val="20"/>
+                <w:highlight w:val="cyan"/>
+                <w:lang w:val="es-CO"/>
+              </w:rPr>
+              <w:t>ombre</w:t>
             </w:r>
           </w:p>
         </w:tc>
@@ -9680,6 +10019,7 @@
           <w:tcPr>
             <w:tcW w:w="642" w:type="pct"/>
             <w:vMerge w:val="restart"/>
+            <w:shd w:val="clear" w:color="auto" w:fill="auto"/>
             <w:vAlign w:val="center"/>
           </w:tcPr>
           <w:p>
@@ -9690,11 +10030,20 @@
                 <w:color w:val="303030"/>
                 <w:sz w:val="20"/>
                 <w:szCs w:val="20"/>
+                <w:highlight w:val="cyan"/>
                 <w:lang w:val="es-CO" w:eastAsia="es-CO"/>
               </w:rPr>
             </w:pPr>
             <w:r>
-              <w:t xml:space="preserve">{muestra_id}</w:t>
+              <w:rPr>
+                <w:rFonts w:ascii="Avenir Next LT Pro" w:eastAsia="Times New Roman" w:hAnsi="Avenir Next LT Pro" w:cs="Calibri"/>
+                <w:color w:val="303030"/>
+                <w:sz w:val="20"/>
+                <w:szCs w:val="20"/>
+                <w:highlight w:val="cyan"/>
+                <w:lang w:val="es-CO" w:eastAsia="es-CO"/>
+              </w:rPr>
+              <w:t>{coordenada_latitud_grados}</w:t>
             </w:r>
           </w:p>
         </w:tc>
@@ -9702,6 +10051,7 @@
           <w:tcPr>
             <w:tcW w:w="690" w:type="pct"/>
             <w:vMerge w:val="restart"/>
+            <w:shd w:val="clear" w:color="auto" w:fill="auto"/>
             <w:noWrap/>
             <w:vAlign w:val="center"/>
           </w:tcPr>
@@ -9713,11 +10063,20 @@
                 <w:color w:val="303030"/>
                 <w:sz w:val="20"/>
                 <w:szCs w:val="20"/>
+                <w:highlight w:val="cyan"/>
                 <w:lang w:val="es-CO" w:eastAsia="es-CO"/>
               </w:rPr>
             </w:pPr>
             <w:r>
-              <w:t xml:space="preserve">{punto_hora}</w:t>
+              <w:rPr>
+                <w:rFonts w:ascii="Avenir Next LT Pro" w:eastAsia="Times New Roman" w:hAnsi="Avenir Next LT Pro" w:cs="Calibri"/>
+                <w:color w:val="303030"/>
+                <w:sz w:val="20"/>
+                <w:szCs w:val="20"/>
+                <w:highlight w:val="cyan"/>
+                <w:lang w:val="es-CO" w:eastAsia="es-CO"/>
+              </w:rPr>
+              <w:t>{coordenada_latitud_minutos}</w:t>
             </w:r>
           </w:p>
         </w:tc>
@@ -9725,6 +10084,7 @@
           <w:tcPr>
             <w:tcW w:w="595" w:type="pct"/>
             <w:vMerge w:val="restart"/>
+            <w:shd w:val="clear" w:color="auto" w:fill="auto"/>
             <w:vAlign w:val="center"/>
             <w:hideMark/>
           </w:tcPr>
@@ -9736,17 +10096,27 @@
                 <w:color w:val="303030"/>
                 <w:sz w:val="20"/>
                 <w:szCs w:val="20"/>
+                <w:highlight w:val="cyan"/>
                 <w:lang w:val="es-CO" w:eastAsia="es-CO"/>
               </w:rPr>
             </w:pPr>
             <w:r>
-              <w:t xml:space="preserve">{punto_cota}</w:t>
+              <w:rPr>
+                <w:rFonts w:ascii="Avenir Next LT Pro" w:eastAsia="Times New Roman" w:hAnsi="Avenir Next LT Pro" w:cs="Calibri"/>
+                <w:color w:val="303030"/>
+                <w:sz w:val="20"/>
+                <w:szCs w:val="20"/>
+                <w:highlight w:val="cyan"/>
+                <w:lang w:val="es-CO" w:eastAsia="es-CO"/>
+              </w:rPr>
+              <w:t>{coordenada_latitud_segundos}</w:t>
             </w:r>
           </w:p>
         </w:tc>
         <w:tc>
           <w:tcPr>
             <w:tcW w:w="1044" w:type="pct"/>
+            <w:shd w:val="clear" w:color="auto" w:fill="auto"/>
             <w:vAlign w:val="center"/>
           </w:tcPr>
           <w:p>
@@ -9757,18 +10127,100 @@
                 <w:color w:val="303030"/>
                 <w:sz w:val="20"/>
                 <w:szCs w:val="20"/>
+                <w:highlight w:val="cyan"/>
                 <w:lang w:val="es-CO" w:eastAsia="es-CO"/>
               </w:rPr>
             </w:pPr>
+            <w:proofErr w:type="spellStart"/>
             <w:r>
-              <w:t xml:space="preserve">{punto_latitud_gms}
-{punto_longitud_gms}</w:t>
+              <w:rPr>
+                <w:rFonts w:ascii="Avenir Next LT Pro" w:hAnsi="Avenir Next LT Pro" w:cs="Calibri"/>
+                <w:color w:val="303030"/>
+                <w:sz w:val="20"/>
+                <w:szCs w:val="20"/>
+                <w:highlight w:val="cyan"/>
+              </w:rPr>
+              <w:t>{coordenada_latitud_decimales}</w:t>
             </w:r>
+            <w:r>
+              <w:rPr>
+                <w:rFonts w:ascii="Avenir Next LT Pro" w:hAnsi="Avenir Next LT Pro" w:cs="Calibri"/>
+                <w:color w:val="303030"/>
+                <w:sz w:val="20"/>
+                <w:szCs w:val="20"/>
+                <w:highlight w:val="cyan"/>
+              </w:rPr>
+              <w:t>°</w:t>
+            </w:r>
+            <w:proofErr w:type="gramStart"/>
+            <w:r>
+              <w:rPr>
+                <w:rFonts w:ascii="Avenir Next LT Pro" w:hAnsi="Avenir Next LT Pro" w:cs="Calibri"/>
+                <w:color w:val="303030"/>
+                <w:sz w:val="20"/>
+                <w:szCs w:val="20"/>
+                <w:highlight w:val="cyan"/>
+              </w:rPr>
+              <w:t>{coordenada_latitud_direccion}</w:t>
+            </w:r>
+            <w:r>
+              <w:rPr>
+                <w:rFonts w:ascii="Avenir Next LT Pro" w:hAnsi="Avenir Next LT Pro" w:cs="Calibri"/>
+                <w:color w:val="303030"/>
+                <w:sz w:val="20"/>
+                <w:szCs w:val="20"/>
+                <w:highlight w:val="cyan"/>
+              </w:rPr>
+              <w:t>'</w:t>
+            </w:r>
+            <w:r>
+              <w:rPr>
+                <w:rFonts w:ascii="Avenir Next LT Pro" w:hAnsi="Avenir Next LT Pro" w:cs="Calibri"/>
+                <w:color w:val="303030"/>
+                <w:sz w:val="20"/>
+                <w:szCs w:val="20"/>
+                <w:highlight w:val="cyan"/>
+              </w:rPr>
+              <w:t>{coordenada_longitud_grados}</w:t>
+            </w:r>
+            <w:r>
+              <w:rPr>
+                <w:rFonts w:ascii="Avenir Next LT Pro" w:hAnsi="Avenir Next LT Pro" w:cs="Calibri"/>
+                <w:color w:val="303030"/>
+                <w:sz w:val="20"/>
+                <w:szCs w:val="20"/>
+                <w:highlight w:val="cyan"/>
+              </w:rPr>
+              <w:t>,</w:t>
+            </w:r>
+            <w:r>
+              <w:rPr>
+                <w:rFonts w:ascii="Avenir Next LT Pro" w:hAnsi="Avenir Next LT Pro" w:cs="Calibri"/>
+                <w:color w:val="303030"/>
+                <w:sz w:val="20"/>
+                <w:szCs w:val="20"/>
+                <w:highlight w:val="cyan"/>
+              </w:rPr>
+              <w:t>{coordenada_longitud_minutos}</w:t>
+            </w:r>
+            <w:proofErr w:type="gramEnd"/>
+            <w:r>
+              <w:rPr>
+                <w:rFonts w:ascii="Avenir Next LT Pro" w:hAnsi="Avenir Next LT Pro" w:cs="Calibri"/>
+                <w:color w:val="303030"/>
+                <w:sz w:val="20"/>
+                <w:szCs w:val="20"/>
+                <w:highlight w:val="cyan"/>
+              </w:rPr>
+              <w:t>"N</w:t>
+            </w:r>
+            <w:proofErr w:type="spellEnd"/>
           </w:p>
         </w:tc>
         <w:tc>
           <w:tcPr>
             <w:tcW w:w="988" w:type="pct"/>
+            <w:shd w:val="clear" w:color="auto" w:fill="auto"/>
             <w:vAlign w:val="center"/>
           </w:tcPr>
           <w:p>
@@ -9779,13 +10231,42 @@
                 <w:color w:val="303030"/>
                 <w:sz w:val="20"/>
                 <w:szCs w:val="20"/>
+                <w:highlight w:val="cyan"/>
                 <w:lang w:val="es-CO" w:eastAsia="es-CO"/>
               </w:rPr>
             </w:pPr>
             <w:r>
-              <w:t xml:space="preserve">{punto_norte_or}
-{punto_este_or}
-{/puntos_monitoreo}</w:t>
+              <w:rPr>
+                <w:rFonts w:ascii="Avenir Next LT Pro" w:hAnsi="Avenir Next LT Pro" w:cs="Calibri"/>
+                <w:color w:val="303030"/>
+                <w:sz w:val="20"/>
+                <w:szCs w:val="20"/>
+                <w:highlight w:val="cyan"/>
+                <w:lang w:eastAsia="es-CO"/>
+              </w:rPr>
+              <w:t>{coordenada_latitud_completa}</w:t>
+            </w:r>
+            <w:r>
+              <w:rPr>
+                <w:rFonts w:ascii="Avenir Next LT Pro" w:hAnsi="Avenir Next LT Pro" w:cs="Calibri"/>
+                <w:color w:val="303030"/>
+                <w:sz w:val="20"/>
+                <w:szCs w:val="20"/>
+                <w:highlight w:val="cyan"/>
+                <w:lang w:eastAsia="es-CO"/>
+              </w:rPr>
+              <w:t xml:space="preserve"> </w:t>
+            </w:r>
+            <w:r>
+              <w:rPr>
+                <w:rFonts w:ascii="Avenir Next LT Pro" w:hAnsi="Avenir Next LT Pro" w:cs="Calibri"/>
+                <w:color w:val="303030"/>
+                <w:sz w:val="20"/>
+                <w:szCs w:val="20"/>
+                <w:highlight w:val="cyan"/>
+                <w:lang w:eastAsia="es-CO"/>
+              </w:rPr>
+              <w:t>N</w:t>
             </w:r>
           </w:p>
         </w:tc>
@@ -9808,6 +10289,7 @@
                 <w:color w:val="303030"/>
                 <w:sz w:val="20"/>
                 <w:szCs w:val="20"/>
+                <w:highlight w:val="cyan"/>
                 <w:lang w:val="es-CO" w:eastAsia="es-CO"/>
               </w:rPr>
             </w:pPr>
@@ -9826,6 +10308,7 @@
                 <w:color w:val="303030"/>
                 <w:sz w:val="20"/>
                 <w:szCs w:val="20"/>
+                <w:highlight w:val="cyan"/>
                 <w:lang w:val="es-CO" w:eastAsia="es-CO"/>
               </w:rPr>
             </w:pPr>
@@ -9844,6 +10327,7 @@
                 <w:color w:val="303030"/>
                 <w:sz w:val="20"/>
                 <w:szCs w:val="20"/>
+                <w:highlight w:val="cyan"/>
                 <w:lang w:val="es-CO" w:eastAsia="es-CO"/>
               </w:rPr>
             </w:pPr>
@@ -9863,6 +10347,7 @@
                 <w:color w:val="303030"/>
                 <w:sz w:val="20"/>
                 <w:szCs w:val="20"/>
+                <w:highlight w:val="cyan"/>
                 <w:lang w:val="es-CO" w:eastAsia="es-CO"/>
               </w:rPr>
             </w:pPr>
@@ -9871,6 +10356,7 @@
         <w:tc>
           <w:tcPr>
             <w:tcW w:w="1044" w:type="pct"/>
+            <w:shd w:val="clear" w:color="auto" w:fill="auto"/>
             <w:vAlign w:val="center"/>
           </w:tcPr>
           <w:p>
@@ -9881,6 +10367,7 @@
                 <w:color w:val="303030"/>
                 <w:sz w:val="20"/>
                 <w:szCs w:val="20"/>
+                <w:highlight w:val="cyan"/>
                 <w:lang w:val="es-CO" w:eastAsia="es-CO"/>
               </w:rPr>
             </w:pPr>
@@ -9891,8 +10378,9 @@
                 <w:color w:val="303030"/>
                 <w:sz w:val="20"/>
                 <w:szCs w:val="20"/>
-              </w:rPr>
-              <w:t>XX°</w:t>
+                <w:highlight w:val="cyan"/>
+              </w:rPr>
+              <w:t>{coordenada_longitud_grados_con_simbolo}</w:t>
             </w:r>
             <w:proofErr w:type="gramStart"/>
             <w:r>
@@ -9901,8 +10389,9 @@
                 <w:color w:val="303030"/>
                 <w:sz w:val="20"/>
                 <w:szCs w:val="20"/>
-              </w:rPr>
-              <w:t>X'X,XX</w:t>
+                <w:highlight w:val="cyan"/>
+              </w:rPr>
+              <w:t>{coordenada_longitud_segundos}</w:t>
             </w:r>
             <w:proofErr w:type="gramEnd"/>
             <w:r>
@@ -9911,6 +10400,7 @@
                 <w:color w:val="303030"/>
                 <w:sz w:val="20"/>
                 <w:szCs w:val="20"/>
+                <w:highlight w:val="cyan"/>
               </w:rPr>
               <w:t>"</w:t>
             </w:r>
@@ -9920,6 +10410,7 @@
                 <w:color w:val="303030"/>
                 <w:sz w:val="20"/>
                 <w:szCs w:val="20"/>
+                <w:highlight w:val="cyan"/>
               </w:rPr>
               <w:t>W</w:t>
             </w:r>
@@ -9929,6 +10420,7 @@
         <w:tc>
           <w:tcPr>
             <w:tcW w:w="988" w:type="pct"/>
+            <w:shd w:val="clear" w:color="auto" w:fill="auto"/>
             <w:vAlign w:val="center"/>
           </w:tcPr>
           <w:p>
@@ -9939,6 +10431,7 @@
                 <w:color w:val="303030"/>
                 <w:sz w:val="20"/>
                 <w:szCs w:val="20"/>
+                <w:highlight w:val="cyan"/>
                 <w:lang w:val="es-CO" w:eastAsia="es-CO"/>
               </w:rPr>
             </w:pPr>
@@ -9948,9 +10441,10 @@
                 <w:color w:val="303030"/>
                 <w:sz w:val="20"/>
                 <w:szCs w:val="20"/>
+                <w:highlight w:val="cyan"/>
                 <w:lang w:eastAsia="es-CO"/>
               </w:rPr>
-              <w:t xml:space="preserve">XXXX, XX </w:t>
+              <w:t xml:space="preserve">{coordenada_longitud_completa}</w:t>
             </w:r>
             <w:r>
               <w:rPr>
@@ -9958,6 +10452,7 @@
                 <w:color w:val="303030"/>
                 <w:sz w:val="20"/>
                 <w:szCs w:val="20"/>
+                <w:highlight w:val="cyan"/>
                 <w:lang w:eastAsia="es-CO"/>
               </w:rPr>
               <w:t>E</w:t>
@@ -9967,11 +10462,6 @@
       </w:tr>
     </w:tbl>
     <w:p>
-      <w:r>
-        <w:t xml:space="preserve">{/tiene_puntos_monitoreo}</w:t>
-      </w:r>
-    </w:p>
-    <w:p>
       <w:pPr>
         <w:pStyle w:val="EpgrafeCarCar"/>
         <w:rPr>
@@ -9992,6 +10482,7 @@
         </w:rPr>
         <w:t xml:space="preserve">Fuente: SERAMBIENTE S.A.S., </w:t>
       </w:r>
+      <w:commentRangeStart w:id="108"/>
       <w:r>
         <w:rPr>
           <w:rFonts w:ascii="Avenir Next LT Pro" w:hAnsi="Avenir Next LT Pro" w:cstheme="majorHAnsi"/>
@@ -10000,8 +10491,9 @@
           <w:color w:val="303030"/>
           <w:lang w:val="es-CO"/>
         </w:rPr>
-        <w:t>XXXX</w:t>
-      </w:r>
+        <w:t>{fuente_anio}</w:t>
+      </w:r>
+      <w:commentRangeEnd w:id="108"/>
       <w:r>
         <w:rPr>
           <w:rStyle w:val="Refdecomentario"/>
@@ -10011,6 +10503,7 @@
           <w:szCs w:val="20"/>
           <w:lang w:val="es-MX" w:eastAsia="es-MX"/>
         </w:rPr>
+        <w:commentReference w:id="108"/>
       </w:r>
       <w:r>
         <w:rPr>
@@ -10043,6 +10536,7 @@
         <w:rPr>
           <w:rFonts w:ascii="Avenir Next LT Pro" w:hAnsi="Avenir Next LT Pro" w:cs="Calibri"/>
           <w:color w:val="303030"/>
+          <w:highlight w:val="cyan"/>
           <w:lang w:val="es-CO"/>
         </w:rPr>
       </w:pPr>
@@ -10051,6 +10545,7 @@
           <w:rFonts w:ascii="Avenir Next LT Pro" w:hAnsi="Avenir Next LT Pro"/>
           <w:noProof/>
           <w:color w:val="303030"/>
+          <w:highlight w:val="cyan"/>
         </w:rPr>
         <w:t>Aquí se agrega la imagen previamente extraida del Google Earth.</w:t>
       </w:r>
@@ -10149,6 +10644,7 @@
         <w:rPr>
           <w:rFonts w:ascii="Avenir Next LT Pro" w:hAnsi="Avenir Next LT Pro" w:cs="Calibri"/>
           <w:color w:val="303030"/>
+          <w:highlight w:val="cyan"/>
           <w:lang w:val="es-CO"/>
         </w:rPr>
         <w:t>de</w:t>
@@ -10157,6 +10653,7 @@
         <w:rPr>
           <w:rFonts w:ascii="Avenir Next LT Pro" w:hAnsi="Avenir Next LT Pro" w:cs="Calibri"/>
           <w:color w:val="303030"/>
+          <w:highlight w:val="cyan"/>
           <w:lang w:val="es-CO"/>
         </w:rPr>
         <w:t>l</w:t>
@@ -10165,6 +10662,7 @@
         <w:rPr>
           <w:rFonts w:ascii="Avenir Next LT Pro" w:hAnsi="Avenir Next LT Pro" w:cs="Calibri"/>
           <w:color w:val="303030"/>
+          <w:highlight w:val="cyan"/>
           <w:lang w:val="es-CO"/>
         </w:rPr>
         <w:t xml:space="preserve"> punto</w:t>
@@ -10252,6 +10750,7 @@
         </w:rPr>
         <w:t xml:space="preserve">., </w:t>
       </w:r>
+      <w:commentRangeStart w:id="114"/>
       <w:r>
         <w:rPr>
           <w:rFonts w:ascii="Avenir Next LT Pro" w:eastAsia="Times New Roman" w:hAnsi="Avenir Next LT Pro" w:cs="Calibri"/>
@@ -10261,7 +10760,7 @@
           <w:szCs w:val="20"/>
           <w:lang w:val="es-CO"/>
         </w:rPr>
-        <w:t>XXXX</w:t>
+        <w:t>{fuente_anio_foto}</w:t>
       </w:r>
       <w:r>
         <w:rPr>
@@ -10275,6 +10774,7 @@
         <w:t>.</w:t>
       </w:r>
       <w:bookmarkStart w:id="115" w:name="_Toc479192747"/>
+      <w:commentRangeEnd w:id="114"/>
       <w:r>
         <w:rPr>
           <w:rStyle w:val="Refdecomentario"/>
@@ -10282,6 +10782,7 @@
           <w:szCs w:val="20"/>
           <w:lang w:val="es-MX" w:eastAsia="es-MX"/>
         </w:rPr>
+        <w:commentReference w:id="114"/>
       </w:r>
     </w:p>
     <w:p>
@@ -10316,6 +10817,7 @@
       </w:pPr>
       <w:bookmarkStart w:id="118" w:name="_Toc214355446"/>
       <w:r>
+        <w:lastRenderedPageBreak/>
         <w:t>CONCLUSIONES</w:t>
       </w:r>
       <w:bookmarkEnd w:id="116"/>
@@ -10340,6 +10842,7 @@
           <w:color w:val="303030"/>
           <w:sz w:val="22"/>
           <w:szCs w:val="22"/>
+          <w:highlight w:val="cyan"/>
           <w:lang w:val="es-CO"/>
         </w:rPr>
         <w:t>NOMBRE EMPRESA</w:t>
@@ -10351,6 +10854,7 @@
           <w:color w:val="303030"/>
           <w:sz w:val="22"/>
           <w:szCs w:val="22"/>
+          <w:highlight w:val="cyan"/>
           <w:lang w:val="es-CO"/>
         </w:rPr>
         <w:t>,</w:t>
@@ -10732,7 +11236,7 @@
           </mc:Choice>
           <mc:Fallback>
             <w:pict>
-              <v:line w14:anchorId="49E6E7DF" id="Conector recto 12" o:spid="_x0000_s1026" style="position:absolute;z-index:251694080;visibility:visible;mso-wrap-style:square;mso-width-percent:0;mso-height-percent:0;mso-wrap-distance-left:9pt;mso-wrap-distance-top:-3e-5mm;mso-wrap-distance-right:9pt;mso-wrap-distance-bottom:-3e-5mm;mso-position-horizontal:right;mso-position-horizontal-relative:margin;mso-position-vertical:absolute;mso-position-vertical-relative:text;mso-width-percent:0;mso-height-percent:0;mso-width-relative:margin;mso-height-relative:margin" from="390.4pt,7.2pt" to="832pt,7.2pt" o:gfxdata="UEsDBBQABgAIAAAAIQC2gziS/gAAAOEBAAATAAAAW0NvbnRlbnRfVHlwZXNdLnhtbJSRQU7DMBBF 90jcwfIWJU67QAgl6YK0S0CoHGBkTxKLZGx5TGhvj5O2G0SRWNoz/78nu9wcxkFMGNg6quQqL6RA 0s5Y6ir5vt9lD1JwBDIwOMJKHpHlpr69KfdHjyxSmriSfYz+USnWPY7AufNIadK6MEJMx9ApD/oD OlTrorhX2lFEilmcO2RdNtjC5xDF9pCuTyYBB5bi6bQ4syoJ3g9WQ0ymaiLzg5KdCXlKLjvcW893 SUOqXwnz5DrgnHtJTxOsQfEKIT7DmDSUCaxw7Rqn8787ZsmRM9e2VmPeBN4uqYvTtW7jvijg9N/y JsXecLq0q+WD6m8AAAD//wMAUEsDBBQABgAIAAAAIQA4/SH/1gAAAJQBAAALAAAAX3JlbHMvLnJl bHOkkMFqwzAMhu+DvYPRfXGawxijTi+j0GvpHsDYimMaW0Yy2fr2M4PBMnrbUb/Q94l/f/hMi1qR JVI2sOt6UJgd+ZiDgffL8ekFlFSbvV0oo4EbChzGx4f9GRdb25HMsYhqlCwG5lrLq9biZkxWOiqY 22YiTra2kYMu1l1tQD30/bPm3wwYN0x18gb45AdQl1tp5j/sFB2T0FQ7R0nTNEV3j6o9feQzro1i OWA14Fm+Q8a1a8+Bvu/d/dMb2JY5uiPbhG/ktn4cqGU/er3pcvwCAAD//wMAUEsDBBQABgAIAAAA IQB0ccCprQEAAD4DAAAOAAAAZHJzL2Uyb0RvYy54bWysUk1v2zAMvQ/YfxB0X+xmW1cYcYotXXfp 1gDdfgAjybYwWRQoJXb+/Sg1yb5uwy6CKJJPfI9vdTuPThwMRYu+lVeLWgrjFWrr+1Z++3r/6kaK mMBrcOhNK48mytv1yxerKTRmiQM6bUgwiI/NFFo5pBSaqopqMCPEBQbjOdkhjZA4pL7SBBOjj65a 1vV1NSHpQKhMjPx695yU64LfdUalx66LJgnXSp4tlZPKuctntV5B0xOEwarTGPAPU4xgPX96gbqD BGJP9i+o0SrCiF1aKBwr7DqrTOHAbK7qP9g8DRBM4cLixHCRKf4/WPXlsPFbyqOr2T+FB1TfI4tS TSE2l2QOYtiS2E2fUfMaYZ+w8J07GnMzMxFzkfV4kdXMSSh+fHtd37xesvrqnKugOTcGiumTwVHk Syud9ZkxNHB4iCkPAs25JD97vLfOla05Lya23PJdzdDgevafSlSaIzqrc2FuidTvNo7EAbIH6jeb 9x/y2hn4tzLCvdcFeDCgP57uCax7vnO98ydhshbZYrHZoT5uKcPliJdUgE+Gyi74NS5VP22//gEA AP//AwBQSwMEFAAGAAgAAAAhALsex0HaAAAABgEAAA8AAABkcnMvZG93bnJldi54bWxMj8FOwzAQ RO9I/QdrkXpB1CFEUZTGqSqkXiokROAD3HhJUuJ1artt+HsWcYDjzqxm3lSb2Y7igj4MjhQ8rBIQ SK0zA3UK3t929wWIEDUZPTpCBV8YYFMvbipdGnelV7w0sRMcQqHUCvoYp1LK0PZodVi5CYm9D+et jnz6ThqvrxxuR5kmSS6tHogbej3hU4/tZ3O23LvL8udgtvIl3VtPx+Y03zW5UsvbebsGEXGOf8/w g8/oUDPTwZ3JBDEq4CGR1SwDwW5RPKYgDr+CrCv5H7/+BgAA//8DAFBLAQItABQABgAIAAAAIQC2 gziS/gAAAOEBAAATAAAAAAAAAAAAAAAAAAAAAABbQ29udGVudF9UeXBlc10ueG1sUEsBAi0AFAAG AAgAAAAhADj9If/WAAAAlAEAAAsAAAAAAAAAAAAAAAAALwEAAF9yZWxzLy5yZWxzUEsBAi0AFAAG AAgAAAAhAHRxwKmtAQAAPgMAAA4AAAAAAAAAAAAAAAAALgIAAGRycy9lMm9Eb2MueG1sUEsBAi0A FAAGAAgAAAAhALsex0HaAAAABgEAAA8AAAAAAAAAAAAAAAAABwQAAGRycy9kb3ducmV2LnhtbFBL BQYAAAAABAAEAPMAAAAOBQAAAAA= " strokecolor="#004cab" strokeweight="1pt">
+              <v:line w14:anchorId="49E6E7DF" id="Conector recto 12" o:spid="_x0000_s1026" style="position:absolute;z-index:251694080;visibility:visible;mso-wrap-style:square;mso-width-percent:0;mso-height-percent:0;mso-wrap-distance-left:9pt;mso-wrap-distance-top:-3e-5mm;mso-wrap-distance-right:9pt;mso-wrap-distance-bottom:-3e-5mm;mso-position-horizontal:right;mso-position-horizontal-relative:margin;mso-position-vertical:absolute;mso-position-vertical-relative:text;mso-width-percent:0;mso-height-percent:0;mso-width-relative:margin;mso-height-relative:margin" from="390.4pt,7.2pt" to="832pt,7.2pt" o:gfxdata="UEsDBBQABgAIAAAAIQC2gziS/gAAAOEBAAATAAAAW0NvbnRlbnRfVHlwZXNdLnhtbJSRQU7DMBBF&#10;90jcwfIWJU67QAgl6YK0S0CoHGBkTxKLZGx5TGhvj5O2G0SRWNoz/78nu9wcxkFMGNg6quQqL6RA&#10;0s5Y6ir5vt9lD1JwBDIwOMJKHpHlpr69KfdHjyxSmriSfYz+USnWPY7AufNIadK6MEJMx9ApD/oD&#10;OlTrorhX2lFEilmcO2RdNtjC5xDF9pCuTyYBB5bi6bQ4syoJ3g9WQ0ymaiLzg5KdCXlKLjvcW893&#10;SUOqXwnz5DrgnHtJTxOsQfEKIT7DmDSUCaxw7Rqn8787ZsmRM9e2VmPeBN4uqYvTtW7jvijg9N/y&#10;JsXecLq0q+WD6m8AAAD//wMAUEsDBBQABgAIAAAAIQA4/SH/1gAAAJQBAAALAAAAX3JlbHMvLnJl&#10;bHOkkMFqwzAMhu+DvYPRfXGawxijTi+j0GvpHsDYimMaW0Yy2fr2M4PBMnrbUb/Q94l/f/hMi1qR&#10;JVI2sOt6UJgd+ZiDgffL8ekFlFSbvV0oo4EbChzGx4f9GRdb25HMsYhqlCwG5lrLq9biZkxWOiqY&#10;22YiTra2kYMu1l1tQD30/bPm3wwYN0x18gb45AdQl1tp5j/sFB2T0FQ7R0nTNEV3j6o9feQzro1i&#10;OWA14Fm+Q8a1a8+Bvu/d/dMb2JY5uiPbhG/ktn4cqGU/er3pcvwCAAD//wMAUEsDBBQABgAIAAAA&#10;IQB0ccCprQEAAD4DAAAOAAAAZHJzL2Uyb0RvYy54bWysUk1v2zAMvQ/YfxB0X+xmW1cYcYotXXfp&#10;1gDdfgAjybYwWRQoJXb+/Sg1yb5uwy6CKJJPfI9vdTuPThwMRYu+lVeLWgrjFWrr+1Z++3r/6kaK&#10;mMBrcOhNK48mytv1yxerKTRmiQM6bUgwiI/NFFo5pBSaqopqMCPEBQbjOdkhjZA4pL7SBBOjj65a&#10;1vV1NSHpQKhMjPx695yU64LfdUalx66LJgnXSp4tlZPKuctntV5B0xOEwarTGPAPU4xgPX96gbqD&#10;BGJP9i+o0SrCiF1aKBwr7DqrTOHAbK7qP9g8DRBM4cLixHCRKf4/WPXlsPFbyqOr2T+FB1TfI4tS&#10;TSE2l2QOYtiS2E2fUfMaYZ+w8J07GnMzMxFzkfV4kdXMSSh+fHtd37xesvrqnKugOTcGiumTwVHk&#10;Syud9ZkxNHB4iCkPAs25JD97vLfOla05Lya23PJdzdDgevafSlSaIzqrc2FuidTvNo7EAbIH6jeb&#10;9x/y2hn4tzLCvdcFeDCgP57uCax7vnO98ydhshbZYrHZoT5uKcPliJdUgE+Gyi74NS5VP22//gEA&#10;AP//AwBQSwMEFAAGAAgAAAAhALsex0HaAAAABgEAAA8AAABkcnMvZG93bnJldi54bWxMj8FOwzAQ&#10;RO9I/QdrkXpB1CFEUZTGqSqkXiokROAD3HhJUuJ1artt+HsWcYDjzqxm3lSb2Y7igj4MjhQ8rBIQ&#10;SK0zA3UK3t929wWIEDUZPTpCBV8YYFMvbipdGnelV7w0sRMcQqHUCvoYp1LK0PZodVi5CYm9D+et&#10;jnz6ThqvrxxuR5kmSS6tHogbej3hU4/tZ3O23LvL8udgtvIl3VtPx+Y03zW5UsvbebsGEXGOf8/w&#10;g8/oUDPTwZ3JBDEq4CGR1SwDwW5RPKYgDr+CrCv5H7/+BgAA//8DAFBLAQItABQABgAIAAAAIQC2&#10;gziS/gAAAOEBAAATAAAAAAAAAAAAAAAAAAAAAABbQ29udGVudF9UeXBlc10ueG1sUEsBAi0AFAAG&#10;AAgAAAAhADj9If/WAAAAlAEAAAsAAAAAAAAAAAAAAAAALwEAAF9yZWxzLy5yZWxzUEsBAi0AFAAG&#10;AAgAAAAhAHRxwKmtAQAAPgMAAA4AAAAAAAAAAAAAAAAALgIAAGRycy9lMm9Eb2MueG1sUEsBAi0A&#10;FAAGAAgAAAAhALsex0HaAAAABgEAAA8AAAAAAAAAAAAAAAAABwQAAGRycy9kb3ducmV2LnhtbFBL&#10;BQYAAAAABAAEAPMAAAAOBQAAAAA=&#10;" strokecolor="#004cab" strokeweight="1pt">
                 <o:lock v:ext="edit" shapetype="f"/>
                 <w10:wrap anchorx="margin"/>
               </v:line>
@@ -11050,7 +11554,7 @@
           </mc:Choice>
           <mc:Fallback>
             <w:pict>
-              <v:line w14:anchorId="64E3710C" id="Conector recto 56" o:spid="_x0000_s1026" style="position:absolute;flip:y;z-index:251687936;visibility:visible;mso-wrap-style:square;mso-width-percent:0;mso-height-percent:0;mso-wrap-distance-left:9pt;mso-wrap-distance-top:-3e-5mm;mso-wrap-distance-right:9pt;mso-wrap-distance-bottom:-3e-5mm;mso-position-horizontal:absolute;mso-position-horizontal-relative:margin;mso-position-vertical:absolute;mso-position-vertical-relative:text;mso-width-percent:0;mso-height-percent:0;mso-width-relative:margin;mso-height-relative:margin" from="1pt,1.15pt" to="445.4pt,2pt" o:gfxdata="UEsDBBQABgAIAAAAIQC2gziS/gAAAOEBAAATAAAAW0NvbnRlbnRfVHlwZXNdLnhtbJSRQU7DMBBF 90jcwfIWJU67QAgl6YK0S0CoHGBkTxKLZGx5TGhvj5O2G0SRWNoz/78nu9wcxkFMGNg6quQqL6RA 0s5Y6ir5vt9lD1JwBDIwOMJKHpHlpr69KfdHjyxSmriSfYz+USnWPY7AufNIadK6MEJMx9ApD/oD OlTrorhX2lFEilmcO2RdNtjC5xDF9pCuTyYBB5bi6bQ4syoJ3g9WQ0ymaiLzg5KdCXlKLjvcW893 SUOqXwnz5DrgnHtJTxOsQfEKIT7DmDSUCaxw7Rqn8787ZsmRM9e2VmPeBN4uqYvTtW7jvijg9N/y JsXecLq0q+WD6m8AAAD//wMAUEsDBBQABgAIAAAAIQA4/SH/1gAAAJQBAAALAAAAX3JlbHMvLnJl bHOkkMFqwzAMhu+DvYPRfXGawxijTi+j0GvpHsDYimMaW0Yy2fr2M4PBMnrbUb/Q94l/f/hMi1qR JVI2sOt6UJgd+ZiDgffL8ekFlFSbvV0oo4EbChzGx4f9GRdb25HMsYhqlCwG5lrLq9biZkxWOiqY 22YiTra2kYMu1l1tQD30/bPm3wwYN0x18gb45AdQl1tp5j/sFB2T0FQ7R0nTNEV3j6o9feQzro1i OWA14Fm+Q8a1a8+Bvu/d/dMb2JY5uiPbhG/ktn4cqGU/er3pcvwCAAD//wMAUEsDBBQABgAIAAAA IQBxj7M+uQEAAEwDAAAOAAAAZHJzL2Uyb0RvYy54bWysU02P0zAQvSPxHyzfadKqXVDUdAVdlssC lXbhPnXsxMLxWGO3af89Y2/V5eOGuIzmyy/z3kzWt6fRiaOmaNG3cj6rpdBeYWd938pvT/dv3kkR E/gOHHrdyrOO8nbz+tV6Co1e4ICu0yQYxMdmCq0cUgpNVUU16BHiDIP2XDRIIyQOqa86gonRR1ct 6vqmmpC6QKh0jJy9ey7KTcE3Rqv01Ziok3Ct5NlSsVTsPttqs4amJwiDVZcx4B+mGMF6/ugV6g4S iAPZv6BGqwgjmjRTOFZojFW6cGA28/oPNo8DBF24sDgxXGWK/w9WfTlu/Y7y6OrkH8MDqh+RRamm EJtrMQcx7Ejsp8/Y8RrhkLDwPRkahXE2fOftlwxzEqci8PkqsD4loTi5ulku69VKCsW1eb2alwVU 0GSYPEOgmD5pHEV2Wumsz/yhgeNDTHmsl5ac9nhvnSs7dF5MjLl4W/OawfV8jSpReRzR2S435ieR +v3WkThCvoh6uX3/IR8BA//WRnjwXQEeNHQfL34C65597nf+IlNWJh9cbPbYnXeU4XLEKyvAl/PK N/FrXLpefoLNTwAAAP//AwBQSwMEFAAGAAgAAAAhADYGRjHcAAAABQEAAA8AAABkcnMvZG93bnJl di54bWxMj81uwjAQhO+V+g7WVuqt2NBSQYiD+nuoOBH6ACZekoC9TmMDKU/f7ak9jVazmvkmXw7e iRP2sQ2kYTxSIJCqYFuqNXxu3u9mIGIyZI0LhBq+McKyuL7KTWbDmdZ4KlMtOIRiZjQ0KXWZlLFq 0Js4Ch0Se7vQe5P47Gtpe3PmcO/kRKlH6U1L3NCYDl8arA7l0WvYX/bPYzd/W38cvl7jajrdqBIv Wt/eDE8LEAmH9PcMv/iMDgUzbcORbBROw4SXJJZ7EOzO5oqHbDU8KJBFLv/TFz8AAAD//wMAUEsB Ai0AFAAGAAgAAAAhALaDOJL+AAAA4QEAABMAAAAAAAAAAAAAAAAAAAAAAFtDb250ZW50X1R5cGVz XS54bWxQSwECLQAUAAYACAAAACEAOP0h/9YAAACUAQAACwAAAAAAAAAAAAAAAAAvAQAAX3JlbHMv LnJlbHNQSwECLQAUAAYACAAAACEAcY+zPrkBAABMAwAADgAAAAAAAAAAAAAAAAAuAgAAZHJzL2Uy b0RvYy54bWxQSwECLQAUAAYACAAAACEANgZGMdwAAAAFAQAADwAAAAAAAAAAAAAAAAATBAAAZHJz L2Rvd25yZXYueG1sUEsFBgAAAAAEAAQA8wAAABwFAAAAAA== " strokecolor="#004cab" strokeweight="1pt">
+              <v:line w14:anchorId="64E3710C" id="Conector recto 56" o:spid="_x0000_s1026" style="position:absolute;flip:y;z-index:251687936;visibility:visible;mso-wrap-style:square;mso-width-percent:0;mso-height-percent:0;mso-wrap-distance-left:9pt;mso-wrap-distance-top:-3e-5mm;mso-wrap-distance-right:9pt;mso-wrap-distance-bottom:-3e-5mm;mso-position-horizontal:absolute;mso-position-horizontal-relative:margin;mso-position-vertical:absolute;mso-position-vertical-relative:text;mso-width-percent:0;mso-height-percent:0;mso-width-relative:margin;mso-height-relative:margin" from="1pt,1.15pt" to="445.4pt,2pt" o:gfxdata="UEsDBBQABgAIAAAAIQC2gziS/gAAAOEBAAATAAAAW0NvbnRlbnRfVHlwZXNdLnhtbJSRQU7DMBBF&#10;90jcwfIWJU67QAgl6YK0S0CoHGBkTxKLZGx5TGhvj5O2G0SRWNoz/78nu9wcxkFMGNg6quQqL6RA&#10;0s5Y6ir5vt9lD1JwBDIwOMJKHpHlpr69KfdHjyxSmriSfYz+USnWPY7AufNIadK6MEJMx9ApD/oD&#10;OlTrorhX2lFEilmcO2RdNtjC5xDF9pCuTyYBB5bi6bQ4syoJ3g9WQ0ymaiLzg5KdCXlKLjvcW893&#10;SUOqXwnz5DrgnHtJTxOsQfEKIT7DmDSUCaxw7Rqn8787ZsmRM9e2VmPeBN4uqYvTtW7jvijg9N/y&#10;JsXecLq0q+WD6m8AAAD//wMAUEsDBBQABgAIAAAAIQA4/SH/1gAAAJQBAAALAAAAX3JlbHMvLnJl&#10;bHOkkMFqwzAMhu+DvYPRfXGawxijTi+j0GvpHsDYimMaW0Yy2fr2M4PBMnrbUb/Q94l/f/hMi1qR&#10;JVI2sOt6UJgd+ZiDgffL8ekFlFSbvV0oo4EbChzGx4f9GRdb25HMsYhqlCwG5lrLq9biZkxWOiqY&#10;22YiTra2kYMu1l1tQD30/bPm3wwYN0x18gb45AdQl1tp5j/sFB2T0FQ7R0nTNEV3j6o9feQzro1i&#10;OWA14Fm+Q8a1a8+Bvu/d/dMb2JY5uiPbhG/ktn4cqGU/er3pcvwCAAD//wMAUEsDBBQABgAIAAAA&#10;IQBxj7M+uQEAAEwDAAAOAAAAZHJzL2Uyb0RvYy54bWysU02P0zAQvSPxHyzfadKqXVDUdAVdlssC&#10;lXbhPnXsxMLxWGO3af89Y2/V5eOGuIzmyy/z3kzWt6fRiaOmaNG3cj6rpdBeYWd938pvT/dv3kkR&#10;E/gOHHrdyrOO8nbz+tV6Co1e4ICu0yQYxMdmCq0cUgpNVUU16BHiDIP2XDRIIyQOqa86gonRR1ct&#10;6vqmmpC6QKh0jJy9ey7KTcE3Rqv01Ziok3Ct5NlSsVTsPttqs4amJwiDVZcx4B+mGMF6/ugV6g4S&#10;iAPZv6BGqwgjmjRTOFZojFW6cGA28/oPNo8DBF24sDgxXGWK/w9WfTlu/Y7y6OrkH8MDqh+RRamm&#10;EJtrMQcx7Ejsp8/Y8RrhkLDwPRkahXE2fOftlwxzEqci8PkqsD4loTi5ulku69VKCsW1eb2alwVU&#10;0GSYPEOgmD5pHEV2Wumsz/yhgeNDTHmsl5ac9nhvnSs7dF5MjLl4W/OawfV8jSpReRzR2S435ieR&#10;+v3WkThCvoh6uX3/IR8BA//WRnjwXQEeNHQfL34C65597nf+IlNWJh9cbPbYnXeU4XLEKyvAl/PK&#10;N/FrXLpefoLNTwAAAP//AwBQSwMEFAAGAAgAAAAhADYGRjHcAAAABQEAAA8AAABkcnMvZG93bnJl&#10;di54bWxMj81uwjAQhO+V+g7WVuqt2NBSQYiD+nuoOBH6ACZekoC9TmMDKU/f7ak9jVazmvkmXw7e&#10;iRP2sQ2kYTxSIJCqYFuqNXxu3u9mIGIyZI0LhBq+McKyuL7KTWbDmdZ4KlMtOIRiZjQ0KXWZlLFq&#10;0Js4Ch0Se7vQe5P47Gtpe3PmcO/kRKlH6U1L3NCYDl8arA7l0WvYX/bPYzd/W38cvl7jajrdqBIv&#10;Wt/eDE8LEAmH9PcMv/iMDgUzbcORbBROw4SXJJZ7EOzO5oqHbDU8KJBFLv/TFz8AAAD//wMAUEsB&#10;Ai0AFAAGAAgAAAAhALaDOJL+AAAA4QEAABMAAAAAAAAAAAAAAAAAAAAAAFtDb250ZW50X1R5cGVz&#10;XS54bWxQSwECLQAUAAYACAAAACEAOP0h/9YAAACUAQAACwAAAAAAAAAAAAAAAAAvAQAAX3JlbHMv&#10;LnJlbHNQSwECLQAUAAYACAAAACEAcY+zPrkBAABMAwAADgAAAAAAAAAAAAAAAAAuAgAAZHJzL2Uy&#10;b0RvYy54bWxQSwECLQAUAAYACAAAACEANgZGMdwAAAAFAQAADwAAAAAAAAAAAAAAAAATBAAAZHJz&#10;L2Rvd25yZXYueG1sUEsFBgAAAAAEAAQA8wAAABwFAAAAAA==&#10;" strokecolor="#004cab" strokeweight="1pt">
                 <o:lock v:ext="edit" shapetype="f"/>
                 <w10:wrap anchorx="margin"/>
               </v:line>
@@ -11074,9 +11578,12 @@
         <w:pStyle w:val="Ttulo1"/>
       </w:pPr>
       <w:bookmarkStart w:id="121" w:name="_Toc214355447"/>
-      <w:r>
+      <w:commentRangeStart w:id="122"/>
+      <w:r>
+        <w:lastRenderedPageBreak/>
         <w:t>BIBLIOGRAFÍA</w:t>
       </w:r>
+      <w:commentRangeEnd w:id="122"/>
       <w:r>
         <w:rPr>
           <w:rStyle w:val="Refdecomentario"/>
@@ -11086,6 +11593,7 @@
           <w:color w:val="auto"/>
           <w:lang w:val="es-MX"/>
         </w:rPr>
+        <w:commentReference w:id="122"/>
       </w:r>
       <w:bookmarkEnd w:id="121"/>
     </w:p>
@@ -11161,6 +11669,7 @@
           <w:color w:val="303030"/>
           <w:sz w:val="22"/>
           <w:szCs w:val="22"/>
+          <w:highlight w:val="cyan"/>
           <w:lang w:val="en-US"/>
         </w:rPr>
         <w:t>2</w:t>
@@ -11171,6 +11680,7 @@
           <w:color w:val="303030"/>
           <w:sz w:val="22"/>
           <w:szCs w:val="22"/>
+          <w:highlight w:val="cyan"/>
           <w:lang w:val="en-US"/>
         </w:rPr>
         <w:t>0</w:t>
@@ -11181,6 +11691,7 @@
           <w:color w:val="303030"/>
           <w:sz w:val="22"/>
           <w:szCs w:val="22"/>
+          <w:highlight w:val="cyan"/>
           <w:lang w:val="en-US"/>
         </w:rPr>
         <w:t>2</w:t>
@@ -11191,6 +11702,7 @@
           <w:color w:val="303030"/>
           <w:sz w:val="22"/>
           <w:szCs w:val="22"/>
+          <w:highlight w:val="cyan"/>
           <w:lang w:val="en-US"/>
         </w:rPr>
         <w:t>3</w:t>
@@ -11211,6 +11723,7 @@
           <w:color w:val="303030"/>
           <w:sz w:val="22"/>
           <w:szCs w:val="22"/>
+          <w:highlight w:val="cyan"/>
           <w:lang w:val="en-US"/>
         </w:rPr>
         <w:t>2</w:t>
@@ -11221,6 +11734,7 @@
           <w:color w:val="303030"/>
           <w:sz w:val="22"/>
           <w:szCs w:val="22"/>
+          <w:highlight w:val="cyan"/>
           <w:lang w:val="en-US"/>
         </w:rPr>
         <w:t>4</w:t>
@@ -11231,6 +11745,7 @@
           <w:color w:val="303030"/>
           <w:sz w:val="22"/>
           <w:szCs w:val="22"/>
+          <w:highlight w:val="cyan"/>
           <w:lang w:val="en-US"/>
         </w:rPr>
         <w:t>th edition</w:t>
@@ -11495,6 +12010,7 @@
       </w:pPr>
       <w:bookmarkStart w:id="123" w:name="_Toc214355448"/>
       <w:r>
+        <w:lastRenderedPageBreak/>
         <w:t>ANEXOS</w:t>
       </w:r>
       <w:bookmarkEnd w:id="123"/>
@@ -11741,11 +12257,6 @@
       <w:bookmarkEnd w:id="126"/>
       <w:bookmarkEnd w:id="127"/>
       <w:bookmarkEnd w:id="128"/>
-    </w:p>
-    <w:p>
-      <w:r>
-        <w:t xml:space="preserve">{#tiene_anexos}</w:t>
-      </w:r>
     </w:p>
     <w:tbl>
       <w:tblPr>
@@ -11779,6 +12290,7 @@
         <w:tc>
           <w:tcPr>
             <w:tcW w:w="1682" w:type="pct"/>
+            <w:shd w:val="clear" w:color="000000" w:fill="004CAB"/>
             <w:vAlign w:val="center"/>
             <w:hideMark/>
           </w:tcPr>
@@ -11824,6 +12336,7 @@
         <w:tc>
           <w:tcPr>
             <w:tcW w:w="1126" w:type="pct"/>
+            <w:shd w:val="clear" w:color="000000" w:fill="004CAB"/>
             <w:vAlign w:val="center"/>
             <w:hideMark/>
           </w:tcPr>
@@ -11840,6 +12353,7 @@
                 <w:lang w:val="es-CO" w:eastAsia="es-CO"/>
               </w:rPr>
             </w:pPr>
+            <w:commentRangeStart w:id="129"/>
             <w:r>
               <w:rPr>
                 <w:rFonts w:ascii="Avenir Next LT Pro" w:eastAsia="Times New Roman" w:hAnsi="Avenir Next LT Pro" w:cs="Times New Roman"/>
@@ -11852,6 +12366,7 @@
               </w:rPr>
               <w:t>Laboratorio</w:t>
             </w:r>
+            <w:commentRangeEnd w:id="129"/>
             <w:r>
               <w:rPr>
                 <w:rStyle w:val="Refdecomentario"/>
@@ -11859,12 +12374,14 @@
                 <w:szCs w:val="20"/>
                 <w:lang w:val="es-MX" w:eastAsia="es-MX"/>
               </w:rPr>
+              <w:commentReference w:id="129"/>
             </w:r>
           </w:p>
         </w:tc>
         <w:tc>
           <w:tcPr>
             <w:tcW w:w="1125" w:type="pct"/>
+            <w:shd w:val="clear" w:color="000000" w:fill="004CAB"/>
             <w:vAlign w:val="center"/>
             <w:hideMark/>
           </w:tcPr>
@@ -11881,6 +12398,7 @@
                 <w:lang w:val="es-CO" w:eastAsia="es-CO"/>
               </w:rPr>
             </w:pPr>
+            <w:commentRangeStart w:id="130"/>
             <w:r>
               <w:rPr>
                 <w:rFonts w:ascii="Avenir Next LT Pro" w:eastAsia="Times New Roman" w:hAnsi="Avenir Next LT Pro" w:cs="Times New Roman"/>
@@ -11893,6 +12411,7 @@
               </w:rPr>
               <w:t>Archivo</w:t>
             </w:r>
+            <w:commentRangeEnd w:id="130"/>
             <w:r>
               <w:rPr>
                 <w:rStyle w:val="Refdecomentario"/>
@@ -11900,12 +12419,14 @@
                 <w:szCs w:val="20"/>
                 <w:lang w:val="es-MX" w:eastAsia="es-MX"/>
               </w:rPr>
+              <w:commentReference w:id="130"/>
             </w:r>
           </w:p>
         </w:tc>
         <w:tc>
           <w:tcPr>
             <w:tcW w:w="1067" w:type="pct"/>
+            <w:shd w:val="clear" w:color="000000" w:fill="004CAB"/>
             <w:vAlign w:val="center"/>
             <w:hideMark/>
           </w:tcPr>
@@ -11922,6 +12443,7 @@
                 <w:lang w:val="es-CO" w:eastAsia="es-CO"/>
               </w:rPr>
             </w:pPr>
+            <w:commentRangeStart w:id="131"/>
             <w:r>
               <w:rPr>
                 <w:rFonts w:ascii="Avenir Next LT Pro" w:eastAsia="Times New Roman" w:hAnsi="Avenir Next LT Pro" w:cs="Times New Roman"/>
@@ -11934,6 +12456,7 @@
               </w:rPr>
               <w:t>Páginas</w:t>
             </w:r>
+            <w:commentRangeEnd w:id="131"/>
             <w:r>
               <w:rPr>
                 <w:rStyle w:val="Refdecomentario"/>
@@ -11941,6 +12464,7 @@
                 <w:szCs w:val="20"/>
                 <w:lang w:val="es-MX" w:eastAsia="es-MX"/>
               </w:rPr>
+              <w:commentReference w:id="131"/>
             </w:r>
           </w:p>
         </w:tc>
@@ -11953,6 +12477,7 @@
         <w:tc>
           <w:tcPr>
             <w:tcW w:w="1682" w:type="pct"/>
+            <w:shd w:val="clear" w:color="auto" w:fill="auto"/>
             <w:vAlign w:val="center"/>
             <w:hideMark/>
           </w:tcPr>
@@ -11968,14 +12493,43 @@
               </w:rPr>
             </w:pPr>
             <w:r>
-              <w:t xml:space="preserve">{#anexos}
-{anexo_nombre}</w:t>
+              <w:rPr>
+                <w:rFonts w:ascii="Avenir Next LT Pro" w:eastAsia="Times New Roman" w:hAnsi="Avenir Next LT Pro" w:cs="Times New Roman"/>
+                <w:b/>
+                <w:bCs/>
+                <w:color w:val="303030"/>
+                <w:sz w:val="20"/>
+                <w:szCs w:val="20"/>
+                <w:lang w:val="es-ES" w:eastAsia="es-CO"/>
+              </w:rPr>
+              <w:t xml:space="preserve">Anexo 1. </w:t>
+            </w:r>
+            <w:r>
+              <w:rPr>
+                <w:rFonts w:ascii="Avenir Next LT Pro" w:eastAsia="Times New Roman" w:hAnsi="Avenir Next LT Pro" w:cs="Times New Roman"/>
+                <w:color w:val="303030"/>
+                <w:sz w:val="20"/>
+                <w:szCs w:val="20"/>
+                <w:lang w:val="es-ES" w:eastAsia="es-CO"/>
+              </w:rPr>
+              <w:t>R</w:t>
+            </w:r>
+            <w:r>
+              <w:rPr>
+                <w:rFonts w:ascii="Avenir Next LT Pro" w:eastAsia="Times New Roman" w:hAnsi="Avenir Next LT Pro" w:cs="Times New Roman"/>
+                <w:color w:val="303030"/>
+                <w:sz w:val="20"/>
+                <w:szCs w:val="20"/>
+                <w:lang w:val="es-ES" w:eastAsia="es-CO"/>
+              </w:rPr>
+              <w:t>egistro fotográfico</w:t>
             </w:r>
           </w:p>
         </w:tc>
         <w:tc>
           <w:tcPr>
             <w:tcW w:w="1126" w:type="pct"/>
+            <w:shd w:val="clear" w:color="auto" w:fill="auto"/>
             <w:vAlign w:val="center"/>
             <w:hideMark/>
           </w:tcPr>
@@ -11990,14 +12544,12 @@
                 <w:lang w:val="es-CO" w:eastAsia="es-CO"/>
               </w:rPr>
             </w:pPr>
-            <w:r>
-              <w:t xml:space="preserve">{anexo_laboratorio}</w:t>
-            </w:r>
           </w:p>
         </w:tc>
         <w:tc>
           <w:tcPr>
             <w:tcW w:w="1125" w:type="pct"/>
+            <w:shd w:val="clear" w:color="auto" w:fill="auto"/>
             <w:vAlign w:val="center"/>
             <w:hideMark/>
           </w:tcPr>
@@ -12012,122 +12564,14 @@
                 <w:lang w:val="es-CO" w:eastAsia="es-CO"/>
               </w:rPr>
             </w:pPr>
-            <w:r>
-              <w:t xml:space="preserve">{anexo_archivo}</w:t>
-            </w:r>
           </w:p>
         </w:tc>
         <w:tc>
           <w:tcPr>
             <w:tcW w:w="1067" w:type="pct"/>
+            <w:shd w:val="clear" w:color="auto" w:fill="auto"/>
             <w:vAlign w:val="center"/>
             <w:hideMark/>
-          </w:tcPr>
-          <w:p>
-            <w:pPr>
-              <w:jc w:val="center"/>
-              <w:rPr>
-                <w:rFonts w:ascii="Avenir Next LT Pro" w:eastAsia="Times New Roman" w:hAnsi="Avenir Next LT Pro" w:cs="Times New Roman"/>
-                <w:color w:val="303030"/>
-                <w:sz w:val="20"/>
-                <w:szCs w:val="20"/>
-                <w:lang w:val="es-CO" w:eastAsia="es-CO"/>
-              </w:rPr>
-            </w:pPr>
-            <w:r>
-              <w:t xml:space="preserve">{anexo_paginas}
-{/anexos}</w:t>
-            </w:r>
-          </w:p>
-        </w:tc>
-      </w:tr>
-      <w:tr>
-        <w:trPr>
-          <w:trHeight w:val="20"/>
-          <w:jc w:val="center"/>
-        </w:trPr>
-        <w:tc>
-          <w:tcPr>
-            <w:tcW w:w="1682" w:type="pct"/>
-            <w:vAlign w:val="center"/>
-          </w:tcPr>
-          <w:p>
-            <w:pPr>
-              <w:jc w:val="center"/>
-              <w:rPr>
-                <w:rFonts w:ascii="Avenir Next LT Pro" w:eastAsia="Times New Roman" w:hAnsi="Avenir Next LT Pro" w:cs="Times New Roman"/>
-                <w:b/>
-                <w:bCs/>
-                <w:color w:val="303030"/>
-                <w:sz w:val="20"/>
-                <w:szCs w:val="20"/>
-                <w:lang w:val="es-ES" w:eastAsia="es-CO"/>
-              </w:rPr>
-            </w:pPr>
-            <w:r>
-              <w:rPr>
-                <w:rFonts w:ascii="Avenir Next LT Pro" w:eastAsia="Times New Roman" w:hAnsi="Avenir Next LT Pro" w:cs="Times New Roman"/>
-                <w:b/>
-                <w:bCs/>
-                <w:color w:val="303030"/>
-                <w:sz w:val="20"/>
-                <w:szCs w:val="20"/>
-                <w:lang w:val="es-ES" w:eastAsia="es-CO"/>
-              </w:rPr>
-              <w:t xml:space="preserve">Anexo 2. </w:t>
-            </w:r>
-            <w:r>
-              <w:rPr>
-                <w:rFonts w:ascii="Avenir Next LT Pro" w:eastAsia="Times New Roman" w:hAnsi="Avenir Next LT Pro" w:cs="Times New Roman"/>
-                <w:color w:val="303030"/>
-                <w:sz w:val="20"/>
-                <w:szCs w:val="20"/>
-                <w:lang w:val="es-ES" w:eastAsia="es-CO"/>
-              </w:rPr>
-              <w:t>Formatos de campo</w:t>
-            </w:r>
-          </w:p>
-        </w:tc>
-        <w:tc>
-          <w:tcPr>
-            <w:tcW w:w="1126" w:type="pct"/>
-            <w:vAlign w:val="center"/>
-          </w:tcPr>
-          <w:p>
-            <w:pPr>
-              <w:jc w:val="center"/>
-              <w:rPr>
-                <w:rFonts w:ascii="Avenir Next LT Pro" w:eastAsia="Times New Roman" w:hAnsi="Avenir Next LT Pro" w:cs="Times New Roman"/>
-                <w:color w:val="303030"/>
-                <w:sz w:val="20"/>
-                <w:szCs w:val="20"/>
-                <w:lang w:val="es-CO" w:eastAsia="es-CO"/>
-              </w:rPr>
-            </w:pPr>
-          </w:p>
-        </w:tc>
-        <w:tc>
-          <w:tcPr>
-            <w:tcW w:w="1125" w:type="pct"/>
-            <w:vAlign w:val="center"/>
-          </w:tcPr>
-          <w:p>
-            <w:pPr>
-              <w:jc w:val="center"/>
-              <w:rPr>
-                <w:rFonts w:ascii="Avenir Next LT Pro" w:eastAsia="Times New Roman" w:hAnsi="Avenir Next LT Pro" w:cs="Times New Roman"/>
-                <w:color w:val="303030"/>
-                <w:sz w:val="20"/>
-                <w:szCs w:val="20"/>
-                <w:lang w:val="es-CO" w:eastAsia="es-CO"/>
-              </w:rPr>
-            </w:pPr>
-          </w:p>
-        </w:tc>
-        <w:tc>
-          <w:tcPr>
-            <w:tcW w:w="1067" w:type="pct"/>
-            <w:vAlign w:val="center"/>
           </w:tcPr>
           <w:p>
             <w:pPr>
@@ -12151,6 +12595,113 @@
         <w:tc>
           <w:tcPr>
             <w:tcW w:w="1682" w:type="pct"/>
+            <w:shd w:val="clear" w:color="auto" w:fill="auto"/>
+            <w:vAlign w:val="center"/>
+          </w:tcPr>
+          <w:p>
+            <w:pPr>
+              <w:jc w:val="center"/>
+              <w:rPr>
+                <w:rFonts w:ascii="Avenir Next LT Pro" w:eastAsia="Times New Roman" w:hAnsi="Avenir Next LT Pro" w:cs="Times New Roman"/>
+                <w:b/>
+                <w:bCs/>
+                <w:color w:val="303030"/>
+                <w:sz w:val="20"/>
+                <w:szCs w:val="20"/>
+                <w:lang w:val="es-ES" w:eastAsia="es-CO"/>
+              </w:rPr>
+            </w:pPr>
+            <w:r>
+              <w:rPr>
+                <w:rFonts w:ascii="Avenir Next LT Pro" w:eastAsia="Times New Roman" w:hAnsi="Avenir Next LT Pro" w:cs="Times New Roman"/>
+                <w:b/>
+                <w:bCs/>
+                <w:color w:val="303030"/>
+                <w:sz w:val="20"/>
+                <w:szCs w:val="20"/>
+                <w:lang w:val="es-ES" w:eastAsia="es-CO"/>
+              </w:rPr>
+              <w:t xml:space="preserve">Anexo 2. </w:t>
+            </w:r>
+            <w:r>
+              <w:rPr>
+                <w:rFonts w:ascii="Avenir Next LT Pro" w:eastAsia="Times New Roman" w:hAnsi="Avenir Next LT Pro" w:cs="Times New Roman"/>
+                <w:color w:val="303030"/>
+                <w:sz w:val="20"/>
+                <w:szCs w:val="20"/>
+                <w:lang w:val="es-ES" w:eastAsia="es-CO"/>
+              </w:rPr>
+              <w:t>Formatos de campo</w:t>
+            </w:r>
+          </w:p>
+        </w:tc>
+        <w:tc>
+          <w:tcPr>
+            <w:tcW w:w="1126" w:type="pct"/>
+            <w:shd w:val="clear" w:color="auto" w:fill="auto"/>
+            <w:vAlign w:val="center"/>
+          </w:tcPr>
+          <w:p>
+            <w:pPr>
+              <w:jc w:val="center"/>
+              <w:rPr>
+                <w:rFonts w:ascii="Avenir Next LT Pro" w:eastAsia="Times New Roman" w:hAnsi="Avenir Next LT Pro" w:cs="Times New Roman"/>
+                <w:color w:val="303030"/>
+                <w:sz w:val="20"/>
+                <w:szCs w:val="20"/>
+                <w:lang w:val="es-CO" w:eastAsia="es-CO"/>
+              </w:rPr>
+            </w:pPr>
+          </w:p>
+        </w:tc>
+        <w:tc>
+          <w:tcPr>
+            <w:tcW w:w="1125" w:type="pct"/>
+            <w:shd w:val="clear" w:color="auto" w:fill="auto"/>
+            <w:vAlign w:val="center"/>
+          </w:tcPr>
+          <w:p>
+            <w:pPr>
+              <w:jc w:val="center"/>
+              <w:rPr>
+                <w:rFonts w:ascii="Avenir Next LT Pro" w:eastAsia="Times New Roman" w:hAnsi="Avenir Next LT Pro" w:cs="Times New Roman"/>
+                <w:color w:val="303030"/>
+                <w:sz w:val="20"/>
+                <w:szCs w:val="20"/>
+                <w:lang w:val="es-CO" w:eastAsia="es-CO"/>
+              </w:rPr>
+            </w:pPr>
+          </w:p>
+        </w:tc>
+        <w:tc>
+          <w:tcPr>
+            <w:tcW w:w="1067" w:type="pct"/>
+            <w:shd w:val="clear" w:color="auto" w:fill="auto"/>
+            <w:vAlign w:val="center"/>
+          </w:tcPr>
+          <w:p>
+            <w:pPr>
+              <w:jc w:val="center"/>
+              <w:rPr>
+                <w:rFonts w:ascii="Avenir Next LT Pro" w:eastAsia="Times New Roman" w:hAnsi="Avenir Next LT Pro" w:cs="Times New Roman"/>
+                <w:color w:val="303030"/>
+                <w:sz w:val="20"/>
+                <w:szCs w:val="20"/>
+                <w:lang w:val="es-CO" w:eastAsia="es-CO"/>
+              </w:rPr>
+            </w:pPr>
+          </w:p>
+        </w:tc>
+      </w:tr>
+      <w:tr>
+        <w:trPr>
+          <w:trHeight w:val="20"/>
+          <w:jc w:val="center"/>
+        </w:trPr>
+        <w:tc>
+          <w:tcPr>
+            <w:tcW w:w="1682" w:type="pct"/>
+            <w:shd w:val="clear" w:color="auto" w:fill="auto"/>
             <w:vAlign w:val="center"/>
             <w:hideMark/>
           </w:tcPr>
@@ -12192,6 +12743,7 @@
         <w:tc>
           <w:tcPr>
             <w:tcW w:w="1126" w:type="pct"/>
+            <w:shd w:val="clear" w:color="auto" w:fill="auto"/>
             <w:vAlign w:val="center"/>
             <w:hideMark/>
           </w:tcPr>
@@ -12211,6 +12763,7 @@
         <w:tc>
           <w:tcPr>
             <w:tcW w:w="1125" w:type="pct"/>
+            <w:shd w:val="clear" w:color="auto" w:fill="auto"/>
             <w:vAlign w:val="center"/>
             <w:hideMark/>
           </w:tcPr>
@@ -12230,6 +12783,7 @@
         <w:tc>
           <w:tcPr>
             <w:tcW w:w="1067" w:type="pct"/>
+            <w:shd w:val="clear" w:color="auto" w:fill="auto"/>
             <w:vAlign w:val="center"/>
             <w:hideMark/>
           </w:tcPr>
@@ -12249,11 +12803,6 @@
       </w:tr>
     </w:tbl>
     <w:p>
-      <w:r>
-        <w:t xml:space="preserve">{/tiene_anexos}</w:t>
-      </w:r>
-    </w:p>
-    <w:p>
       <w:pPr>
         <w:pStyle w:val="Sinespaciado"/>
         <w:jc w:val="center"/>
@@ -12277,6 +12826,7 @@
         </w:rPr>
         <w:t xml:space="preserve">Fuente: SERAMBIENTE S.A.S., </w:t>
       </w:r>
+      <w:commentRangeStart w:id="132"/>
       <w:r>
         <w:rPr>
           <w:rFonts w:ascii="Avenir Next LT Pro" w:hAnsi="Avenir Next LT Pro"/>
@@ -12288,6 +12838,7 @@
         </w:rPr>
         <w:t>XXXX</w:t>
       </w:r>
+      <w:commentRangeEnd w:id="132"/>
       <w:r>
         <w:rPr>
           <w:rStyle w:val="Refdecomentario"/>
@@ -12295,6 +12846,7 @@
           <w:szCs w:val="20"/>
           <w:lang w:val="es-MX" w:eastAsia="es-MX"/>
         </w:rPr>
+        <w:commentReference w:id="132"/>
       </w:r>
       <w:r>
         <w:rPr>
@@ -12329,6 +12881,7 @@
           <w:color w:val="303030"/>
           <w:sz w:val="20"/>
           <w:szCs w:val="20"/>
+          <w:highlight w:val="yellow"/>
           <w:lang w:val="es-CO"/>
         </w:rPr>
       </w:pPr>
@@ -12339,6 +12892,7 @@
           <w:color w:val="303030"/>
           <w:sz w:val="20"/>
           <w:szCs w:val="20"/>
+          <w:highlight w:val="yellow"/>
           <w:lang w:val="es-CO"/>
         </w:rPr>
         <w:br w:type="page"/>
@@ -12351,6 +12905,7 @@
       <w:bookmarkStart w:id="133" w:name="_Toc139449157"/>
       <w:bookmarkStart w:id="134" w:name="_Toc214355449"/>
       <w:r>
+        <w:lastRenderedPageBreak/>
         <w:t>HIST</w:t>
       </w:r>
       <w:r>
@@ -12372,6 +12927,7 @@
           <w:color w:val="303030"/>
           <w:sz w:val="20"/>
           <w:szCs w:val="20"/>
+          <w:highlight w:val="yellow"/>
           <w:lang w:val="es-CO"/>
         </w:rPr>
       </w:pPr>
@@ -12505,6 +13061,7 @@
         <w:tc>
           <w:tcPr>
             <w:tcW w:w="522" w:type="pct"/>
+            <w:shd w:val="clear" w:color="000000" w:fill="004CAB"/>
             <w:vAlign w:val="center"/>
             <w:hideMark/>
           </w:tcPr>
@@ -12539,6 +13096,7 @@
         <w:tc>
           <w:tcPr>
             <w:tcW w:w="1253" w:type="pct"/>
+            <w:shd w:val="clear" w:color="000000" w:fill="004CAB"/>
             <w:vAlign w:val="center"/>
             <w:hideMark/>
           </w:tcPr>
@@ -12572,6 +13130,7 @@
         <w:tc>
           <w:tcPr>
             <w:tcW w:w="853" w:type="pct"/>
+            <w:shd w:val="clear" w:color="000000" w:fill="004CAB"/>
             <w:vAlign w:val="center"/>
             <w:hideMark/>
           </w:tcPr>
@@ -12631,6 +13190,7 @@
         <w:tc>
           <w:tcPr>
             <w:tcW w:w="928" w:type="pct"/>
+            <w:shd w:val="clear" w:color="000000" w:fill="004CAB"/>
             <w:vAlign w:val="center"/>
             <w:hideMark/>
           </w:tcPr>
@@ -12647,6 +13207,7 @@
                 <w:lang w:val="es-CO" w:eastAsia="es-CO"/>
               </w:rPr>
             </w:pPr>
+            <w:commentRangeStart w:id="141"/>
             <w:r>
               <w:rPr>
                 <w:rFonts w:ascii="Avenir Next LT Pro" w:eastAsia="Times New Roman" w:hAnsi="Avenir Next LT Pro" w:cs="Times New Roman"/>
@@ -12659,6 +13220,7 @@
               </w:rPr>
               <w:t>Elaborado</w:t>
             </w:r>
+            <w:commentRangeEnd w:id="141"/>
             <w:r>
               <w:rPr>
                 <w:rStyle w:val="Refdecomentario"/>
@@ -12666,6 +13228,7 @@
                 <w:szCs w:val="20"/>
                 <w:lang w:val="es-MX" w:eastAsia="es-MX"/>
               </w:rPr>
+              <w:commentReference w:id="141"/>
             </w:r>
           </w:p>
           <w:p>
@@ -12698,6 +13261,7 @@
         <w:tc>
           <w:tcPr>
             <w:tcW w:w="722" w:type="pct"/>
+            <w:shd w:val="clear" w:color="000000" w:fill="004CAB"/>
             <w:vAlign w:val="center"/>
             <w:hideMark/>
           </w:tcPr>
@@ -12731,6 +13295,7 @@
         <w:tc>
           <w:tcPr>
             <w:tcW w:w="722" w:type="pct"/>
+            <w:shd w:val="clear" w:color="000000" w:fill="004CAB"/>
             <w:vAlign w:val="center"/>
             <w:hideMark/>
           </w:tcPr>
@@ -12782,6 +13347,7 @@
           <w:tcPr>
             <w:tcW w:w="522" w:type="pct"/>
             <w:vMerge w:val="restart"/>
+            <w:shd w:val="clear" w:color="auto" w:fill="auto"/>
             <w:vAlign w:val="center"/>
             <w:hideMark/>
           </w:tcPr>
@@ -12797,7 +13363,24 @@
               </w:rPr>
             </w:pPr>
             <w:r>
-              <w:t xml:space="preserve">{informe_version}</w:t>
+              <w:rPr>
+                <w:rFonts w:ascii="Avenir Next LT Pro" w:eastAsia="Times New Roman" w:hAnsi="Avenir Next LT Pro" w:cs="Times New Roman"/>
+                <w:color w:val="484848"/>
+                <w:sz w:val="20"/>
+                <w:szCs w:val="20"/>
+                <w:lang w:val="es-CO" w:eastAsia="es-CO"/>
+              </w:rPr>
+              <w:t>0</w:t>
+            </w:r>
+            <w:r>
+              <w:rPr>
+                <w:rFonts w:ascii="Avenir Next LT Pro" w:eastAsia="Times New Roman" w:hAnsi="Avenir Next LT Pro" w:cs="Times New Roman"/>
+                <w:color w:val="484848"/>
+                <w:sz w:val="20"/>
+                <w:szCs w:val="20"/>
+                <w:lang w:val="es-CO" w:eastAsia="es-CO"/>
+              </w:rPr>
+              <w:t>0</w:t>
             </w:r>
           </w:p>
         </w:tc>
@@ -12805,6 +13388,7 @@
           <w:tcPr>
             <w:tcW w:w="1253" w:type="pct"/>
             <w:vMerge w:val="restart"/>
+            <w:shd w:val="clear" w:color="auto" w:fill="auto"/>
             <w:vAlign w:val="center"/>
             <w:hideMark/>
           </w:tcPr>
@@ -12820,7 +13404,14 @@
               </w:rPr>
             </w:pPr>
             <w:r>
-              <w:t xml:space="preserve">{informe_codigo_v01}</w:t>
+              <w:rPr>
+                <w:rFonts w:ascii="Avenir Next LT Pro" w:hAnsi="Avenir Next LT Pro"/>
+                <w:color w:val="484848"/>
+                <w:sz w:val="20"/>
+                <w:szCs w:val="20"/>
+                <w:lang w:val="en-US"/>
+              </w:rPr>
+              <w:t>{ot_id}</w:t>
             </w:r>
           </w:p>
         </w:tc>
@@ -12828,6 +13419,7 @@
           <w:tcPr>
             <w:tcW w:w="853" w:type="pct"/>
             <w:vMerge w:val="restart"/>
+            <w:shd w:val="clear" w:color="auto" w:fill="auto"/>
             <w:vAlign w:val="center"/>
             <w:hideMark/>
           </w:tcPr>
@@ -12843,13 +13435,21 @@
               </w:rPr>
             </w:pPr>
             <w:r>
-              <w:t xml:space="preserve">{informe_fecha_emision}</w:t>
+              <w:rPr>
+                <w:rFonts w:ascii="Avenir Next LT Pro" w:eastAsia="Times New Roman" w:hAnsi="Avenir Next LT Pro" w:cs="Times New Roman"/>
+                <w:color w:val="484848"/>
+                <w:sz w:val="20"/>
+                <w:szCs w:val="20"/>
+                <w:lang w:val="es-CO" w:eastAsia="es-CO"/>
+              </w:rPr>
+              <w:t>{fecha_ot}</w:t>
             </w:r>
           </w:p>
         </w:tc>
         <w:tc>
           <w:tcPr>
             <w:tcW w:w="928" w:type="pct"/>
+            <w:shd w:val="clear" w:color="auto" w:fill="auto"/>
             <w:vAlign w:val="center"/>
             <w:hideMark/>
           </w:tcPr>
@@ -12865,13 +13465,20 @@
               </w:rPr>
             </w:pPr>
             <w:r>
-              <w:t xml:space="preserve">{elaborado_nombre}</w:t>
+              <w:rPr>
+                <w:rFonts w:ascii="Avenir Next LT Pro" w:hAnsi="Avenir Next LT Pro"/>
+                <w:color w:val="484848"/>
+                <w:sz w:val="20"/>
+                <w:szCs w:val="20"/>
+              </w:rPr>
+              <w:t>{firma_elaborado}</w:t>
             </w:r>
           </w:p>
         </w:tc>
         <w:tc>
           <w:tcPr>
             <w:tcW w:w="722" w:type="pct"/>
+            <w:shd w:val="clear" w:color="auto" w:fill="auto"/>
             <w:vAlign w:val="center"/>
             <w:hideMark/>
           </w:tcPr>
@@ -12887,13 +13494,20 @@
               </w:rPr>
             </w:pPr>
             <w:r>
-              <w:t xml:space="preserve">{revisado_nombre}</w:t>
+              <w:rPr>
+                <w:rFonts w:ascii="Avenir Next LT Pro" w:hAnsi="Avenir Next LT Pro"/>
+                <w:color w:val="484848"/>
+                <w:sz w:val="20"/>
+                <w:szCs w:val="20"/>
+              </w:rPr>
+              <w:t>{firma_revisado}</w:t>
             </w:r>
           </w:p>
         </w:tc>
         <w:tc>
           <w:tcPr>
             <w:tcW w:w="722" w:type="pct"/>
+            <w:shd w:val="clear" w:color="auto" w:fill="auto"/>
             <w:vAlign w:val="center"/>
             <w:hideMark/>
           </w:tcPr>
@@ -12909,7 +13523,13 @@
               </w:rPr>
             </w:pPr>
             <w:r>
-              <w:t xml:space="preserve">{autorizado_nombre}</w:t>
+              <w:rPr>
+                <w:rFonts w:ascii="Avenir Next LT Pro" w:hAnsi="Avenir Next LT Pro"/>
+                <w:color w:val="484848"/>
+                <w:sz w:val="20"/>
+                <w:szCs w:val="20"/>
+              </w:rPr>
+              <w:t>{firma_autorizado}</w:t>
             </w:r>
           </w:p>
         </w:tc>
@@ -12922,6 +13542,7 @@
           <w:tcPr>
             <w:tcW w:w="522" w:type="pct"/>
             <w:vMerge/>
+            <w:shd w:val="clear" w:color="auto" w:fill="auto"/>
             <w:vAlign w:val="center"/>
           </w:tcPr>
           <w:p>
@@ -12941,6 +13562,7 @@
           <w:tcPr>
             <w:tcW w:w="1253" w:type="pct"/>
             <w:vMerge/>
+            <w:shd w:val="clear" w:color="auto" w:fill="auto"/>
             <w:vAlign w:val="center"/>
           </w:tcPr>
           <w:p>
@@ -12960,6 +13582,7 @@
           <w:tcPr>
             <w:tcW w:w="853" w:type="pct"/>
             <w:vMerge/>
+            <w:shd w:val="clear" w:color="auto" w:fill="auto"/>
             <w:vAlign w:val="center"/>
           </w:tcPr>
           <w:p>
@@ -12978,6 +13601,7 @@
         <w:tc>
           <w:tcPr>
             <w:tcW w:w="928" w:type="pct"/>
+            <w:shd w:val="clear" w:color="auto" w:fill="auto"/>
             <w:vAlign w:val="center"/>
           </w:tcPr>
           <w:p>
@@ -12998,13 +13622,14 @@
                 <w:sz w:val="20"/>
                 <w:szCs w:val="20"/>
               </w:rPr>
-              <w:t>NOMBRE Y APELLIDO</w:t>
+              <w:t>{nombre_elaborado}</w:t>
             </w:r>
           </w:p>
         </w:tc>
         <w:tc>
           <w:tcPr>
             <w:tcW w:w="722" w:type="pct"/>
+            <w:shd w:val="clear" w:color="auto" w:fill="auto"/>
             <w:vAlign w:val="center"/>
           </w:tcPr>
           <w:p>
@@ -13025,13 +13650,14 @@
                 <w:sz w:val="20"/>
                 <w:szCs w:val="20"/>
               </w:rPr>
-              <w:t>NOMBRE Y APELLIDO</w:t>
+              <w:t>{nombre_revisado}</w:t>
             </w:r>
           </w:p>
         </w:tc>
         <w:tc>
           <w:tcPr>
             <w:tcW w:w="722" w:type="pct"/>
+            <w:shd w:val="clear" w:color="auto" w:fill="auto"/>
             <w:vAlign w:val="center"/>
           </w:tcPr>
           <w:p>
@@ -13052,7 +13678,7 @@
                 <w:sz w:val="20"/>
                 <w:szCs w:val="20"/>
               </w:rPr>
-              <w:t>NOMBRE Y APELLIDO</w:t>
+              <w:t>{nombre_autorizado}</w:t>
             </w:r>
           </w:p>
         </w:tc>
@@ -13065,6 +13691,7 @@
           <w:tcPr>
             <w:tcW w:w="5000" w:type="pct"/>
             <w:gridSpan w:val="6"/>
+            <w:shd w:val="clear" w:color="000000" w:fill="004CAB"/>
             <w:vAlign w:val="center"/>
             <w:hideMark/>
           </w:tcPr>
@@ -13104,6 +13731,7 @@
           <w:tcPr>
             <w:tcW w:w="5000" w:type="pct"/>
             <w:gridSpan w:val="6"/>
+            <w:shd w:val="clear" w:color="auto" w:fill="auto"/>
             <w:vAlign w:val="center"/>
             <w:hideMark/>
           </w:tcPr>
@@ -13118,6 +13746,7 @@
                 <w:lang w:val="es-CO" w:eastAsia="es-CO"/>
               </w:rPr>
             </w:pPr>
+            <w:commentRangeStart w:id="142"/>
             <w:r>
               <w:rPr>
                 <w:rFonts w:ascii="Avenir Next LT Pro" w:eastAsia="Times New Roman" w:hAnsi="Avenir Next LT Pro" w:cs="Times New Roman"/>
@@ -13128,6 +13757,7 @@
               </w:rPr>
               <w:t>Versión</w:t>
             </w:r>
+            <w:commentRangeEnd w:id="142"/>
             <w:r>
               <w:rPr>
                 <w:rStyle w:val="Refdecomentario"/>
@@ -13135,6 +13765,7 @@
                 <w:szCs w:val="20"/>
                 <w:lang w:val="es-MX" w:eastAsia="es-MX"/>
               </w:rPr>
+              <w:commentReference w:id="142"/>
             </w:r>
             <w:r>
               <w:rPr>
@@ -13156,6 +13787,7 @@
         <w:tc>
           <w:tcPr>
             <w:tcW w:w="522" w:type="pct"/>
+            <w:shd w:val="clear" w:color="000000" w:fill="004CAB"/>
             <w:vAlign w:val="center"/>
             <w:hideMark/>
           </w:tcPr>
@@ -13169,6 +13801,7 @@
                 <w:color w:val="FFFFFF"/>
                 <w:sz w:val="20"/>
                 <w:szCs w:val="20"/>
+                <w:highlight w:val="magenta"/>
                 <w:lang w:val="es-CO" w:eastAsia="es-CO"/>
               </w:rPr>
             </w:pPr>
@@ -13180,6 +13813,7 @@
                 <w:color w:val="FFFFFF"/>
                 <w:sz w:val="20"/>
                 <w:szCs w:val="20"/>
+                <w:highlight w:val="magenta"/>
                 <w:lang w:val="es-CO" w:eastAsia="es-CO"/>
               </w:rPr>
               <w:t>Versión</w:t>
@@ -13189,6 +13823,7 @@
         <w:tc>
           <w:tcPr>
             <w:tcW w:w="1253" w:type="pct"/>
+            <w:shd w:val="clear" w:color="000000" w:fill="004CAB"/>
             <w:vAlign w:val="center"/>
             <w:hideMark/>
           </w:tcPr>
@@ -13202,6 +13837,7 @@
                 <w:color w:val="FFFFFF"/>
                 <w:sz w:val="20"/>
                 <w:szCs w:val="20"/>
+                <w:highlight w:val="magenta"/>
                 <w:lang w:val="es-CO" w:eastAsia="es-CO"/>
               </w:rPr>
             </w:pPr>
@@ -13213,6 +13849,7 @@
                 <w:color w:val="FFFFFF"/>
                 <w:sz w:val="20"/>
                 <w:szCs w:val="20"/>
+                <w:highlight w:val="magenta"/>
                 <w:lang w:val="es-CO" w:eastAsia="es-CO"/>
               </w:rPr>
               <w:t>Identificación única del informe</w:t>
@@ -13222,6 +13859,7 @@
         <w:tc>
           <w:tcPr>
             <w:tcW w:w="853" w:type="pct"/>
+            <w:shd w:val="clear" w:color="000000" w:fill="004CAB"/>
             <w:vAlign w:val="center"/>
             <w:hideMark/>
           </w:tcPr>
@@ -13235,6 +13873,7 @@
                 <w:color w:val="FFFFFF"/>
                 <w:sz w:val="20"/>
                 <w:szCs w:val="20"/>
+                <w:highlight w:val="magenta"/>
                 <w:lang w:val="es-CO" w:eastAsia="es-CO"/>
               </w:rPr>
             </w:pPr>
@@ -13246,6 +13885,7 @@
                 <w:color w:val="FFFFFF"/>
                 <w:sz w:val="20"/>
                 <w:szCs w:val="20"/>
+                <w:highlight w:val="magenta"/>
                 <w:lang w:val="es-CO" w:eastAsia="es-CO"/>
               </w:rPr>
               <w:t>Fecha de emisión</w:t>
@@ -13255,6 +13895,7 @@
         <w:tc>
           <w:tcPr>
             <w:tcW w:w="928" w:type="pct"/>
+            <w:shd w:val="clear" w:color="000000" w:fill="004CAB"/>
             <w:vAlign w:val="center"/>
             <w:hideMark/>
           </w:tcPr>
@@ -13268,6 +13909,7 @@
                 <w:color w:val="FFFFFF"/>
                 <w:sz w:val="20"/>
                 <w:szCs w:val="20"/>
+                <w:highlight w:val="magenta"/>
                 <w:lang w:val="es-CO" w:eastAsia="es-CO"/>
               </w:rPr>
             </w:pPr>
@@ -13279,6 +13921,7 @@
                 <w:color w:val="FFFFFF"/>
                 <w:sz w:val="20"/>
                 <w:szCs w:val="20"/>
+                <w:highlight w:val="magenta"/>
                 <w:lang w:val="es-CO" w:eastAsia="es-CO"/>
               </w:rPr>
               <w:t>Elaborado</w:t>
@@ -13294,6 +13937,7 @@
                 <w:color w:val="FFFFFF"/>
                 <w:sz w:val="20"/>
                 <w:szCs w:val="20"/>
+                <w:highlight w:val="magenta"/>
                 <w:lang w:val="es-CO" w:eastAsia="es-CO"/>
               </w:rPr>
             </w:pPr>
@@ -13305,6 +13949,7 @@
                 <w:color w:val="FFFFFF"/>
                 <w:sz w:val="20"/>
                 <w:szCs w:val="20"/>
+                <w:highlight w:val="magenta"/>
                 <w:lang w:val="es-CO" w:eastAsia="es-CO"/>
               </w:rPr>
               <w:t>por</w:t>
@@ -13314,6 +13959,7 @@
         <w:tc>
           <w:tcPr>
             <w:tcW w:w="722" w:type="pct"/>
+            <w:shd w:val="clear" w:color="000000" w:fill="004CAB"/>
             <w:vAlign w:val="center"/>
             <w:hideMark/>
           </w:tcPr>
@@ -13327,6 +13973,7 @@
                 <w:color w:val="FFFFFF"/>
                 <w:sz w:val="20"/>
                 <w:szCs w:val="20"/>
+                <w:highlight w:val="magenta"/>
                 <w:lang w:val="es-CO" w:eastAsia="es-CO"/>
               </w:rPr>
             </w:pPr>
@@ -13338,6 +13985,7 @@
                 <w:color w:val="FFFFFF"/>
                 <w:sz w:val="20"/>
                 <w:szCs w:val="20"/>
+                <w:highlight w:val="magenta"/>
                 <w:lang w:val="es-CO" w:eastAsia="es-CO"/>
               </w:rPr>
               <w:t>Revisado por</w:t>
@@ -13347,6 +13995,7 @@
         <w:tc>
           <w:tcPr>
             <w:tcW w:w="722" w:type="pct"/>
+            <w:shd w:val="clear" w:color="000000" w:fill="004CAB"/>
             <w:vAlign w:val="center"/>
             <w:hideMark/>
           </w:tcPr>
@@ -13360,6 +14009,7 @@
                 <w:color w:val="FFFFFF"/>
                 <w:sz w:val="20"/>
                 <w:szCs w:val="20"/>
+                <w:highlight w:val="magenta"/>
                 <w:lang w:val="es-CO" w:eastAsia="es-CO"/>
               </w:rPr>
             </w:pPr>
@@ -13371,6 +14021,7 @@
                 <w:color w:val="FFFFFF"/>
                 <w:sz w:val="20"/>
                 <w:szCs w:val="20"/>
+                <w:highlight w:val="magenta"/>
                 <w:lang w:val="es-CO" w:eastAsia="es-CO"/>
               </w:rPr>
               <w:t>Autorizado</w:t>
@@ -13383,6 +14034,7 @@
                 <w:color w:val="FFFFFF"/>
                 <w:sz w:val="20"/>
                 <w:szCs w:val="20"/>
+                <w:highlight w:val="magenta"/>
                 <w:lang w:val="es-CO" w:eastAsia="es-CO"/>
               </w:rPr>
               <w:t xml:space="preserve"> por</w:t>
@@ -13398,6 +14050,7 @@
           <w:tcPr>
             <w:tcW w:w="522" w:type="pct"/>
             <w:vMerge w:val="restart"/>
+            <w:shd w:val="clear" w:color="auto" w:fill="auto"/>
             <w:vAlign w:val="center"/>
             <w:hideMark/>
           </w:tcPr>
@@ -13409,6 +14062,7 @@
                 <w:color w:val="484848"/>
                 <w:sz w:val="20"/>
                 <w:szCs w:val="20"/>
+                <w:highlight w:val="magenta"/>
                 <w:lang w:val="es-CO" w:eastAsia="es-CO"/>
               </w:rPr>
             </w:pPr>
@@ -13418,9 +14072,10 @@
                 <w:color w:val="484848"/>
                 <w:sz w:val="20"/>
                 <w:szCs w:val="20"/>
+                <w:highlight w:val="magenta"/>
                 <w:lang w:val="es-CO" w:eastAsia="es-CO"/>
               </w:rPr>
-              <w:t>01</w:t>
+              <w:t>{version_num}</w:t>
             </w:r>
           </w:p>
         </w:tc>
@@ -13428,6 +14083,7 @@
           <w:tcPr>
             <w:tcW w:w="1253" w:type="pct"/>
             <w:vMerge w:val="restart"/>
+            <w:shd w:val="clear" w:color="auto" w:fill="auto"/>
             <w:vAlign w:val="center"/>
             <w:hideMark/>
           </w:tcPr>
@@ -13439,6 +14095,7 @@
                 <w:color w:val="484848"/>
                 <w:sz w:val="20"/>
                 <w:szCs w:val="20"/>
+                <w:highlight w:val="magenta"/>
                 <w:lang w:val="en-US" w:eastAsia="es-CO"/>
               </w:rPr>
             </w:pPr>
@@ -13448,9 +14105,10 @@
                 <w:color w:val="484848"/>
                 <w:sz w:val="20"/>
                 <w:szCs w:val="20"/>
+                <w:highlight w:val="magenta"/>
                 <w:lang w:val="en-US"/>
               </w:rPr>
-              <w:t>OTXXXX-X-A-XXXX-V0</w:t>
+              <w:t>{ot_id_revision}</w:t>
             </w:r>
             <w:r>
               <w:rPr>
@@ -13458,6 +14116,7 @@
                 <w:color w:val="484848"/>
                 <w:sz w:val="20"/>
                 <w:szCs w:val="20"/>
+                <w:highlight w:val="magenta"/>
                 <w:lang w:val="en-US"/>
               </w:rPr>
               <w:t>1</w:t>
@@ -13468,6 +14127,7 @@
           <w:tcPr>
             <w:tcW w:w="853" w:type="pct"/>
             <w:vMerge w:val="restart"/>
+            <w:shd w:val="clear" w:color="auto" w:fill="auto"/>
             <w:vAlign w:val="center"/>
             <w:hideMark/>
           </w:tcPr>
@@ -13479,6 +14139,7 @@
                 <w:color w:val="484848"/>
                 <w:sz w:val="20"/>
                 <w:szCs w:val="20"/>
+                <w:highlight w:val="magenta"/>
                 <w:lang w:val="es-CO" w:eastAsia="es-CO"/>
               </w:rPr>
             </w:pPr>
@@ -13488,15 +14149,17 @@
                 <w:color w:val="484848"/>
                 <w:sz w:val="20"/>
                 <w:szCs w:val="20"/>
+                <w:highlight w:val="magenta"/>
                 <w:lang w:val="es-CO" w:eastAsia="es-CO"/>
               </w:rPr>
-              <w:t>DD/MM/AA</w:t>
+              <w:t>{fecha_revision}</w:t>
             </w:r>
           </w:p>
         </w:tc>
         <w:tc>
           <w:tcPr>
             <w:tcW w:w="928" w:type="pct"/>
+            <w:shd w:val="clear" w:color="auto" w:fill="auto"/>
             <w:vAlign w:val="center"/>
           </w:tcPr>
           <w:p>
@@ -13507,6 +14170,7 @@
                 <w:color w:val="484848"/>
                 <w:sz w:val="20"/>
                 <w:szCs w:val="20"/>
+                <w:highlight w:val="magenta"/>
                 <w:lang w:val="es-CO" w:eastAsia="es-CO"/>
               </w:rPr>
             </w:pPr>
@@ -13516,14 +14180,16 @@
                 <w:color w:val="484848"/>
                 <w:sz w:val="20"/>
                 <w:szCs w:val="20"/>
-              </w:rPr>
-              <w:t>FIRMA</w:t>
+                <w:highlight w:val="magenta"/>
+              </w:rPr>
+              <w:t>{firma_elaborado_rev}</w:t>
             </w:r>
           </w:p>
         </w:tc>
         <w:tc>
           <w:tcPr>
             <w:tcW w:w="722" w:type="pct"/>
+            <w:shd w:val="clear" w:color="auto" w:fill="auto"/>
             <w:vAlign w:val="center"/>
           </w:tcPr>
           <w:p>
@@ -13534,6 +14200,7 @@
                 <w:color w:val="484848"/>
                 <w:sz w:val="20"/>
                 <w:szCs w:val="20"/>
+                <w:highlight w:val="magenta"/>
                 <w:lang w:val="es-CO" w:eastAsia="es-CO"/>
               </w:rPr>
             </w:pPr>
@@ -13543,14 +14210,16 @@
                 <w:color w:val="484848"/>
                 <w:sz w:val="20"/>
                 <w:szCs w:val="20"/>
-              </w:rPr>
-              <w:t>FIRMA</w:t>
+                <w:highlight w:val="magenta"/>
+              </w:rPr>
+              <w:t>{firma_revisado_rev}</w:t>
             </w:r>
           </w:p>
         </w:tc>
         <w:tc>
           <w:tcPr>
             <w:tcW w:w="722" w:type="pct"/>
+            <w:shd w:val="clear" w:color="auto" w:fill="auto"/>
             <w:vAlign w:val="center"/>
           </w:tcPr>
           <w:p>
@@ -13561,6 +14230,7 @@
                 <w:color w:val="484848"/>
                 <w:sz w:val="20"/>
                 <w:szCs w:val="20"/>
+                <w:highlight w:val="magenta"/>
                 <w:lang w:val="es-CO" w:eastAsia="es-CO"/>
               </w:rPr>
             </w:pPr>
@@ -13570,8 +14240,9 @@
                 <w:color w:val="484848"/>
                 <w:sz w:val="20"/>
                 <w:szCs w:val="20"/>
-              </w:rPr>
-              <w:t>FIRMA</w:t>
+                <w:highlight w:val="magenta"/>
+              </w:rPr>
+              <w:t>{firma_autorizado_rev}</w:t>
             </w:r>
           </w:p>
         </w:tc>
@@ -13584,6 +14255,7 @@
           <w:tcPr>
             <w:tcW w:w="522" w:type="pct"/>
             <w:vMerge/>
+            <w:shd w:val="clear" w:color="auto" w:fill="auto"/>
             <w:vAlign w:val="center"/>
           </w:tcPr>
           <w:p>
@@ -13594,6 +14266,7 @@
                 <w:color w:val="484848"/>
                 <w:sz w:val="20"/>
                 <w:szCs w:val="20"/>
+                <w:highlight w:val="magenta"/>
                 <w:lang w:val="es-CO" w:eastAsia="es-CO"/>
               </w:rPr>
             </w:pPr>
@@ -13603,6 +14276,7 @@
           <w:tcPr>
             <w:tcW w:w="1253" w:type="pct"/>
             <w:vMerge/>
+            <w:shd w:val="clear" w:color="auto" w:fill="auto"/>
             <w:vAlign w:val="center"/>
           </w:tcPr>
           <w:p>
@@ -13613,6 +14287,7 @@
                 <w:color w:val="484848"/>
                 <w:sz w:val="20"/>
                 <w:szCs w:val="20"/>
+                <w:highlight w:val="magenta"/>
                 <w:lang w:val="es-CO" w:eastAsia="es-CO"/>
               </w:rPr>
             </w:pPr>
@@ -13622,6 +14297,7 @@
           <w:tcPr>
             <w:tcW w:w="853" w:type="pct"/>
             <w:vMerge/>
+            <w:shd w:val="clear" w:color="auto" w:fill="auto"/>
             <w:vAlign w:val="center"/>
           </w:tcPr>
           <w:p>
@@ -13632,6 +14308,7 @@
                 <w:color w:val="484848"/>
                 <w:sz w:val="20"/>
                 <w:szCs w:val="20"/>
+                <w:highlight w:val="magenta"/>
                 <w:lang w:val="es-CO" w:eastAsia="es-CO"/>
               </w:rPr>
             </w:pPr>
@@ -13640,6 +14317,7 @@
         <w:tc>
           <w:tcPr>
             <w:tcW w:w="928" w:type="pct"/>
+            <w:shd w:val="clear" w:color="auto" w:fill="auto"/>
             <w:vAlign w:val="center"/>
           </w:tcPr>
           <w:p>
@@ -13650,6 +14328,7 @@
                 <w:color w:val="484848"/>
                 <w:sz w:val="20"/>
                 <w:szCs w:val="20"/>
+                <w:highlight w:val="magenta"/>
                 <w:lang w:val="es-CO" w:eastAsia="es-CO"/>
               </w:rPr>
             </w:pPr>
@@ -13659,14 +14338,16 @@
                 <w:color w:val="484848"/>
                 <w:sz w:val="20"/>
                 <w:szCs w:val="20"/>
-              </w:rPr>
-              <w:t>NOMBRE Y APELLIDO</w:t>
+                <w:highlight w:val="magenta"/>
+              </w:rPr>
+              <w:t>{nombre_elaborado_rev}</w:t>
             </w:r>
           </w:p>
         </w:tc>
         <w:tc>
           <w:tcPr>
             <w:tcW w:w="722" w:type="pct"/>
+            <w:shd w:val="clear" w:color="auto" w:fill="auto"/>
             <w:vAlign w:val="center"/>
           </w:tcPr>
           <w:p>
@@ -13677,6 +14358,7 @@
                 <w:color w:val="484848"/>
                 <w:sz w:val="20"/>
                 <w:szCs w:val="20"/>
+                <w:highlight w:val="magenta"/>
                 <w:lang w:val="es-CO" w:eastAsia="es-CO"/>
               </w:rPr>
             </w:pPr>
@@ -13686,14 +14368,16 @@
                 <w:color w:val="484848"/>
                 <w:sz w:val="20"/>
                 <w:szCs w:val="20"/>
-              </w:rPr>
-              <w:t>NOMBRE Y APELLIDO</w:t>
+                <w:highlight w:val="magenta"/>
+              </w:rPr>
+              <w:t>{nombre_revisado_rev}</w:t>
             </w:r>
           </w:p>
         </w:tc>
         <w:tc>
           <w:tcPr>
             <w:tcW w:w="722" w:type="pct"/>
+            <w:shd w:val="clear" w:color="auto" w:fill="auto"/>
             <w:vAlign w:val="center"/>
           </w:tcPr>
           <w:p>
@@ -13704,6 +14388,7 @@
                 <w:color w:val="484848"/>
                 <w:sz w:val="20"/>
                 <w:szCs w:val="20"/>
+                <w:highlight w:val="magenta"/>
                 <w:lang w:val="es-CO" w:eastAsia="es-CO"/>
               </w:rPr>
             </w:pPr>
@@ -13713,8 +14398,9 @@
                 <w:color w:val="484848"/>
                 <w:sz w:val="20"/>
                 <w:szCs w:val="20"/>
-              </w:rPr>
-              <w:t>NOMBRE Y APELLIDO</w:t>
+                <w:highlight w:val="magenta"/>
+              </w:rPr>
+              <w:t>{nombre_autorizado_rev}</w:t>
             </w:r>
           </w:p>
         </w:tc>
@@ -13727,6 +14413,7 @@
           <w:tcPr>
             <w:tcW w:w="5000" w:type="pct"/>
             <w:gridSpan w:val="6"/>
+            <w:shd w:val="clear" w:color="000000" w:fill="004CAB"/>
             <w:vAlign w:val="center"/>
             <w:hideMark/>
           </w:tcPr>
@@ -13740,6 +14427,7 @@
                 <w:color w:val="FFFFFF"/>
                 <w:sz w:val="20"/>
                 <w:szCs w:val="20"/>
+                <w:highlight w:val="magenta"/>
                 <w:lang w:val="es-CO" w:eastAsia="es-CO"/>
               </w:rPr>
             </w:pPr>
@@ -13751,6 +14439,7 @@
                 <w:color w:val="FFFFFF"/>
                 <w:sz w:val="20"/>
                 <w:szCs w:val="20"/>
+                <w:highlight w:val="magenta"/>
                 <w:lang w:val="es-CO" w:eastAsia="es-CO"/>
               </w:rPr>
               <w:t>Descripción de la modificación</w:t>
@@ -13766,6 +14455,7 @@
           <w:tcPr>
             <w:tcW w:w="5000" w:type="pct"/>
             <w:gridSpan w:val="6"/>
+            <w:shd w:val="clear" w:color="auto" w:fill="auto"/>
             <w:vAlign w:val="center"/>
             <w:hideMark/>
           </w:tcPr>
@@ -13777,6 +14467,7 @@
                 <w:color w:val="484848"/>
                 <w:sz w:val="20"/>
                 <w:szCs w:val="20"/>
+                <w:highlight w:val="magenta"/>
                 <w:lang w:val="es-CO" w:eastAsia="es-CO"/>
               </w:rPr>
             </w:pPr>
@@ -13786,6 +14477,7 @@
                 <w:color w:val="484848"/>
                 <w:sz w:val="20"/>
                 <w:szCs w:val="20"/>
+                <w:highlight w:val="magenta"/>
                 <w:lang w:val="es-CO" w:eastAsia="es-CO"/>
               </w:rPr>
               <w:t>Se debe relacionar el motivo del porque se realiza el ajusta, quien lo solicita y específicamente que es lo ajustado.</w:t>
@@ -13819,6 +14511,7 @@
         </w:rPr>
         <w:t xml:space="preserve">Fuente: SERAMBIENTE S.A.S., </w:t>
       </w:r>
+      <w:commentRangeStart w:id="143"/>
       <w:r>
         <w:rPr>
           <w:rFonts w:ascii="Avenir Next LT Pro" w:hAnsi="Avenir Next LT Pro"/>
@@ -13828,8 +14521,9 @@
           <w:szCs w:val="20"/>
           <w:lang w:val="es-CO"/>
         </w:rPr>
-        <w:t>XXXX</w:t>
-      </w:r>
+        <w:t>{fuente_anio_adicional}</w:t>
+      </w:r>
+      <w:commentRangeEnd w:id="143"/>
       <w:r>
         <w:rPr>
           <w:rStyle w:val="Refdecomentario"/>
@@ -13837,6 +14531,7 @@
           <w:szCs w:val="20"/>
           <w:lang w:val="es-MX" w:eastAsia="es-MX"/>
         </w:rPr>
+        <w:commentReference w:id="143"/>
       </w:r>
       <w:r>
         <w:rPr>
@@ -13877,6 +14572,7 @@
           <w:iCs/>
           <w:sz w:val="20"/>
           <w:szCs w:val="20"/>
+          <w:highlight w:val="cyan"/>
         </w:rPr>
       </w:pPr>
       <w:bookmarkStart w:id="144" w:name="_Hlk209170783"/>
@@ -13929,6 +14625,7 @@
         </w:rPr>
         <w:t xml:space="preserve">Nota: Este documento corresponde a la modificación del </w:t>
       </w:r>
+      <w:commentRangeStart w:id="145"/>
       <w:r>
         <w:rPr>
           <w:rFonts w:ascii="Avenir Next LT Pro" w:hAnsi="Avenir Next LT Pro"/>
@@ -13937,8 +14634,9 @@
           <w:sz w:val="20"/>
           <w:szCs w:val="20"/>
         </w:rPr>
-        <w:t>informe técnico de MATRIZ XXX OT XXXX-X-A-XXXX-VXX</w:t>
-      </w:r>
+        <w:t>informe técnico de {matriz_tipo_note} OT XXXX-X-A-XXXX-VXX</w:t>
+      </w:r>
+      <w:commentRangeEnd w:id="145"/>
       <w:r>
         <w:rPr>
           <w:rFonts w:ascii="Avenir Next LT Pro" w:hAnsi="Avenir Next LT Pro"/>
@@ -13946,6 +14644,7 @@
           <w:iCs/>
           <w:sz w:val="20"/>
         </w:rPr>
+        <w:commentReference w:id="145"/>
       </w:r>
       <w:r>
         <w:rPr>
@@ -13957,6 +14656,7 @@
         </w:rPr>
         <w:t xml:space="preserve">, el cual ha sido anulado y reemplazado, bajo la nueva </w:t>
       </w:r>
+      <w:commentRangeStart w:id="146"/>
       <w:r>
         <w:rPr>
           <w:rFonts w:ascii="Avenir Next LT Pro" w:hAnsi="Avenir Next LT Pro"/>
@@ -13967,6 +14667,7 @@
         </w:rPr>
         <w:t>identificación</w:t>
       </w:r>
+      <w:commentRangeEnd w:id="146"/>
       <w:r>
         <w:rPr>
           <w:rFonts w:ascii="Avenir Next LT Pro" w:hAnsi="Avenir Next LT Pro"/>
@@ -13974,6 +14675,7 @@
           <w:iCs/>
           <w:sz w:val="20"/>
         </w:rPr>
+        <w:commentReference w:id="146"/>
       </w:r>
       <w:r>
         <w:rPr>
@@ -13983,7 +14685,7 @@
           <w:sz w:val="20"/>
           <w:szCs w:val="20"/>
         </w:rPr>
-        <w:t xml:space="preserve"> OT XXXX-X-A-XXXX-VXX</w:t>
+        <w:t xml:space="preserve">{ot_id_final}</w:t>
       </w:r>
     </w:p>
     <w:bookmarkEnd w:id="144"/>
@@ -13997,6 +14699,7 @@
           <w:color w:val="303030"/>
           <w:sz w:val="20"/>
           <w:szCs w:val="20"/>
+          <w:highlight w:val="yellow"/>
           <w:lang w:val="es-ES_tradnl"/>
         </w:rPr>
       </w:pPr>
@@ -15141,6 +15844,7 @@
       <w:tc>
         <w:tcPr>
           <w:tcW w:w="2166" w:type="pct"/>
+          <w:shd w:val="clear" w:color="auto" w:fill="auto"/>
           <w:vAlign w:val="center"/>
         </w:tcPr>
         <w:p>
@@ -15181,6 +15885,7 @@
               <w:b/>
               <w:color w:val="303030"/>
               <w:sz w:val="20"/>
+              <w:highlight w:val="cyan"/>
             </w:rPr>
             <w:t>(MATRÍZ)</w:t>
           </w:r>
@@ -15190,6 +15895,7 @@
         <w:tcPr>
           <w:tcW w:w="1493" w:type="pct"/>
           <w:vMerge w:val="restart"/>
+          <w:shd w:val="clear" w:color="auto" w:fill="auto"/>
           <w:vAlign w:val="center"/>
         </w:tcPr>
         <w:p>
@@ -15429,6 +16135,7 @@
       <w:tc>
         <w:tcPr>
           <w:tcW w:w="2166" w:type="pct"/>
+          <w:shd w:val="clear" w:color="auto" w:fill="auto"/>
           <w:vAlign w:val="center"/>
         </w:tcPr>
         <w:p>
@@ -15438,6 +16145,7 @@
               <w:rFonts w:ascii="Avenir Next LT Pro" w:hAnsi="Avenir Next LT Pro" w:cs="Calibri"/>
               <w:color w:val="303030"/>
               <w:sz w:val="20"/>
+              <w:highlight w:val="cyan"/>
               <w:lang w:val="en-US"/>
             </w:rPr>
           </w:pPr>
@@ -15449,6 +16157,7 @@
               <w:color w:val="303030"/>
               <w:sz w:val="20"/>
               <w:szCs w:val="20"/>
+              <w:highlight w:val="cyan"/>
               <w:lang w:val="en-US"/>
             </w:rPr>
             <w:t>OT</w:t>
@@ -15459,6 +16168,7 @@
               <w:color w:val="303030"/>
               <w:sz w:val="20"/>
               <w:szCs w:val="20"/>
+              <w:highlight w:val="cyan"/>
               <w:lang w:val="en-US"/>
             </w:rPr>
             <w:t xml:space="preserve"> XXXX-X-</w:t>
@@ -15471,6 +16181,7 @@
               <w:color w:val="303030"/>
               <w:sz w:val="20"/>
               <w:szCs w:val="20"/>
+              <w:highlight w:val="cyan"/>
               <w:lang w:val="en-US"/>
             </w:rPr>
             <w:t>A</w:t>
@@ -15481,6 +16192,7 @@
               <w:color w:val="303030"/>
               <w:sz w:val="20"/>
               <w:szCs w:val="20"/>
+              <w:highlight w:val="cyan"/>
               <w:lang w:val="en-US"/>
             </w:rPr>
             <w:t>-XXXX-</w:t>
@@ -15493,6 +16205,7 @@
               <w:color w:val="303030"/>
               <w:sz w:val="20"/>
               <w:szCs w:val="20"/>
+              <w:highlight w:val="cyan"/>
               <w:lang w:val="en-US"/>
             </w:rPr>
             <w:t>V</w:t>
@@ -15503,6 +16216,7 @@
               <w:color w:val="303030"/>
               <w:sz w:val="20"/>
               <w:szCs w:val="20"/>
+              <w:highlight w:val="cyan"/>
               <w:lang w:val="en-US"/>
             </w:rPr>
             <w:t>XX</w:t>
@@ -15513,6 +16227,7 @@
         <w:tcPr>
           <w:tcW w:w="1493" w:type="pct"/>
           <w:vMerge/>
+          <w:shd w:val="clear" w:color="auto" w:fill="auto"/>
           <w:vAlign w:val="center"/>
         </w:tcPr>
         <w:p>

--- a/server/templates/docxtemplater/PLANTILLA_PUNTO_SECO_DOCXTEMPLATER.docx
+++ b/server/templates/docxtemplater/PLANTILLA_PUNTO_SECO_DOCXTEMPLATER.docx
@@ -5095,7 +5095,7 @@
           <w:szCs w:val="22"/>
           <w:lang w:val="es-ES"/>
         </w:rPr>
-        <w:t>SERAMBIENTE S.A.S.</w:t>
+        <w:t>ALS ENVIRONMENTAL S.A.S.</w:t>
       </w:r>
       <w:r>
         <w:rPr>
@@ -5764,7 +5764,7 @@
           <w:sz w:val="20"/>
           <w:lang w:val="es-CO"/>
         </w:rPr>
-        <w:t>SERAMBIENTE S.A.S</w:t>
+        <w:t>ALS ENVIRONMENTAL S.A.S.</w:t>
       </w:r>
       <w:commentRangeEnd w:id="57"/>
       <w:r>
@@ -5784,7 +5784,7 @@
           <w:sz w:val="20"/>
           <w:lang w:val="es-CO"/>
         </w:rPr>
-        <w:t xml:space="preserve">., </w:t>
+        <w:t xml:space="preserve">, </w:t>
       </w:r>
       <w:commentRangeStart w:id="58"/>
       <w:r>
@@ -6261,7 +6261,7 @@
           <w:highlight w:val="magenta"/>
           <w:lang w:val="es-CO"/>
         </w:rPr>
-        <w:t>Fuente: SERAMBIENTE S.A.S., 202</w:t>
+        <w:t>Fuente: ALS ENVIRONMENTAL S.A.S., 202</w:t>
       </w:r>
       <w:r>
         <w:rPr>
@@ -6982,7 +6982,7 @@
           <w:sz w:val="20"/>
           <w:lang w:val="es-CO"/>
         </w:rPr>
-        <w:t>SERAMBIENTE S.A.S</w:t>
+        <w:t>ALS ENVIRONMENTAL S.A.S.</w:t>
       </w:r>
       <w:commentRangeEnd w:id="70"/>
       <w:r>
@@ -7002,7 +7002,7 @@
           <w:sz w:val="20"/>
           <w:lang w:val="es-CO"/>
         </w:rPr>
-        <w:t xml:space="preserve">., </w:t>
+        <w:t xml:space="preserve">, </w:t>
       </w:r>
       <w:commentRangeStart w:id="71"/>
       <w:r>
@@ -7657,7 +7657,7 @@
           <w:highlight w:val="cyan"/>
           <w:lang w:val="es-CO"/>
         </w:rPr>
-        <w:t>Fuente: SERAMBIENTE S.A.S</w:t>
+        <w:t>Fuente: ALS ENVIRONMENTAL S.A.S.</w:t>
       </w:r>
       <w:r>
         <w:rPr>
@@ -7668,7 +7668,7 @@
           <w:highlight w:val="cyan"/>
           <w:lang w:val="es-CO" w:eastAsia="es-CO"/>
         </w:rPr>
-        <w:t xml:space="preserve">., </w:t>
+        <w:t xml:space="preserve">, </w:t>
       </w:r>
       <w:r>
         <w:rPr>
@@ -8776,7 +8776,7 @@
           <w:szCs w:val="20"/>
           <w:lang w:val="es-CO"/>
         </w:rPr>
-        <w:t xml:space="preserve">Fuente: SERAMBIENTE S.A.S., </w:t>
+        <w:t xml:space="preserve">Fuente: ALS ENVIRONMENTAL S.A.S., </w:t>
       </w:r>
       <w:commentRangeStart w:id="100"/>
       <w:r>
@@ -10480,7 +10480,7 @@
           <w:color w:val="303030"/>
           <w:lang w:val="es-CO"/>
         </w:rPr>
-        <w:t xml:space="preserve">Fuente: SERAMBIENTE S.A.S., </w:t>
+        <w:t xml:space="preserve">Fuente: ALS ENVIRONMENTAL S.A.S., </w:t>
       </w:r>
       <w:commentRangeStart w:id="108"/>
       <w:r>
@@ -11106,7 +11106,7 @@
           <w:color w:val="303030"/>
           <w:lang w:val="es-CO"/>
         </w:rPr>
-        <w:t>SERAMBIENTE S.A.S.</w:t>
+        <w:t>ALS ENVIRONMENTAL S.A.S.</w:t>
       </w:r>
       <w:r>
         <w:rPr>
@@ -11265,7 +11265,7 @@
           <w:szCs w:val="16"/>
           <w:lang w:val="es-CO"/>
         </w:rPr>
-        <w:t xml:space="preserve">INFORME VÁLIDO ÚNICAMENTE PARA LA(S) MUESTRA(S) ANALIZADA(S). LA REPRODUCCIÓN PARCIAL O TOTAL DEL PRESENTE INFORME DEBE HACERSE CON AUTORIZACIÓN EXPRESA DE SERAMBIENTE S.A.S. CUALQUIER TIPO DE OBSERVACIÓN REQUERIDA POR EL CLIENTE Y RELACIONADA CON LOS RESULTADOS EMITIDOS, SÓLO SERÁ ACEPTADA DENTRO DE LOS </w:t>
+        <w:t xml:space="preserve">INFORME VÁLIDO ÚNICAMENTE PARA LA(S) MUESTRA(S) ANALIZADA(S). LA REPRODUCCIÓN PARCIAL O TOTAL DEL PRESENTE INFORME DEBE HACERSE CON AUTORIZACIÓN EXPRESA DE ALS ENVIRONMENTAL S.A.S. CUALQUIER TIPO DE OBSERVACIÓN REQUERIDA POR EL CLIENTE Y RELACIONADA CON LOS RESULTADOS EMITIDOS, SÓLO SERÁ ACEPTADA DENTRO DE LOS </w:t>
       </w:r>
       <w:r>
         <w:rPr>
@@ -12824,7 +12824,7 @@
           <w:szCs w:val="20"/>
           <w:lang w:val="es-CO"/>
         </w:rPr>
-        <w:t xml:space="preserve">Fuente: SERAMBIENTE S.A.S., </w:t>
+        <w:t xml:space="preserve">Fuente: ALS ENVIRONMENTAL S.A.S., </w:t>
       </w:r>
       <w:commentRangeStart w:id="132"/>
       <w:r>
@@ -14509,7 +14509,7 @@
           <w:szCs w:val="20"/>
           <w:lang w:val="es-CO"/>
         </w:rPr>
-        <w:t xml:space="preserve">Fuente: SERAMBIENTE S.A.S., </w:t>
+        <w:t xml:space="preserve">Fuente: ALS ENVIRONMENTAL S.A.S., </w:t>
       </w:r>
       <w:commentRangeStart w:id="143"/>
       <w:r>
